--- a/Portfolio.docx
+++ b/Portfolio.docx
@@ -3446,20 +3446,24 @@
           <w:rFonts w:ascii="Segoe UI" w:hAnsi="Segoe UI" w:cs="Segoe UI"/>
           <w:lang w:val="en-GB"/>
         </w:rPr>
-        <w:t>* please exclude any hours you spent on parts reused from other courses</w:t>
-      </w:r>
-    </w:p>
-    <w:p>
-      <w:pPr>
+        <w:t xml:space="preserve">* </w:t>
+      </w:r>
+      <w:proofErr w:type="gramStart"/>
+      <w:r>
         <w:rPr>
           <w:rFonts w:ascii="Segoe UI" w:hAnsi="Segoe UI" w:cs="Segoe UI"/>
-          <w:b/>
-          <w:bCs/>
-          <w:sz w:val="40"/>
-          <w:szCs w:val="40"/>
           <w:lang w:val="en-GB"/>
         </w:rPr>
-      </w:pPr>
+        <w:t>please</w:t>
+      </w:r>
+      <w:proofErr w:type="gramEnd"/>
+      <w:r>
+        <w:rPr>
+          <w:rFonts w:ascii="Segoe UI" w:hAnsi="Segoe UI" w:cs="Segoe UI"/>
+          <w:lang w:val="en-GB"/>
+        </w:rPr>
+        <w:t xml:space="preserve"> exclude any hours you spent on parts reused from other courses</w:t>
+      </w:r>
     </w:p>
     <w:p>
       <w:pPr>
@@ -3678,7 +3682,7 @@
                 </w:rPr>
                 <w:id w:val="-1484999933"/>
                 <w14:checkbox>
-                  <w14:checked w14:val="1"/>
+                  <w14:checked w14:val="0"/>
                   <w14:checkedState w14:val="2612" w14:font="MS Gothic"/>
                   <w14:uncheckedState w14:val="2610" w14:font="MS Gothic"/>
                 </w14:checkbox>
@@ -3689,7 +3693,7 @@
                     <w:rFonts w:ascii="MS Gothic" w:eastAsia="MS Gothic" w:hAnsi="MS Gothic" w:cs="Segoe UI" w:hint="eastAsia"/>
                     <w:lang w:val="en-GB"/>
                   </w:rPr>
-                  <w:t>☒</w:t>
+                  <w:t>☐</w:t>
                 </w:r>
               </w:sdtContent>
             </w:sdt>
@@ -3976,238 +3980,41 @@
     <w:p>
       <w:pPr>
         <w:ind w:left="708" w:hanging="708"/>
-        <w:rPr>
-          <w:rFonts w:ascii="Segoe UI" w:hAnsi="Segoe UI" w:cs="Segoe UI"/>
+        <w:jc w:val="center"/>
+        <w:rPr>
+          <w:rFonts w:ascii="Times New Roman" w:hAnsi="Times New Roman" w:cs="Times New Roman"/>
+          <w:b/>
+          <w:bCs/>
+          <w:sz w:val="40"/>
+          <w:szCs w:val="40"/>
           <w:lang w:val="en-GB"/>
         </w:rPr>
       </w:pPr>
-    </w:p>
-    <w:p>
-      <w:pPr>
-        <w:rPr>
-          <w:rFonts w:ascii="Segoe UI" w:hAnsi="Segoe UI" w:cs="Segoe UI"/>
-          <w:lang w:val="en-US"/>
-        </w:rPr>
-      </w:pPr>
-    </w:p>
-    <w:p>
-      <w:pPr>
-        <w:rPr>
-          <w:rFonts w:ascii="Segoe UI" w:hAnsi="Segoe UI" w:cs="Segoe UI"/>
-          <w:sz w:val="32"/>
-          <w:szCs w:val="32"/>
-          <w:lang w:val="en-US"/>
-        </w:rPr>
-      </w:pPr>
-      <w:r>
-        <w:rPr>
-          <w:rFonts w:ascii="Segoe UI" w:hAnsi="Segoe UI" w:cs="Segoe UI"/>
-          <w:sz w:val="32"/>
-          <w:szCs w:val="32"/>
-          <w:lang w:val="en-US"/>
-        </w:rPr>
-        <w:t xml:space="preserve">Here </w:t>
-      </w:r>
-      <w:r>
-        <w:rPr>
-          <w:rFonts w:ascii="Segoe UI" w:hAnsi="Segoe UI" w:cs="Segoe UI"/>
-          <w:sz w:val="32"/>
-          <w:szCs w:val="32"/>
-          <w:lang w:val="en-US"/>
-        </w:rPr>
-        <w:t>follows</w:t>
-      </w:r>
-      <w:r>
-        <w:rPr>
-          <w:rFonts w:ascii="Segoe UI" w:hAnsi="Segoe UI" w:cs="Segoe UI"/>
-          <w:sz w:val="32"/>
-          <w:szCs w:val="32"/>
-          <w:lang w:val="en-US"/>
-        </w:rPr>
-        <w:t xml:space="preserve"> your portfolio</w:t>
-      </w:r>
-      <w:r>
-        <w:rPr>
-          <w:rFonts w:ascii="Segoe UI" w:hAnsi="Segoe UI" w:cs="Segoe UI"/>
-          <w:sz w:val="32"/>
-          <w:szCs w:val="32"/>
-          <w:lang w:val="en-US"/>
-        </w:rPr>
-        <w:t xml:space="preserve"> (report)</w:t>
-      </w:r>
-      <w:r>
-        <w:rPr>
-          <w:rFonts w:ascii="Segoe UI" w:hAnsi="Segoe UI" w:cs="Segoe UI"/>
-          <w:sz w:val="32"/>
-          <w:szCs w:val="32"/>
-          <w:lang w:val="en-US"/>
-        </w:rPr>
-        <w:t>, structured as you wish!</w:t>
-      </w:r>
-    </w:p>
-    <w:p>
-      <w:pPr>
-        <w:rPr>
-          <w:rFonts w:ascii="Segoe UI" w:hAnsi="Segoe UI" w:cs="Segoe UI"/>
-          <w:lang w:val="en-US"/>
-        </w:rPr>
-      </w:pPr>
-    </w:p>
-    <w:p>
-      <w:pPr>
-        <w:rPr>
-          <w:rFonts w:ascii="Segoe UI" w:hAnsi="Segoe UI" w:cs="Segoe UI"/>
-          <w:lang w:val="en-US"/>
-        </w:rPr>
-      </w:pPr>
-      <w:r>
-        <w:rPr>
-          <w:rFonts w:ascii="Segoe UI" w:hAnsi="Segoe UI" w:cs="Segoe UI"/>
-          <w:lang w:val="en-US"/>
-        </w:rPr>
-        <w:t>A possible structure (but by no means a suggestion, use whatever you like</w:t>
-      </w:r>
-      <w:r>
-        <w:rPr>
-          <w:rFonts w:ascii="Segoe UI" w:hAnsi="Segoe UI" w:cs="Segoe UI"/>
-          <w:lang w:val="en-US"/>
-        </w:rPr>
-        <w:t>)</w:t>
-      </w:r>
-      <w:r>
-        <w:rPr>
-          <w:rFonts w:ascii="Segoe UI" w:hAnsi="Segoe UI" w:cs="Segoe UI"/>
-          <w:lang w:val="en-US"/>
-        </w:rPr>
-        <w:t xml:space="preserve"> is:</w:t>
-      </w:r>
-      <w:r>
-        <w:rPr>
-          <w:rFonts w:ascii="Segoe UI" w:hAnsi="Segoe UI" w:cs="Segoe UI"/>
-          <w:lang w:val="en-US"/>
-        </w:rPr>
-        <w:br/>
-      </w:r>
-    </w:p>
-    <w:p>
-      <w:pPr>
-        <w:pStyle w:val="ListParagraph"/>
-        <w:numPr>
-          <w:ilvl w:val="0"/>
-          <w:numId w:val="2"/>
-        </w:numPr>
-        <w:rPr>
-          <w:rFonts w:ascii="Segoe UI" w:hAnsi="Segoe UI" w:cs="Segoe UI"/>
-          <w:lang w:val="en-US"/>
-        </w:rPr>
-      </w:pPr>
-      <w:r>
-        <w:rPr>
-          <w:rFonts w:ascii="Segoe UI" w:hAnsi="Segoe UI" w:cs="Segoe UI"/>
-          <w:lang w:val="en-US"/>
-        </w:rPr>
-        <w:t>Introduction</w:t>
-      </w:r>
-    </w:p>
-    <w:p>
-      <w:pPr>
-        <w:pStyle w:val="ListParagraph"/>
-        <w:numPr>
-          <w:ilvl w:val="0"/>
-          <w:numId w:val="2"/>
-        </w:numPr>
-        <w:rPr>
-          <w:rFonts w:ascii="Segoe UI" w:hAnsi="Segoe UI" w:cs="Segoe UI"/>
-          <w:lang w:val="en-US"/>
-        </w:rPr>
-      </w:pPr>
-      <w:r>
-        <w:rPr>
-          <w:rFonts w:ascii="Segoe UI" w:hAnsi="Segoe UI" w:cs="Segoe UI"/>
-          <w:lang w:val="en-US"/>
-        </w:rPr>
-        <w:t>Background</w:t>
-      </w:r>
-    </w:p>
-    <w:p>
-      <w:pPr>
-        <w:pStyle w:val="ListParagraph"/>
-        <w:numPr>
-          <w:ilvl w:val="0"/>
-          <w:numId w:val="2"/>
-        </w:numPr>
-        <w:rPr>
-          <w:rFonts w:ascii="Segoe UI" w:hAnsi="Segoe UI" w:cs="Segoe UI"/>
-          <w:lang w:val="en-US"/>
-        </w:rPr>
-      </w:pPr>
-      <w:r>
-        <w:rPr>
-          <w:rFonts w:ascii="Segoe UI" w:hAnsi="Segoe UI" w:cs="Segoe UI"/>
-          <w:lang w:val="en-US"/>
-        </w:rPr>
-        <w:t>Method</w:t>
-      </w:r>
-    </w:p>
-    <w:p>
-      <w:pPr>
-        <w:pStyle w:val="ListParagraph"/>
-        <w:numPr>
-          <w:ilvl w:val="0"/>
-          <w:numId w:val="2"/>
-        </w:numPr>
-        <w:rPr>
-          <w:rFonts w:ascii="Segoe UI" w:hAnsi="Segoe UI" w:cs="Segoe UI"/>
-          <w:lang w:val="en-US"/>
-        </w:rPr>
-      </w:pPr>
-      <w:r>
-        <w:rPr>
-          <w:rFonts w:ascii="Segoe UI" w:hAnsi="Segoe UI" w:cs="Segoe UI"/>
-          <w:lang w:val="en-US"/>
-        </w:rPr>
-        <w:t>Results</w:t>
-      </w:r>
-    </w:p>
-    <w:p>
-      <w:pPr>
-        <w:pStyle w:val="ListParagraph"/>
-        <w:numPr>
-          <w:ilvl w:val="0"/>
-          <w:numId w:val="2"/>
-        </w:numPr>
-        <w:rPr>
-          <w:rFonts w:ascii="Segoe UI" w:hAnsi="Segoe UI" w:cs="Segoe UI"/>
-          <w:lang w:val="en-US"/>
-        </w:rPr>
-      </w:pPr>
-      <w:r>
-        <w:rPr>
-          <w:rFonts w:ascii="Segoe UI" w:hAnsi="Segoe UI" w:cs="Segoe UI"/>
-          <w:lang w:val="en-US"/>
-        </w:rPr>
-        <w:t>Conclusion</w:t>
-      </w:r>
-    </w:p>
-    <w:p>
-      <w:pPr>
-        <w:rPr>
-          <w:rFonts w:ascii="Segoe UI" w:hAnsi="Segoe UI" w:cs="Segoe UI"/>
-          <w:lang w:val="en-US"/>
-        </w:rPr>
-      </w:pPr>
-    </w:p>
-    <w:p>
-      <w:pPr>
-        <w:jc w:val="both"/>
+      <w:r>
+        <w:rPr>
+          <w:rFonts w:ascii="Times New Roman" w:hAnsi="Times New Roman" w:cs="Times New Roman"/>
+          <w:b/>
+          <w:bCs/>
+          <w:sz w:val="40"/>
+          <w:szCs w:val="40"/>
+          <w:lang w:val="en-GB"/>
+        </w:rPr>
+        <w:lastRenderedPageBreak/>
+        <w:t>Portfolio Report</w:t>
+      </w:r>
+    </w:p>
+    <w:p>
+      <w:pPr>
+        <w:jc w:val="center"/>
         <w:rPr>
           <w:rFonts w:ascii="Segoe UI" w:hAnsi="Segoe UI" w:cs="Segoe UI"/>
           <w:b/>
           <w:bCs/>
-          <w:color w:val="FF0000"/>
+          <w:i/>
+          <w:iCs/>
           <w:sz w:val="28"/>
           <w:szCs w:val="28"/>
-          <w:lang w:val="en-GB"/>
+          <w:lang w:val="en-IN"/>
         </w:rPr>
       </w:pPr>
       <w:r>
@@ -4215,305 +4022,6261 @@
           <w:rFonts w:ascii="Segoe UI" w:hAnsi="Segoe UI" w:cs="Segoe UI"/>
           <w:b/>
           <w:bCs/>
-          <w:color w:val="FF0000"/>
+          <w:i/>
+          <w:iCs/>
           <w:sz w:val="28"/>
           <w:szCs w:val="28"/>
-          <w:lang w:val="en-GB"/>
-        </w:rPr>
-        <w:t>IN PARAGRAPHS WHERE YOU EXPLICITLY DISCUSS A PARTICULAR LEARNING OUTCOME</w:t>
-      </w:r>
-      <w:r>
-        <w:rPr>
-          <w:rFonts w:ascii="Segoe UI" w:hAnsi="Segoe UI" w:cs="Segoe UI"/>
+          <w:lang w:val="en-IN"/>
+        </w:rPr>
+        <w:t>Knowledge Graph for E-commerce Customer Behaviour and Financial Analysis</w:t>
+      </w:r>
+    </w:p>
+    <w:p>
+      <w:pPr>
+        <w:rPr>
+          <w:rFonts w:ascii="Times New Roman" w:hAnsi="Times New Roman" w:cs="Times New Roman"/>
           <w:b/>
           <w:bCs/>
-          <w:color w:val="FF0000"/>
-          <w:sz w:val="28"/>
-          <w:szCs w:val="28"/>
-          <w:lang w:val="en-GB"/>
-        </w:rPr>
-        <w:t xml:space="preserve"> (ESPECIALLY THOSE MENTIONED IN YOUR COVER PAGES)</w:t>
-      </w:r>
-      <w:r>
-        <w:rPr>
-          <w:rFonts w:ascii="Segoe UI" w:hAnsi="Segoe UI" w:cs="Segoe UI"/>
+          <w:lang w:val="en-IN"/>
+        </w:rPr>
+      </w:pPr>
+      <w:r>
+        <w:rPr>
+          <w:rFonts w:ascii="Times New Roman" w:hAnsi="Times New Roman" w:cs="Times New Roman"/>
           <w:b/>
           <w:bCs/>
-          <w:color w:val="FF0000"/>
-          <w:sz w:val="28"/>
-          <w:szCs w:val="28"/>
-          <w:lang w:val="en-GB"/>
-        </w:rPr>
-        <w:t xml:space="preserve">, </w:t>
-      </w:r>
-      <w:r>
-        <w:rPr>
-          <w:rFonts w:ascii="Segoe UI" w:hAnsi="Segoe UI" w:cs="Segoe UI"/>
+          <w:lang w:val="en-IN"/>
+        </w:rPr>
+        <w:t>1. Introduction</w:t>
+      </w:r>
+    </w:p>
+    <w:p>
+      <w:pPr>
+        <w:rPr>
+          <w:rFonts w:ascii="Times New Roman" w:hAnsi="Times New Roman" w:cs="Times New Roman"/>
+          <w:lang w:val="en-IN"/>
+        </w:rPr>
+      </w:pPr>
+      <w:r>
+        <w:rPr>
+          <w:rFonts w:ascii="Times New Roman" w:hAnsi="Times New Roman" w:cs="Times New Roman"/>
+          <w:lang w:val="en-IN"/>
+        </w:rPr>
+        <w:t xml:space="preserve">This project develops a Knowledge Graph (KG) for analysing customer behaviour and financial activity in an e-commerce environment using the Brazilian </w:t>
+      </w:r>
+      <w:proofErr w:type="spellStart"/>
+      <w:r>
+        <w:rPr>
+          <w:rFonts w:ascii="Times New Roman" w:hAnsi="Times New Roman" w:cs="Times New Roman"/>
+          <w:lang w:val="en-IN"/>
+        </w:rPr>
+        <w:t>Olist</w:t>
+      </w:r>
+      <w:proofErr w:type="spellEnd"/>
+      <w:r>
+        <w:rPr>
+          <w:rFonts w:ascii="Times New Roman" w:hAnsi="Times New Roman" w:cs="Times New Roman"/>
+          <w:lang w:val="en-IN"/>
+        </w:rPr>
+        <w:t xml:space="preserve"> e-commerce dataset. The main goal is to integrate customers, orders, products, categories, sellers, payments, reviews and geographical information into one connected graph that supports analytical queries, logical reasoning and graph-based machine learning.</w:t>
+      </w:r>
+    </w:p>
+    <w:p>
+      <w:pPr>
+        <w:rPr>
+          <w:rFonts w:ascii="Times New Roman" w:hAnsi="Times New Roman" w:cs="Times New Roman"/>
+          <w:lang w:val="en-IN"/>
+        </w:rPr>
+      </w:pPr>
+      <w:r>
+        <w:rPr>
+          <w:rFonts w:ascii="Times New Roman" w:hAnsi="Times New Roman" w:cs="Times New Roman"/>
+          <w:lang w:val="en-IN"/>
+        </w:rPr>
+        <w:t>The project focuses primarily on creating and applying a Knowledge Graph (LO7) and demonstrating a real-world KG application (LO9). Additional work covers Knowledge Graph embeddings (LO1), logical reasoning (LO2), KG data-model comparison (LO4), KG architecture (LO5), reasoning methods (LO6), KG enrichment (LO8), financial KG applications (LO10), KG-based services (LO11), and the relationship between KGs and machine learning (LO12). Graph Neural Networks (LO3) were outside the project scope.</w:t>
+      </w:r>
+    </w:p>
+    <w:p>
+      <w:pPr>
+        <w:rPr>
+          <w:rFonts w:ascii="Times New Roman" w:hAnsi="Times New Roman" w:cs="Times New Roman"/>
+          <w:lang w:val="en-IN"/>
+        </w:rPr>
+      </w:pPr>
+      <w:r>
+        <w:rPr>
+          <w:rFonts w:ascii="Times New Roman" w:hAnsi="Times New Roman" w:cs="Times New Roman"/>
+          <w:lang w:val="en-IN"/>
+        </w:rPr>
+        <w:t>The final pipeline completed successfully and produced a KG containing 442,401 nodes and 1,085,835 relationships, including 362,830 inferred relationships.</w:t>
+      </w:r>
+    </w:p>
+    <w:p>
+      <w:pPr>
+        <w:rPr>
+          <w:rFonts w:ascii="Times New Roman" w:hAnsi="Times New Roman" w:cs="Times New Roman"/>
           <w:b/>
           <w:bCs/>
-          <w:color w:val="FF0000"/>
-          <w:sz w:val="28"/>
-          <w:szCs w:val="28"/>
-          <w:lang w:val="en-GB"/>
-        </w:rPr>
-        <w:t xml:space="preserve">PLEASE </w:t>
-      </w:r>
-      <w:r>
-        <w:rPr>
-          <w:rFonts w:ascii="Segoe UI" w:hAnsi="Segoe UI" w:cs="Segoe UI"/>
+          <w:lang w:val="en-IN"/>
+        </w:rPr>
+      </w:pPr>
+      <w:r>
+        <w:rPr>
+          <w:rFonts w:ascii="Times New Roman" w:hAnsi="Times New Roman" w:cs="Times New Roman"/>
           <w:b/>
           <w:bCs/>
-          <w:color w:val="FF0000"/>
-          <w:sz w:val="28"/>
-          <w:szCs w:val="28"/>
-          <w:lang w:val="en-GB"/>
-        </w:rPr>
-        <w:t>USE REFERENCES IN THE FORM OF (LO1) TO INDICATE THAT.</w:t>
-      </w:r>
-    </w:p>
-    <w:p>
-      <w:pPr>
-        <w:rPr>
-          <w:rFonts w:ascii="Segoe UI" w:hAnsi="Segoe UI" w:cs="Segoe UI"/>
+          <w:lang w:val="en-IN"/>
+        </w:rPr>
+        <w:t>2. Background and Dataset</w:t>
+      </w:r>
+    </w:p>
+    <w:p>
+      <w:pPr>
+        <w:rPr>
+          <w:rFonts w:ascii="Times New Roman" w:hAnsi="Times New Roman" w:cs="Times New Roman"/>
+          <w:lang w:val="en-IN"/>
+        </w:rPr>
+      </w:pPr>
+      <w:r>
+        <w:rPr>
+          <w:rFonts w:ascii="Times New Roman" w:hAnsi="Times New Roman" w:cs="Times New Roman"/>
+          <w:lang w:val="en-IN"/>
+        </w:rPr>
+        <w:t>E-commerce data contains many interconnected entities. A customer places an order, an order contains products, products belong to categories and are offered by sellers, while orders are connected to payments and reviews. These relationships are difficult to explore through isolated tables, especially when several relationships have to be followed simultaneously.</w:t>
+      </w:r>
+    </w:p>
+    <w:p>
+      <w:pPr>
+        <w:rPr>
+          <w:rFonts w:ascii="Times New Roman" w:hAnsi="Times New Roman" w:cs="Times New Roman"/>
+          <w:lang w:val="en-IN"/>
+        </w:rPr>
+      </w:pPr>
+      <w:r>
+        <w:rPr>
+          <w:rFonts w:ascii="Times New Roman" w:hAnsi="Times New Roman" w:cs="Times New Roman"/>
+          <w:lang w:val="en-IN"/>
+        </w:rPr>
+        <w:t xml:space="preserve">A Knowledge Graph provides a natural representation for this type of problem because entities and their relationships can be explicitly represented and traversed. The project therefore uses a property-graph-style representation with </w:t>
+      </w:r>
+      <w:proofErr w:type="spellStart"/>
+      <w:r>
+        <w:rPr>
+          <w:rFonts w:ascii="Times New Roman" w:hAnsi="Times New Roman" w:cs="Times New Roman"/>
+          <w:lang w:val="en-IN"/>
+        </w:rPr>
+        <w:t>NetworkX</w:t>
+      </w:r>
+      <w:proofErr w:type="spellEnd"/>
+      <w:r>
+        <w:rPr>
+          <w:rFonts w:ascii="Times New Roman" w:hAnsi="Times New Roman" w:cs="Times New Roman"/>
+          <w:lang w:val="en-IN"/>
+        </w:rPr>
+        <w:t>.</w:t>
+      </w:r>
+      <w:r>
+        <w:rPr>
+          <w:rFonts w:ascii="Times New Roman" w:hAnsi="Times New Roman" w:cs="Times New Roman"/>
+          <w:lang w:val="en-IN"/>
+        </w:rPr>
+        <w:t xml:space="preserve"> </w:t>
+      </w:r>
+      <w:r>
+        <w:rPr>
+          <w:rFonts w:ascii="Times New Roman" w:hAnsi="Times New Roman" w:cs="Times New Roman"/>
+          <w:lang w:val="en-IN"/>
+        </w:rPr>
+        <w:t xml:space="preserve">The </w:t>
+      </w:r>
+      <w:proofErr w:type="spellStart"/>
+      <w:r>
+        <w:rPr>
+          <w:rFonts w:ascii="Times New Roman" w:hAnsi="Times New Roman" w:cs="Times New Roman"/>
+          <w:lang w:val="en-IN"/>
+        </w:rPr>
+        <w:t>Olist</w:t>
+      </w:r>
+      <w:proofErr w:type="spellEnd"/>
+      <w:r>
+        <w:rPr>
+          <w:rFonts w:ascii="Times New Roman" w:hAnsi="Times New Roman" w:cs="Times New Roman"/>
+          <w:lang w:val="en-IN"/>
+        </w:rPr>
+        <w:t xml:space="preserve"> dataset consists of several related CSV files. After validation and cleaning, the main datasets contained:</w:t>
+      </w:r>
+    </w:p>
+    <w:tbl>
+      <w:tblPr>
+        <w:tblW w:w="7920" w:type="dxa"/>
+        <w:tblCellSpacing w:w="15" w:type="dxa"/>
+        <w:tblCellMar>
+          <w:top w:w="15" w:type="dxa"/>
+          <w:left w:w="15" w:type="dxa"/>
+          <w:bottom w:w="15" w:type="dxa"/>
+          <w:right w:w="15" w:type="dxa"/>
+        </w:tblCellMar>
+        <w:tblLook w:val="04A0" w:firstRow="1" w:lastRow="0" w:firstColumn="1" w:lastColumn="0" w:noHBand="0" w:noVBand="1"/>
+      </w:tblPr>
+      <w:tblGrid>
+        <w:gridCol w:w="4598"/>
+        <w:gridCol w:w="3322"/>
+      </w:tblGrid>
+      <w:tr>
+        <w:trPr>
+          <w:trHeight w:val="269"/>
+          <w:tblHeader/>
+          <w:tblCellSpacing w:w="15" w:type="dxa"/>
+        </w:trPr>
+        <w:tc>
+          <w:tcPr>
+            <w:tcW w:w="0" w:type="auto"/>
+            <w:tcBorders>
+              <w:top w:val="single" w:sz="4" w:space="0" w:color="auto"/>
+              <w:left w:val="single" w:sz="4" w:space="0" w:color="auto"/>
+              <w:right w:val="single" w:sz="4" w:space="0" w:color="auto"/>
+            </w:tcBorders>
+            <w:vAlign w:val="center"/>
+            <w:hideMark/>
+          </w:tcPr>
+          <w:p>
+            <w:pPr>
+              <w:jc w:val="center"/>
+              <w:rPr>
+                <w:rFonts w:ascii="Times New Roman" w:hAnsi="Times New Roman" w:cs="Times New Roman"/>
+                <w:b/>
+                <w:bCs/>
+                <w:sz w:val="20"/>
+                <w:szCs w:val="20"/>
+                <w:lang w:val="en-IN"/>
+              </w:rPr>
+            </w:pPr>
+            <w:r>
+              <w:rPr>
+                <w:rFonts w:ascii="Times New Roman" w:hAnsi="Times New Roman" w:cs="Times New Roman"/>
+                <w:b/>
+                <w:bCs/>
+                <w:sz w:val="20"/>
+                <w:szCs w:val="20"/>
+                <w:lang w:val="en-IN"/>
+              </w:rPr>
+              <w:t>Dataset</w:t>
+            </w:r>
+          </w:p>
+        </w:tc>
+        <w:tc>
+          <w:tcPr>
+            <w:tcW w:w="0" w:type="auto"/>
+            <w:tcBorders>
+              <w:top w:val="single" w:sz="4" w:space="0" w:color="auto"/>
+              <w:right w:val="single" w:sz="4" w:space="0" w:color="auto"/>
+            </w:tcBorders>
+            <w:vAlign w:val="center"/>
+            <w:hideMark/>
+          </w:tcPr>
+          <w:p>
+            <w:pPr>
+              <w:jc w:val="center"/>
+              <w:rPr>
+                <w:rFonts w:ascii="Times New Roman" w:hAnsi="Times New Roman" w:cs="Times New Roman"/>
+                <w:b/>
+                <w:bCs/>
+                <w:sz w:val="20"/>
+                <w:szCs w:val="20"/>
+                <w:lang w:val="en-IN"/>
+              </w:rPr>
+            </w:pPr>
+            <w:r>
+              <w:rPr>
+                <w:rFonts w:ascii="Times New Roman" w:hAnsi="Times New Roman" w:cs="Times New Roman"/>
+                <w:b/>
+                <w:bCs/>
+                <w:sz w:val="20"/>
+                <w:szCs w:val="20"/>
+                <w:lang w:val="en-IN"/>
+              </w:rPr>
+              <w:t>Records</w:t>
+            </w:r>
+          </w:p>
+        </w:tc>
+      </w:tr>
+      <w:tr>
+        <w:trPr>
+          <w:trHeight w:val="269"/>
+          <w:tblCellSpacing w:w="15" w:type="dxa"/>
+        </w:trPr>
+        <w:tc>
+          <w:tcPr>
+            <w:tcW w:w="0" w:type="auto"/>
+            <w:tcBorders>
+              <w:top w:val="single" w:sz="4" w:space="0" w:color="auto"/>
+              <w:left w:val="single" w:sz="4" w:space="0" w:color="auto"/>
+              <w:right w:val="single" w:sz="4" w:space="0" w:color="auto"/>
+            </w:tcBorders>
+            <w:vAlign w:val="center"/>
+            <w:hideMark/>
+          </w:tcPr>
+          <w:p>
+            <w:pPr>
+              <w:jc w:val="center"/>
+              <w:rPr>
+                <w:rFonts w:ascii="Times New Roman" w:hAnsi="Times New Roman" w:cs="Times New Roman"/>
+                <w:sz w:val="20"/>
+                <w:szCs w:val="20"/>
+                <w:lang w:val="en-IN"/>
+              </w:rPr>
+            </w:pPr>
+            <w:r>
+              <w:rPr>
+                <w:rFonts w:ascii="Times New Roman" w:hAnsi="Times New Roman" w:cs="Times New Roman"/>
+                <w:sz w:val="20"/>
+                <w:szCs w:val="20"/>
+                <w:lang w:val="en-IN"/>
+              </w:rPr>
+              <w:t>Customers</w:t>
+            </w:r>
+          </w:p>
+        </w:tc>
+        <w:tc>
+          <w:tcPr>
+            <w:tcW w:w="0" w:type="auto"/>
+            <w:tcBorders>
+              <w:top w:val="single" w:sz="4" w:space="0" w:color="auto"/>
+              <w:right w:val="single" w:sz="4" w:space="0" w:color="auto"/>
+            </w:tcBorders>
+            <w:vAlign w:val="center"/>
+            <w:hideMark/>
+          </w:tcPr>
+          <w:p>
+            <w:pPr>
+              <w:jc w:val="center"/>
+              <w:rPr>
+                <w:rFonts w:ascii="Times New Roman" w:hAnsi="Times New Roman" w:cs="Times New Roman"/>
+                <w:sz w:val="20"/>
+                <w:szCs w:val="20"/>
+                <w:lang w:val="en-IN"/>
+              </w:rPr>
+            </w:pPr>
+            <w:r>
+              <w:rPr>
+                <w:rFonts w:ascii="Times New Roman" w:hAnsi="Times New Roman" w:cs="Times New Roman"/>
+                <w:sz w:val="20"/>
+                <w:szCs w:val="20"/>
+                <w:lang w:val="en-IN"/>
+              </w:rPr>
+              <w:t>99,441</w:t>
+            </w:r>
+          </w:p>
+        </w:tc>
+      </w:tr>
+      <w:tr>
+        <w:trPr>
+          <w:trHeight w:val="277"/>
+          <w:tblCellSpacing w:w="15" w:type="dxa"/>
+        </w:trPr>
+        <w:tc>
+          <w:tcPr>
+            <w:tcW w:w="0" w:type="auto"/>
+            <w:tcBorders>
+              <w:top w:val="single" w:sz="4" w:space="0" w:color="auto"/>
+              <w:left w:val="single" w:sz="4" w:space="0" w:color="auto"/>
+              <w:right w:val="single" w:sz="4" w:space="0" w:color="auto"/>
+            </w:tcBorders>
+            <w:vAlign w:val="center"/>
+            <w:hideMark/>
+          </w:tcPr>
+          <w:p>
+            <w:pPr>
+              <w:jc w:val="center"/>
+              <w:rPr>
+                <w:rFonts w:ascii="Times New Roman" w:hAnsi="Times New Roman" w:cs="Times New Roman"/>
+                <w:sz w:val="20"/>
+                <w:szCs w:val="20"/>
+                <w:lang w:val="en-IN"/>
+              </w:rPr>
+            </w:pPr>
+            <w:r>
+              <w:rPr>
+                <w:rFonts w:ascii="Times New Roman" w:hAnsi="Times New Roman" w:cs="Times New Roman"/>
+                <w:sz w:val="20"/>
+                <w:szCs w:val="20"/>
+                <w:lang w:val="en-IN"/>
+              </w:rPr>
+              <w:t>Orders</w:t>
+            </w:r>
+          </w:p>
+        </w:tc>
+        <w:tc>
+          <w:tcPr>
+            <w:tcW w:w="0" w:type="auto"/>
+            <w:tcBorders>
+              <w:top w:val="single" w:sz="4" w:space="0" w:color="auto"/>
+              <w:right w:val="single" w:sz="4" w:space="0" w:color="auto"/>
+            </w:tcBorders>
+            <w:vAlign w:val="center"/>
+            <w:hideMark/>
+          </w:tcPr>
+          <w:p>
+            <w:pPr>
+              <w:jc w:val="center"/>
+              <w:rPr>
+                <w:rFonts w:ascii="Times New Roman" w:hAnsi="Times New Roman" w:cs="Times New Roman"/>
+                <w:sz w:val="20"/>
+                <w:szCs w:val="20"/>
+                <w:lang w:val="en-IN"/>
+              </w:rPr>
+            </w:pPr>
+            <w:r>
+              <w:rPr>
+                <w:rFonts w:ascii="Times New Roman" w:hAnsi="Times New Roman" w:cs="Times New Roman"/>
+                <w:sz w:val="20"/>
+                <w:szCs w:val="20"/>
+                <w:lang w:val="en-IN"/>
+              </w:rPr>
+              <w:t>99,441</w:t>
+            </w:r>
+          </w:p>
+        </w:tc>
+      </w:tr>
+      <w:tr>
+        <w:trPr>
+          <w:trHeight w:val="269"/>
+          <w:tblCellSpacing w:w="15" w:type="dxa"/>
+        </w:trPr>
+        <w:tc>
+          <w:tcPr>
+            <w:tcW w:w="0" w:type="auto"/>
+            <w:tcBorders>
+              <w:top w:val="single" w:sz="4" w:space="0" w:color="auto"/>
+              <w:left w:val="single" w:sz="4" w:space="0" w:color="auto"/>
+              <w:bottom w:val="single" w:sz="4" w:space="0" w:color="auto"/>
+              <w:right w:val="single" w:sz="4" w:space="0" w:color="auto"/>
+            </w:tcBorders>
+            <w:vAlign w:val="center"/>
+            <w:hideMark/>
+          </w:tcPr>
+          <w:p>
+            <w:pPr>
+              <w:jc w:val="center"/>
+              <w:rPr>
+                <w:rFonts w:ascii="Times New Roman" w:hAnsi="Times New Roman" w:cs="Times New Roman"/>
+                <w:sz w:val="20"/>
+                <w:szCs w:val="20"/>
+                <w:lang w:val="en-IN"/>
+              </w:rPr>
+            </w:pPr>
+            <w:r>
+              <w:rPr>
+                <w:rFonts w:ascii="Times New Roman" w:hAnsi="Times New Roman" w:cs="Times New Roman"/>
+                <w:sz w:val="20"/>
+                <w:szCs w:val="20"/>
+                <w:lang w:val="en-IN"/>
+              </w:rPr>
+              <w:t>Order items</w:t>
+            </w:r>
+          </w:p>
+        </w:tc>
+        <w:tc>
+          <w:tcPr>
+            <w:tcW w:w="0" w:type="auto"/>
+            <w:tcBorders>
+              <w:top w:val="single" w:sz="4" w:space="0" w:color="auto"/>
+              <w:bottom w:val="single" w:sz="4" w:space="0" w:color="auto"/>
+              <w:right w:val="single" w:sz="4" w:space="0" w:color="auto"/>
+            </w:tcBorders>
+            <w:vAlign w:val="center"/>
+            <w:hideMark/>
+          </w:tcPr>
+          <w:p>
+            <w:pPr>
+              <w:jc w:val="center"/>
+              <w:rPr>
+                <w:rFonts w:ascii="Times New Roman" w:hAnsi="Times New Roman" w:cs="Times New Roman"/>
+                <w:sz w:val="20"/>
+                <w:szCs w:val="20"/>
+                <w:lang w:val="en-IN"/>
+              </w:rPr>
+            </w:pPr>
+            <w:r>
+              <w:rPr>
+                <w:rFonts w:ascii="Times New Roman" w:hAnsi="Times New Roman" w:cs="Times New Roman"/>
+                <w:sz w:val="20"/>
+                <w:szCs w:val="20"/>
+                <w:lang w:val="en-IN"/>
+              </w:rPr>
+              <w:t>112,650</w:t>
+            </w:r>
+          </w:p>
+        </w:tc>
+      </w:tr>
+      <w:tr>
+        <w:trPr>
+          <w:trHeight w:val="269"/>
+          <w:tblCellSpacing w:w="15" w:type="dxa"/>
+        </w:trPr>
+        <w:tc>
+          <w:tcPr>
+            <w:tcW w:w="0" w:type="auto"/>
+            <w:tcBorders>
+              <w:left w:val="single" w:sz="4" w:space="0" w:color="auto"/>
+              <w:bottom w:val="single" w:sz="4" w:space="0" w:color="auto"/>
+              <w:right w:val="single" w:sz="4" w:space="0" w:color="auto"/>
+            </w:tcBorders>
+            <w:vAlign w:val="center"/>
+            <w:hideMark/>
+          </w:tcPr>
+          <w:p>
+            <w:pPr>
+              <w:jc w:val="center"/>
+              <w:rPr>
+                <w:rFonts w:ascii="Times New Roman" w:hAnsi="Times New Roman" w:cs="Times New Roman"/>
+                <w:sz w:val="20"/>
+                <w:szCs w:val="20"/>
+                <w:lang w:val="en-IN"/>
+              </w:rPr>
+            </w:pPr>
+            <w:r>
+              <w:rPr>
+                <w:rFonts w:ascii="Times New Roman" w:hAnsi="Times New Roman" w:cs="Times New Roman"/>
+                <w:sz w:val="20"/>
+                <w:szCs w:val="20"/>
+                <w:lang w:val="en-IN"/>
+              </w:rPr>
+              <w:t>Products</w:t>
+            </w:r>
+          </w:p>
+        </w:tc>
+        <w:tc>
+          <w:tcPr>
+            <w:tcW w:w="0" w:type="auto"/>
+            <w:tcBorders>
+              <w:bottom w:val="single" w:sz="4" w:space="0" w:color="auto"/>
+              <w:right w:val="single" w:sz="4" w:space="0" w:color="auto"/>
+            </w:tcBorders>
+            <w:vAlign w:val="center"/>
+            <w:hideMark/>
+          </w:tcPr>
+          <w:p>
+            <w:pPr>
+              <w:jc w:val="center"/>
+              <w:rPr>
+                <w:rFonts w:ascii="Times New Roman" w:hAnsi="Times New Roman" w:cs="Times New Roman"/>
+                <w:sz w:val="20"/>
+                <w:szCs w:val="20"/>
+                <w:lang w:val="en-IN"/>
+              </w:rPr>
+            </w:pPr>
+            <w:r>
+              <w:rPr>
+                <w:rFonts w:ascii="Times New Roman" w:hAnsi="Times New Roman" w:cs="Times New Roman"/>
+                <w:sz w:val="20"/>
+                <w:szCs w:val="20"/>
+                <w:lang w:val="en-IN"/>
+              </w:rPr>
+              <w:t>32,951</w:t>
+            </w:r>
+          </w:p>
+        </w:tc>
+      </w:tr>
+      <w:tr>
+        <w:trPr>
+          <w:trHeight w:val="269"/>
+          <w:tblCellSpacing w:w="15" w:type="dxa"/>
+        </w:trPr>
+        <w:tc>
+          <w:tcPr>
+            <w:tcW w:w="0" w:type="auto"/>
+            <w:tcBorders>
+              <w:left w:val="single" w:sz="4" w:space="0" w:color="auto"/>
+              <w:right w:val="single" w:sz="4" w:space="0" w:color="auto"/>
+            </w:tcBorders>
+            <w:vAlign w:val="center"/>
+            <w:hideMark/>
+          </w:tcPr>
+          <w:p>
+            <w:pPr>
+              <w:jc w:val="center"/>
+              <w:rPr>
+                <w:rFonts w:ascii="Times New Roman" w:hAnsi="Times New Roman" w:cs="Times New Roman"/>
+                <w:sz w:val="20"/>
+                <w:szCs w:val="20"/>
+                <w:lang w:val="en-IN"/>
+              </w:rPr>
+            </w:pPr>
+            <w:r>
+              <w:rPr>
+                <w:rFonts w:ascii="Times New Roman" w:hAnsi="Times New Roman" w:cs="Times New Roman"/>
+                <w:sz w:val="20"/>
+                <w:szCs w:val="20"/>
+                <w:lang w:val="en-IN"/>
+              </w:rPr>
+              <w:t>Payments</w:t>
+            </w:r>
+          </w:p>
+        </w:tc>
+        <w:tc>
+          <w:tcPr>
+            <w:tcW w:w="0" w:type="auto"/>
+            <w:tcBorders>
+              <w:right w:val="single" w:sz="4" w:space="0" w:color="auto"/>
+            </w:tcBorders>
+            <w:vAlign w:val="center"/>
+            <w:hideMark/>
+          </w:tcPr>
+          <w:p>
+            <w:pPr>
+              <w:jc w:val="center"/>
+              <w:rPr>
+                <w:rFonts w:ascii="Times New Roman" w:hAnsi="Times New Roman" w:cs="Times New Roman"/>
+                <w:sz w:val="20"/>
+                <w:szCs w:val="20"/>
+                <w:lang w:val="en-IN"/>
+              </w:rPr>
+            </w:pPr>
+            <w:r>
+              <w:rPr>
+                <w:rFonts w:ascii="Times New Roman" w:hAnsi="Times New Roman" w:cs="Times New Roman"/>
+                <w:sz w:val="20"/>
+                <w:szCs w:val="20"/>
+                <w:lang w:val="en-IN"/>
+              </w:rPr>
+              <w:t>103,886</w:t>
+            </w:r>
+          </w:p>
+        </w:tc>
+      </w:tr>
+      <w:tr>
+        <w:trPr>
+          <w:trHeight w:val="269"/>
+          <w:tblCellSpacing w:w="15" w:type="dxa"/>
+        </w:trPr>
+        <w:tc>
+          <w:tcPr>
+            <w:tcW w:w="0" w:type="auto"/>
+            <w:tcBorders>
+              <w:top w:val="single" w:sz="4" w:space="0" w:color="auto"/>
+              <w:left w:val="single" w:sz="4" w:space="0" w:color="auto"/>
+              <w:right w:val="single" w:sz="4" w:space="0" w:color="auto"/>
+            </w:tcBorders>
+            <w:vAlign w:val="center"/>
+            <w:hideMark/>
+          </w:tcPr>
+          <w:p>
+            <w:pPr>
+              <w:jc w:val="center"/>
+              <w:rPr>
+                <w:rFonts w:ascii="Times New Roman" w:hAnsi="Times New Roman" w:cs="Times New Roman"/>
+                <w:sz w:val="20"/>
+                <w:szCs w:val="20"/>
+                <w:lang w:val="en-IN"/>
+              </w:rPr>
+            </w:pPr>
+            <w:r>
+              <w:rPr>
+                <w:rFonts w:ascii="Times New Roman" w:hAnsi="Times New Roman" w:cs="Times New Roman"/>
+                <w:sz w:val="20"/>
+                <w:szCs w:val="20"/>
+                <w:lang w:val="en-IN"/>
+              </w:rPr>
+              <w:t>Sellers</w:t>
+            </w:r>
+          </w:p>
+        </w:tc>
+        <w:tc>
+          <w:tcPr>
+            <w:tcW w:w="0" w:type="auto"/>
+            <w:tcBorders>
+              <w:top w:val="single" w:sz="4" w:space="0" w:color="auto"/>
+              <w:right w:val="single" w:sz="4" w:space="0" w:color="auto"/>
+            </w:tcBorders>
+            <w:vAlign w:val="center"/>
+            <w:hideMark/>
+          </w:tcPr>
+          <w:p>
+            <w:pPr>
+              <w:jc w:val="center"/>
+              <w:rPr>
+                <w:rFonts w:ascii="Times New Roman" w:hAnsi="Times New Roman" w:cs="Times New Roman"/>
+                <w:sz w:val="20"/>
+                <w:szCs w:val="20"/>
+                <w:lang w:val="en-IN"/>
+              </w:rPr>
+            </w:pPr>
+            <w:r>
+              <w:rPr>
+                <w:rFonts w:ascii="Times New Roman" w:hAnsi="Times New Roman" w:cs="Times New Roman"/>
+                <w:sz w:val="20"/>
+                <w:szCs w:val="20"/>
+                <w:lang w:val="en-IN"/>
+              </w:rPr>
+              <w:t>3,095</w:t>
+            </w:r>
+          </w:p>
+        </w:tc>
+      </w:tr>
+      <w:tr>
+        <w:trPr>
+          <w:trHeight w:val="269"/>
+          <w:tblCellSpacing w:w="15" w:type="dxa"/>
+        </w:trPr>
+        <w:tc>
+          <w:tcPr>
+            <w:tcW w:w="0" w:type="auto"/>
+            <w:tcBorders>
+              <w:top w:val="single" w:sz="4" w:space="0" w:color="auto"/>
+              <w:left w:val="single" w:sz="4" w:space="0" w:color="auto"/>
+              <w:right w:val="single" w:sz="4" w:space="0" w:color="auto"/>
+            </w:tcBorders>
+            <w:vAlign w:val="center"/>
+            <w:hideMark/>
+          </w:tcPr>
+          <w:p>
+            <w:pPr>
+              <w:jc w:val="center"/>
+              <w:rPr>
+                <w:rFonts w:ascii="Times New Roman" w:hAnsi="Times New Roman" w:cs="Times New Roman"/>
+                <w:sz w:val="20"/>
+                <w:szCs w:val="20"/>
+                <w:lang w:val="en-IN"/>
+              </w:rPr>
+            </w:pPr>
+            <w:r>
+              <w:rPr>
+                <w:rFonts w:ascii="Times New Roman" w:hAnsi="Times New Roman" w:cs="Times New Roman"/>
+                <w:sz w:val="20"/>
+                <w:szCs w:val="20"/>
+                <w:lang w:val="en-IN"/>
+              </w:rPr>
+              <w:t>Reviews</w:t>
+            </w:r>
+          </w:p>
+        </w:tc>
+        <w:tc>
+          <w:tcPr>
+            <w:tcW w:w="0" w:type="auto"/>
+            <w:tcBorders>
+              <w:top w:val="single" w:sz="4" w:space="0" w:color="auto"/>
+              <w:right w:val="single" w:sz="4" w:space="0" w:color="auto"/>
+            </w:tcBorders>
+            <w:vAlign w:val="center"/>
+            <w:hideMark/>
+          </w:tcPr>
+          <w:p>
+            <w:pPr>
+              <w:jc w:val="center"/>
+              <w:rPr>
+                <w:rFonts w:ascii="Times New Roman" w:hAnsi="Times New Roman" w:cs="Times New Roman"/>
+                <w:sz w:val="20"/>
+                <w:szCs w:val="20"/>
+                <w:lang w:val="en-IN"/>
+              </w:rPr>
+            </w:pPr>
+            <w:r>
+              <w:rPr>
+                <w:rFonts w:ascii="Times New Roman" w:hAnsi="Times New Roman" w:cs="Times New Roman"/>
+                <w:sz w:val="20"/>
+                <w:szCs w:val="20"/>
+                <w:lang w:val="en-IN"/>
+              </w:rPr>
+              <w:t>99,224</w:t>
+            </w:r>
+          </w:p>
+        </w:tc>
+      </w:tr>
+      <w:tr>
+        <w:trPr>
+          <w:trHeight w:val="269"/>
+          <w:tblCellSpacing w:w="15" w:type="dxa"/>
+        </w:trPr>
+        <w:tc>
+          <w:tcPr>
+            <w:tcW w:w="0" w:type="auto"/>
+            <w:tcBorders>
+              <w:top w:val="single" w:sz="4" w:space="0" w:color="auto"/>
+              <w:left w:val="single" w:sz="4" w:space="0" w:color="auto"/>
+              <w:bottom w:val="single" w:sz="4" w:space="0" w:color="auto"/>
+              <w:right w:val="single" w:sz="4" w:space="0" w:color="auto"/>
+            </w:tcBorders>
+            <w:vAlign w:val="center"/>
+            <w:hideMark/>
+          </w:tcPr>
+          <w:p>
+            <w:pPr>
+              <w:jc w:val="center"/>
+              <w:rPr>
+                <w:rFonts w:ascii="Times New Roman" w:hAnsi="Times New Roman" w:cs="Times New Roman"/>
+                <w:sz w:val="20"/>
+                <w:szCs w:val="20"/>
+                <w:lang w:val="en-IN"/>
+              </w:rPr>
+            </w:pPr>
+            <w:r>
+              <w:rPr>
+                <w:rFonts w:ascii="Times New Roman" w:hAnsi="Times New Roman" w:cs="Times New Roman"/>
+                <w:sz w:val="20"/>
+                <w:szCs w:val="20"/>
+                <w:lang w:val="en-IN"/>
+              </w:rPr>
+              <w:t>Geolocation</w:t>
+            </w:r>
+          </w:p>
+        </w:tc>
+        <w:tc>
+          <w:tcPr>
+            <w:tcW w:w="0" w:type="auto"/>
+            <w:tcBorders>
+              <w:top w:val="single" w:sz="4" w:space="0" w:color="auto"/>
+              <w:bottom w:val="single" w:sz="4" w:space="0" w:color="auto"/>
+              <w:right w:val="single" w:sz="4" w:space="0" w:color="auto"/>
+            </w:tcBorders>
+            <w:vAlign w:val="center"/>
+            <w:hideMark/>
+          </w:tcPr>
+          <w:p>
+            <w:pPr>
+              <w:jc w:val="center"/>
+              <w:rPr>
+                <w:rFonts w:ascii="Times New Roman" w:hAnsi="Times New Roman" w:cs="Times New Roman"/>
+                <w:sz w:val="20"/>
+                <w:szCs w:val="20"/>
+                <w:lang w:val="en-IN"/>
+              </w:rPr>
+            </w:pPr>
+            <w:r>
+              <w:rPr>
+                <w:rFonts w:ascii="Times New Roman" w:hAnsi="Times New Roman" w:cs="Times New Roman"/>
+                <w:sz w:val="20"/>
+                <w:szCs w:val="20"/>
+                <w:lang w:val="en-IN"/>
+              </w:rPr>
+              <w:t>738,332</w:t>
+            </w:r>
+          </w:p>
+        </w:tc>
+      </w:tr>
+      <w:tr>
+        <w:trPr>
+          <w:trHeight w:val="269"/>
+          <w:tblCellSpacing w:w="15" w:type="dxa"/>
+        </w:trPr>
+        <w:tc>
+          <w:tcPr>
+            <w:tcW w:w="0" w:type="auto"/>
+            <w:tcBorders>
+              <w:left w:val="single" w:sz="4" w:space="0" w:color="auto"/>
+              <w:bottom w:val="single" w:sz="4" w:space="0" w:color="auto"/>
+              <w:right w:val="single" w:sz="4" w:space="0" w:color="auto"/>
+            </w:tcBorders>
+            <w:vAlign w:val="center"/>
+            <w:hideMark/>
+          </w:tcPr>
+          <w:p>
+            <w:pPr>
+              <w:jc w:val="center"/>
+              <w:rPr>
+                <w:rFonts w:ascii="Times New Roman" w:hAnsi="Times New Roman" w:cs="Times New Roman"/>
+                <w:sz w:val="20"/>
+                <w:szCs w:val="20"/>
+                <w:lang w:val="en-IN"/>
+              </w:rPr>
+            </w:pPr>
+            <w:r>
+              <w:rPr>
+                <w:rFonts w:ascii="Times New Roman" w:hAnsi="Times New Roman" w:cs="Times New Roman"/>
+                <w:sz w:val="20"/>
+                <w:szCs w:val="20"/>
+                <w:lang w:val="en-IN"/>
+              </w:rPr>
+              <w:t>Categories</w:t>
+            </w:r>
+          </w:p>
+        </w:tc>
+        <w:tc>
+          <w:tcPr>
+            <w:tcW w:w="0" w:type="auto"/>
+            <w:tcBorders>
+              <w:bottom w:val="single" w:sz="4" w:space="0" w:color="auto"/>
+              <w:right w:val="single" w:sz="4" w:space="0" w:color="auto"/>
+            </w:tcBorders>
+            <w:vAlign w:val="center"/>
+            <w:hideMark/>
+          </w:tcPr>
+          <w:p>
+            <w:pPr>
+              <w:jc w:val="center"/>
+              <w:rPr>
+                <w:rFonts w:ascii="Times New Roman" w:hAnsi="Times New Roman" w:cs="Times New Roman"/>
+                <w:sz w:val="20"/>
+                <w:szCs w:val="20"/>
+                <w:lang w:val="en-IN"/>
+              </w:rPr>
+            </w:pPr>
+            <w:r>
+              <w:rPr>
+                <w:rFonts w:ascii="Times New Roman" w:hAnsi="Times New Roman" w:cs="Times New Roman"/>
+                <w:sz w:val="20"/>
+                <w:szCs w:val="20"/>
+                <w:lang w:val="en-IN"/>
+              </w:rPr>
+              <w:t>71</w:t>
+            </w:r>
+          </w:p>
+        </w:tc>
+      </w:tr>
+    </w:tbl>
+    <w:p>
+      <w:pPr>
+        <w:rPr>
+          <w:rFonts w:ascii="Times New Roman" w:hAnsi="Times New Roman" w:cs="Times New Roman"/>
+          <w:lang w:val="en-IN"/>
+        </w:rPr>
+      </w:pPr>
+      <w:r>
+        <w:rPr>
+          <w:rFonts w:ascii="Times New Roman" w:hAnsi="Times New Roman" w:cs="Times New Roman"/>
+          <w:lang w:val="en-IN"/>
+        </w:rPr>
+        <w:lastRenderedPageBreak/>
+        <w:t>The data-loading stage performs schema validation, duplicate checking, missing-value inspection, type conversion and category translation. Duplicate geolocation records were removed before graph construction.</w:t>
+      </w:r>
+    </w:p>
+    <w:p>
+      <w:pPr>
+        <w:rPr>
+          <w:rFonts w:ascii="Times New Roman" w:hAnsi="Times New Roman" w:cs="Times New Roman"/>
+          <w:b/>
+          <w:bCs/>
+          <w:lang w:val="en-IN"/>
+        </w:rPr>
+      </w:pPr>
+      <w:r>
+        <w:rPr>
+          <w:rFonts w:ascii="Times New Roman" w:hAnsi="Times New Roman" w:cs="Times New Roman"/>
+          <w:b/>
+          <w:bCs/>
+          <w:lang w:val="en-IN"/>
+        </w:rPr>
+        <w:t>3. Method</w:t>
+      </w:r>
+    </w:p>
+    <w:p>
+      <w:pPr>
+        <w:rPr>
+          <w:rFonts w:ascii="Times New Roman" w:hAnsi="Times New Roman" w:cs="Times New Roman"/>
+          <w:b/>
+          <w:bCs/>
+          <w:lang w:val="en-IN"/>
+        </w:rPr>
+      </w:pPr>
+      <w:r>
+        <w:rPr>
+          <w:rFonts w:ascii="Times New Roman" w:hAnsi="Times New Roman" w:cs="Times New Roman"/>
+          <w:b/>
+          <w:bCs/>
+          <w:lang w:val="en-IN"/>
+        </w:rPr>
+        <w:t>3.1 Knowledge Graph construction (LO7)</w:t>
+      </w:r>
+    </w:p>
+    <w:p>
+      <w:pPr>
+        <w:rPr>
+          <w:rFonts w:ascii="Times New Roman" w:hAnsi="Times New Roman" w:cs="Times New Roman"/>
+          <w:lang w:val="en-IN"/>
+        </w:rPr>
+      </w:pPr>
+      <w:r>
+        <w:rPr>
+          <w:rFonts w:ascii="Times New Roman" w:hAnsi="Times New Roman" w:cs="Times New Roman"/>
+          <w:lang w:val="en-IN"/>
+        </w:rPr>
+        <w:t>The core of the project is the construction of a property graph (LO7). The graph represents entities such as customers, orders, products, categories, sellers, payments, reviews, cities and states.</w:t>
+      </w:r>
+    </w:p>
+    <w:p>
+      <w:pPr>
+        <w:rPr>
+          <w:rFonts w:ascii="Times New Roman" w:hAnsi="Times New Roman" w:cs="Times New Roman"/>
+          <w:lang w:val="en-IN"/>
+        </w:rPr>
+      </w:pPr>
+      <w:r>
+        <w:rPr>
+          <w:rFonts w:ascii="Times New Roman" w:hAnsi="Times New Roman" w:cs="Times New Roman"/>
+          <w:lang w:val="en-IN"/>
+        </w:rPr>
+        <w:t>Important relationships include:</w:t>
+      </w:r>
+    </w:p>
+    <w:p>
+      <w:pPr>
+        <w:numPr>
+          <w:ilvl w:val="0"/>
+          <w:numId w:val="3"/>
+        </w:numPr>
+        <w:rPr>
+          <w:rFonts w:ascii="Times New Roman" w:hAnsi="Times New Roman" w:cs="Times New Roman"/>
+          <w:sz w:val="20"/>
+          <w:szCs w:val="20"/>
+          <w:lang w:val="en-IN"/>
+        </w:rPr>
+      </w:pPr>
+      <w:r>
+        <w:rPr>
+          <w:rFonts w:ascii="Times New Roman" w:hAnsi="Times New Roman" w:cs="Times New Roman"/>
+          <w:sz w:val="20"/>
+          <w:szCs w:val="20"/>
+          <w:lang w:val="en-IN"/>
+        </w:rPr>
+        <w:t>Customer -[PLACED]-&gt; Order</w:t>
+      </w:r>
+    </w:p>
+    <w:p>
+      <w:pPr>
+        <w:numPr>
+          <w:ilvl w:val="0"/>
+          <w:numId w:val="3"/>
+        </w:numPr>
+        <w:rPr>
+          <w:rFonts w:ascii="Times New Roman" w:hAnsi="Times New Roman" w:cs="Times New Roman"/>
+          <w:sz w:val="20"/>
+          <w:szCs w:val="20"/>
+          <w:lang w:val="en-IN"/>
+        </w:rPr>
+      </w:pPr>
+      <w:r>
+        <w:rPr>
+          <w:rFonts w:ascii="Times New Roman" w:hAnsi="Times New Roman" w:cs="Times New Roman"/>
+          <w:sz w:val="20"/>
+          <w:szCs w:val="20"/>
+          <w:lang w:val="en-IN"/>
+        </w:rPr>
+        <w:t>Order -[CONTAINS]-&gt; Product</w:t>
+      </w:r>
+    </w:p>
+    <w:p>
+      <w:pPr>
+        <w:numPr>
+          <w:ilvl w:val="0"/>
+          <w:numId w:val="3"/>
+        </w:numPr>
+        <w:rPr>
+          <w:rFonts w:ascii="Times New Roman" w:hAnsi="Times New Roman" w:cs="Times New Roman"/>
+          <w:sz w:val="20"/>
+          <w:szCs w:val="20"/>
+          <w:lang w:val="en-IN"/>
+        </w:rPr>
+      </w:pPr>
+      <w:r>
+        <w:rPr>
+          <w:rFonts w:ascii="Times New Roman" w:hAnsi="Times New Roman" w:cs="Times New Roman"/>
+          <w:sz w:val="20"/>
+          <w:szCs w:val="20"/>
+          <w:lang w:val="en-IN"/>
+        </w:rPr>
+        <w:t>Product -[BELONGS_TO]-&gt; Category</w:t>
+      </w:r>
+    </w:p>
+    <w:p>
+      <w:pPr>
+        <w:numPr>
+          <w:ilvl w:val="0"/>
+          <w:numId w:val="3"/>
+        </w:numPr>
+        <w:rPr>
+          <w:rFonts w:ascii="Times New Roman" w:hAnsi="Times New Roman" w:cs="Times New Roman"/>
+          <w:sz w:val="20"/>
+          <w:szCs w:val="20"/>
+          <w:lang w:val="en-IN"/>
+        </w:rPr>
+      </w:pPr>
+      <w:r>
+        <w:rPr>
+          <w:rFonts w:ascii="Times New Roman" w:hAnsi="Times New Roman" w:cs="Times New Roman"/>
+          <w:sz w:val="20"/>
+          <w:szCs w:val="20"/>
+          <w:lang w:val="en-IN"/>
+        </w:rPr>
+        <w:t>Product -[OFFERED_BY]-&gt; Seller</w:t>
+      </w:r>
+    </w:p>
+    <w:p>
+      <w:pPr>
+        <w:numPr>
+          <w:ilvl w:val="0"/>
+          <w:numId w:val="3"/>
+        </w:numPr>
+        <w:rPr>
+          <w:rFonts w:ascii="Times New Roman" w:hAnsi="Times New Roman" w:cs="Times New Roman"/>
+          <w:sz w:val="20"/>
+          <w:szCs w:val="20"/>
+          <w:lang w:val="en-IN"/>
+        </w:rPr>
+      </w:pPr>
+      <w:r>
+        <w:rPr>
+          <w:rFonts w:ascii="Times New Roman" w:hAnsi="Times New Roman" w:cs="Times New Roman"/>
+          <w:sz w:val="20"/>
+          <w:szCs w:val="20"/>
+          <w:lang w:val="en-IN"/>
+        </w:rPr>
+        <w:t>Order -[HAS_PAYMENT]-&gt; Payment</w:t>
+      </w:r>
+    </w:p>
+    <w:p>
+      <w:pPr>
+        <w:numPr>
+          <w:ilvl w:val="0"/>
+          <w:numId w:val="3"/>
+        </w:numPr>
+        <w:rPr>
+          <w:rFonts w:ascii="Times New Roman" w:hAnsi="Times New Roman" w:cs="Times New Roman"/>
+          <w:sz w:val="20"/>
+          <w:szCs w:val="20"/>
+          <w:lang w:val="en-IN"/>
+        </w:rPr>
+      </w:pPr>
+      <w:r>
+        <w:rPr>
+          <w:rFonts w:ascii="Times New Roman" w:hAnsi="Times New Roman" w:cs="Times New Roman"/>
+          <w:sz w:val="20"/>
+          <w:szCs w:val="20"/>
+          <w:lang w:val="en-IN"/>
+        </w:rPr>
+        <w:t>Order -[HAS_REVIEW]-&gt; Review</w:t>
+      </w:r>
+    </w:p>
+    <w:p>
+      <w:pPr>
+        <w:numPr>
+          <w:ilvl w:val="0"/>
+          <w:numId w:val="3"/>
+        </w:numPr>
+        <w:rPr>
+          <w:rFonts w:ascii="Times New Roman" w:hAnsi="Times New Roman" w:cs="Times New Roman"/>
+          <w:sz w:val="20"/>
+          <w:szCs w:val="20"/>
+          <w:lang w:val="en-IN"/>
+        </w:rPr>
+      </w:pPr>
+      <w:r>
+        <w:rPr>
+          <w:rFonts w:ascii="Times New Roman" w:hAnsi="Times New Roman" w:cs="Times New Roman"/>
+          <w:sz w:val="20"/>
+          <w:szCs w:val="20"/>
+          <w:lang w:val="en-IN"/>
+        </w:rPr>
+        <w:t>Review -[HAS_SENTIMENT]-&gt; Sentiment</w:t>
+      </w:r>
+    </w:p>
+    <w:p>
+      <w:pPr>
+        <w:rPr>
+          <w:rFonts w:ascii="Times New Roman" w:hAnsi="Times New Roman" w:cs="Times New Roman"/>
+          <w:lang w:val="en-IN"/>
+        </w:rPr>
+      </w:pPr>
+      <w:r>
+        <w:rPr>
+          <w:rFonts w:ascii="Times New Roman" w:hAnsi="Times New Roman" w:cs="Times New Roman"/>
+          <w:lang w:val="en-IN"/>
+        </w:rPr>
+        <w:t>The initial graph contained 442,390 nodes and 677,982 explicit relationships. Later enrichment added additional entities and relationships.</w:t>
+      </w:r>
+    </w:p>
+    <w:p>
+      <w:pPr>
+        <w:rPr>
+          <w:rFonts w:ascii="Times New Roman" w:hAnsi="Times New Roman" w:cs="Times New Roman"/>
+          <w:lang w:val="en-IN"/>
+        </w:rPr>
+      </w:pPr>
+      <w:r>
+        <w:rPr>
+          <w:rFonts w:ascii="Times New Roman" w:hAnsi="Times New Roman" w:cs="Times New Roman"/>
+          <w:lang w:val="en-IN"/>
+        </w:rPr>
+        <w:t>The final KG contained:</w:t>
+      </w:r>
+    </w:p>
+    <w:p>
+      <w:pPr>
+        <w:numPr>
+          <w:ilvl w:val="0"/>
+          <w:numId w:val="4"/>
+        </w:numPr>
+        <w:rPr>
+          <w:rFonts w:ascii="Times New Roman" w:hAnsi="Times New Roman" w:cs="Times New Roman"/>
+          <w:lang w:val="en-IN"/>
+        </w:rPr>
+      </w:pPr>
+      <w:r>
+        <w:rPr>
+          <w:rFonts w:ascii="Times New Roman" w:hAnsi="Times New Roman" w:cs="Times New Roman"/>
+          <w:b/>
+          <w:bCs/>
+          <w:lang w:val="en-IN"/>
+        </w:rPr>
+        <w:t>442,401 nodes</w:t>
+      </w:r>
+    </w:p>
+    <w:p>
+      <w:pPr>
+        <w:numPr>
+          <w:ilvl w:val="0"/>
+          <w:numId w:val="4"/>
+        </w:numPr>
+        <w:rPr>
+          <w:rFonts w:ascii="Times New Roman" w:hAnsi="Times New Roman" w:cs="Times New Roman"/>
+          <w:lang w:val="en-IN"/>
+        </w:rPr>
+      </w:pPr>
+      <w:r>
+        <w:rPr>
+          <w:rFonts w:ascii="Times New Roman" w:hAnsi="Times New Roman" w:cs="Times New Roman"/>
+          <w:b/>
+          <w:bCs/>
+          <w:lang w:val="en-IN"/>
+        </w:rPr>
+        <w:t>1,085,835 relationships</w:t>
+      </w:r>
+    </w:p>
+    <w:p>
+      <w:pPr>
+        <w:numPr>
+          <w:ilvl w:val="0"/>
+          <w:numId w:val="4"/>
+        </w:numPr>
+        <w:rPr>
+          <w:rFonts w:ascii="Times New Roman" w:hAnsi="Times New Roman" w:cs="Times New Roman"/>
+          <w:lang w:val="en-IN"/>
+        </w:rPr>
+      </w:pPr>
+      <w:r>
+        <w:rPr>
+          <w:rFonts w:ascii="Times New Roman" w:hAnsi="Times New Roman" w:cs="Times New Roman"/>
+          <w:b/>
+          <w:bCs/>
+          <w:lang w:val="en-IN"/>
+        </w:rPr>
+        <w:t>723,005 explicit relationships</w:t>
+      </w:r>
+    </w:p>
+    <w:p>
+      <w:pPr>
+        <w:numPr>
+          <w:ilvl w:val="0"/>
+          <w:numId w:val="4"/>
+        </w:numPr>
+        <w:rPr>
+          <w:rFonts w:ascii="Times New Roman" w:hAnsi="Times New Roman" w:cs="Times New Roman"/>
+          <w:lang w:val="en-IN"/>
+        </w:rPr>
+      </w:pPr>
+      <w:r>
+        <w:rPr>
+          <w:rFonts w:ascii="Times New Roman" w:hAnsi="Times New Roman" w:cs="Times New Roman"/>
+          <w:b/>
+          <w:bCs/>
+          <w:lang w:val="en-IN"/>
+        </w:rPr>
+        <w:t>362,830 inferred relationships</w:t>
+      </w:r>
+    </w:p>
+    <w:p>
+      <w:pPr>
+        <w:rPr>
+          <w:rFonts w:ascii="Times New Roman" w:hAnsi="Times New Roman" w:cs="Times New Roman"/>
+          <w:lang w:val="en-IN"/>
+        </w:rPr>
+      </w:pPr>
+      <w:r>
+        <w:rPr>
+          <w:rFonts w:ascii="Times New Roman" w:hAnsi="Times New Roman" w:cs="Times New Roman"/>
+          <w:lang w:val="en-IN"/>
+        </w:rPr>
+        <w:t>The graph was structurally validated. All nodes had a node</w:t>
+      </w:r>
+      <w:r>
+        <w:rPr>
+          <w:rFonts w:ascii="Times New Roman" w:hAnsi="Times New Roman" w:cs="Times New Roman"/>
+          <w:lang w:val="en-IN"/>
+        </w:rPr>
+        <w:t>-</w:t>
+      </w:r>
+      <w:proofErr w:type="gramStart"/>
+      <w:r>
+        <w:rPr>
+          <w:rFonts w:ascii="Times New Roman" w:hAnsi="Times New Roman" w:cs="Times New Roman"/>
+          <w:lang w:val="en-IN"/>
+        </w:rPr>
+        <w:t>type</w:t>
+      </w:r>
+      <w:proofErr w:type="gramEnd"/>
+      <w:r>
+        <w:rPr>
+          <w:rFonts w:ascii="Times New Roman" w:hAnsi="Times New Roman" w:cs="Times New Roman"/>
+          <w:lang w:val="en-IN"/>
+        </w:rPr>
+        <w:t xml:space="preserve"> and all edges had a relationship type. The final graph consisted of one connected component.</w:t>
+      </w:r>
+      <w:r>
+        <w:rPr>
+          <w:rFonts w:ascii="Times New Roman" w:hAnsi="Times New Roman" w:cs="Times New Roman"/>
+          <w:lang w:val="en-IN"/>
+        </w:rPr>
+        <w:t xml:space="preserve"> Below is a visualization of the KG with Depth = 2 and nodes =  </w:t>
+      </w:r>
+    </w:p>
+    <w:p>
+      <w:pPr>
+        <w:rPr>
+          <w:rFonts w:ascii="Times New Roman" w:hAnsi="Times New Roman" w:cs="Times New Roman"/>
+          <w:lang w:val="en-IN"/>
+        </w:rPr>
+      </w:pPr>
+      <w:r>
+        <w:rPr>
+          <w:rFonts w:ascii="Times New Roman" w:hAnsi="Times New Roman" w:cs="Times New Roman"/>
+          <w:lang w:val="en-IN"/>
+        </w:rPr>
+        <w:lastRenderedPageBreak/>
+        <w:drawing>
+          <wp:inline distT="0" distB="0" distL="0" distR="0" wp14:anchorId="47F2BFE0" wp14:editId="056EAABB">
+            <wp:extent cx="5760720" cy="2682240"/>
+            <wp:effectExtent l="0" t="0" r="0" b="3810"/>
+            <wp:docPr id="1622761228" name="Picture 1"/>
+            <wp:cNvGraphicFramePr>
+              <a:graphicFrameLocks xmlns:a="http://schemas.openxmlformats.org/drawingml/2006/main" noChangeAspect="1"/>
+            </wp:cNvGraphicFramePr>
+            <a:graphic xmlns:a="http://schemas.openxmlformats.org/drawingml/2006/main">
+              <a:graphicData uri="http://schemas.openxmlformats.org/drawingml/2006/picture">
+                <pic:pic xmlns:pic="http://schemas.openxmlformats.org/drawingml/2006/picture">
+                  <pic:nvPicPr>
+                    <pic:cNvPr id="1622761228" name=""/>
+                    <pic:cNvPicPr/>
+                  </pic:nvPicPr>
+                  <pic:blipFill>
+                    <a:blip r:embed="rId7"/>
+                    <a:stretch>
+                      <a:fillRect/>
+                    </a:stretch>
+                  </pic:blipFill>
+                  <pic:spPr>
+                    <a:xfrm>
+                      <a:off x="0" y="0"/>
+                      <a:ext cx="5760720" cy="2682240"/>
+                    </a:xfrm>
+                    <a:prstGeom prst="rect">
+                      <a:avLst/>
+                    </a:prstGeom>
+                  </pic:spPr>
+                </pic:pic>
+              </a:graphicData>
+            </a:graphic>
+          </wp:inline>
+        </w:drawing>
+      </w:r>
+    </w:p>
+    <w:p>
+      <w:pPr>
+        <w:rPr>
+          <w:rFonts w:ascii="Times New Roman" w:hAnsi="Times New Roman" w:cs="Times New Roman"/>
+          <w:b/>
+          <w:bCs/>
+          <w:lang w:val="en-IN"/>
+        </w:rPr>
+      </w:pPr>
+      <w:r>
+        <w:rPr>
+          <w:rFonts w:ascii="Times New Roman" w:hAnsi="Times New Roman" w:cs="Times New Roman"/>
+          <w:b/>
+          <w:bCs/>
+          <w:lang w:val="en-IN"/>
+        </w:rPr>
+        <w:t>3.2 Data-model choice (LO4)</w:t>
+      </w:r>
+    </w:p>
+    <w:p>
+      <w:pPr>
+        <w:rPr>
+          <w:rFonts w:ascii="Times New Roman" w:hAnsi="Times New Roman" w:cs="Times New Roman"/>
+          <w:lang w:val="en-IN"/>
+        </w:rPr>
+      </w:pPr>
+      <w:r>
+        <w:rPr>
+          <w:rFonts w:ascii="Times New Roman" w:hAnsi="Times New Roman" w:cs="Times New Roman"/>
+          <w:lang w:val="en-IN"/>
+        </w:rPr>
+        <w:t>The project compares relational databases, RDF/Semantic Web, property graphs and document databases (LO4).</w:t>
+      </w:r>
+    </w:p>
+    <w:p>
+      <w:pPr>
+        <w:rPr>
+          <w:rFonts w:ascii="Times New Roman" w:hAnsi="Times New Roman" w:cs="Times New Roman"/>
+          <w:lang w:val="en-IN"/>
+        </w:rPr>
+      </w:pPr>
+      <w:r>
+        <w:rPr>
+          <w:rFonts w:ascii="Times New Roman" w:hAnsi="Times New Roman" w:cs="Times New Roman"/>
+          <w:lang w:val="en-IN"/>
+        </w:rPr>
+        <w:t xml:space="preserve">The relational model is useful for the original </w:t>
+      </w:r>
+      <w:proofErr w:type="spellStart"/>
+      <w:r>
+        <w:rPr>
+          <w:rFonts w:ascii="Times New Roman" w:hAnsi="Times New Roman" w:cs="Times New Roman"/>
+          <w:lang w:val="en-IN"/>
+        </w:rPr>
+        <w:t>Olist</w:t>
+      </w:r>
+      <w:proofErr w:type="spellEnd"/>
+      <w:r>
+        <w:rPr>
+          <w:rFonts w:ascii="Times New Roman" w:hAnsi="Times New Roman" w:cs="Times New Roman"/>
+          <w:lang w:val="en-IN"/>
+        </w:rPr>
+        <w:t xml:space="preserve"> tables, while RDF provides strong semantic interoperability and ontology-based modelling. Document databases are flexible for document-oriented information. The </w:t>
+      </w:r>
+      <w:r>
+        <w:rPr>
+          <w:rFonts w:ascii="Times New Roman" w:hAnsi="Times New Roman" w:cs="Times New Roman"/>
+          <w:b/>
+          <w:bCs/>
+          <w:lang w:val="en-IN"/>
+        </w:rPr>
+        <w:t>property graph</w:t>
+      </w:r>
+      <w:r>
+        <w:rPr>
+          <w:rFonts w:ascii="Times New Roman" w:hAnsi="Times New Roman" w:cs="Times New Roman"/>
+          <w:lang w:val="en-IN"/>
+        </w:rPr>
+        <w:t xml:space="preserve"> was selected because the project requires direct multi-hop traversal, relationship-oriented analysis and graph-based representation learning.</w:t>
+      </w:r>
+    </w:p>
+    <w:p>
+      <w:pPr>
+        <w:rPr>
+          <w:rFonts w:ascii="Times New Roman" w:hAnsi="Times New Roman" w:cs="Times New Roman"/>
+          <w:lang w:val="en-IN"/>
+        </w:rPr>
+      </w:pPr>
+      <w:r>
+        <w:rPr>
+          <w:rFonts w:ascii="Times New Roman" w:hAnsi="Times New Roman" w:cs="Times New Roman"/>
+          <w:lang w:val="en-IN"/>
+        </w:rPr>
+        <w:t>The chosen graph structure is also used as input to Node2Vec, connecting the data-model decision to the later machine-learning stage.</w:t>
+      </w:r>
+    </w:p>
+    <w:p>
+      <w:pPr>
+        <w:rPr>
+          <w:rFonts w:ascii="Times New Roman" w:hAnsi="Times New Roman" w:cs="Times New Roman"/>
+          <w:b/>
+          <w:bCs/>
+          <w:lang w:val="en-IN"/>
+        </w:rPr>
+      </w:pPr>
+      <w:r>
+        <w:rPr>
+          <w:rFonts w:ascii="Times New Roman" w:hAnsi="Times New Roman" w:cs="Times New Roman"/>
+          <w:b/>
+          <w:bCs/>
+          <w:lang w:val="en-IN"/>
+        </w:rPr>
+        <w:t>3.3 Analytical and financial layer (LO9, LO10)</w:t>
+      </w:r>
+    </w:p>
+    <w:p>
+      <w:pPr>
+        <w:rPr>
+          <w:rFonts w:ascii="Times New Roman" w:hAnsi="Times New Roman" w:cs="Times New Roman"/>
+          <w:lang w:val="en-IN"/>
+        </w:rPr>
+      </w:pPr>
+      <w:r>
+        <w:rPr>
+          <w:rFonts w:ascii="Times New Roman" w:hAnsi="Times New Roman" w:cs="Times New Roman"/>
+          <w:lang w:val="en-IN"/>
+        </w:rPr>
+        <w:t>The KG supports customer and business analysis by connecting transaction information with customers, products, categories and sellers.</w:t>
+      </w:r>
+    </w:p>
+    <w:p>
+      <w:pPr>
+        <w:rPr>
+          <w:rFonts w:ascii="Times New Roman" w:hAnsi="Times New Roman" w:cs="Times New Roman"/>
+          <w:lang w:val="en-IN"/>
+        </w:rPr>
+      </w:pPr>
+      <w:r>
+        <w:rPr>
+          <w:rFonts w:ascii="Times New Roman" w:hAnsi="Times New Roman" w:cs="Times New Roman"/>
+          <w:lang w:val="en-IN"/>
+        </w:rPr>
+        <w:t>The final analysis produced:</w:t>
+      </w:r>
+    </w:p>
+    <w:tbl>
+      <w:tblPr>
+        <w:tblW w:w="8383" w:type="dxa"/>
+        <w:tblCellSpacing w:w="15" w:type="dxa"/>
+        <w:tblCellMar>
+          <w:top w:w="15" w:type="dxa"/>
+          <w:left w:w="15" w:type="dxa"/>
+          <w:bottom w:w="15" w:type="dxa"/>
+          <w:right w:w="15" w:type="dxa"/>
+        </w:tblCellMar>
+        <w:tblLook w:val="04A0" w:firstRow="1" w:lastRow="0" w:firstColumn="1" w:lastColumn="0" w:noHBand="0" w:noVBand="1"/>
+      </w:tblPr>
+      <w:tblGrid>
+        <w:gridCol w:w="4904"/>
+        <w:gridCol w:w="3479"/>
+      </w:tblGrid>
+      <w:tr>
+        <w:trPr>
+          <w:trHeight w:val="291"/>
+          <w:tblHeader/>
+          <w:tblCellSpacing w:w="15" w:type="dxa"/>
+        </w:trPr>
+        <w:tc>
+          <w:tcPr>
+            <w:tcW w:w="0" w:type="auto"/>
+            <w:tcBorders>
+              <w:top w:val="single" w:sz="4" w:space="0" w:color="auto"/>
+              <w:left w:val="single" w:sz="4" w:space="0" w:color="auto"/>
+            </w:tcBorders>
+            <w:vAlign w:val="center"/>
+            <w:hideMark/>
+          </w:tcPr>
+          <w:p>
+            <w:pPr>
+              <w:jc w:val="center"/>
+              <w:rPr>
+                <w:rFonts w:ascii="Times New Roman" w:hAnsi="Times New Roman" w:cs="Times New Roman"/>
+                <w:b/>
+                <w:bCs/>
+                <w:sz w:val="20"/>
+                <w:szCs w:val="20"/>
+                <w:lang w:val="en-IN"/>
+              </w:rPr>
+            </w:pPr>
+            <w:r>
+              <w:rPr>
+                <w:rFonts w:ascii="Times New Roman" w:hAnsi="Times New Roman" w:cs="Times New Roman"/>
+                <w:b/>
+                <w:bCs/>
+                <w:sz w:val="20"/>
+                <w:szCs w:val="20"/>
+                <w:lang w:val="en-IN"/>
+              </w:rPr>
+              <w:t>Measure</w:t>
+            </w:r>
+          </w:p>
+        </w:tc>
+        <w:tc>
+          <w:tcPr>
+            <w:tcW w:w="0" w:type="auto"/>
+            <w:tcBorders>
+              <w:top w:val="single" w:sz="4" w:space="0" w:color="auto"/>
+              <w:right w:val="single" w:sz="4" w:space="0" w:color="auto"/>
+            </w:tcBorders>
+            <w:vAlign w:val="center"/>
+            <w:hideMark/>
+          </w:tcPr>
+          <w:p>
+            <w:pPr>
+              <w:jc w:val="center"/>
+              <w:rPr>
+                <w:rFonts w:ascii="Times New Roman" w:hAnsi="Times New Roman" w:cs="Times New Roman"/>
+                <w:b/>
+                <w:bCs/>
+                <w:sz w:val="20"/>
+                <w:szCs w:val="20"/>
+                <w:lang w:val="en-IN"/>
+              </w:rPr>
+            </w:pPr>
+            <w:r>
+              <w:rPr>
+                <w:rFonts w:ascii="Times New Roman" w:hAnsi="Times New Roman" w:cs="Times New Roman"/>
+                <w:b/>
+                <w:bCs/>
+                <w:sz w:val="20"/>
+                <w:szCs w:val="20"/>
+                <w:lang w:val="en-IN"/>
+              </w:rPr>
+              <w:t>Result</w:t>
+            </w:r>
+          </w:p>
+        </w:tc>
+      </w:tr>
+      <w:tr>
+        <w:trPr>
+          <w:trHeight w:val="291"/>
+          <w:tblCellSpacing w:w="15" w:type="dxa"/>
+        </w:trPr>
+        <w:tc>
+          <w:tcPr>
+            <w:tcW w:w="0" w:type="auto"/>
+            <w:tcBorders>
+              <w:top w:val="single" w:sz="4" w:space="0" w:color="auto"/>
+              <w:left w:val="single" w:sz="4" w:space="0" w:color="auto"/>
+            </w:tcBorders>
+            <w:vAlign w:val="center"/>
+            <w:hideMark/>
+          </w:tcPr>
+          <w:p>
+            <w:pPr>
+              <w:jc w:val="center"/>
+              <w:rPr>
+                <w:rFonts w:ascii="Times New Roman" w:hAnsi="Times New Roman" w:cs="Times New Roman"/>
+                <w:sz w:val="20"/>
+                <w:szCs w:val="20"/>
+                <w:lang w:val="en-IN"/>
+              </w:rPr>
+            </w:pPr>
+            <w:r>
+              <w:rPr>
+                <w:rFonts w:ascii="Times New Roman" w:hAnsi="Times New Roman" w:cs="Times New Roman"/>
+                <w:sz w:val="20"/>
+                <w:szCs w:val="20"/>
+                <w:lang w:val="en-IN"/>
+              </w:rPr>
+              <w:t>Total payment value</w:t>
+            </w:r>
+          </w:p>
+        </w:tc>
+        <w:tc>
+          <w:tcPr>
+            <w:tcW w:w="0" w:type="auto"/>
+            <w:tcBorders>
+              <w:top w:val="single" w:sz="4" w:space="0" w:color="auto"/>
+              <w:right w:val="single" w:sz="4" w:space="0" w:color="auto"/>
+            </w:tcBorders>
+            <w:vAlign w:val="center"/>
+            <w:hideMark/>
+          </w:tcPr>
+          <w:p>
+            <w:pPr>
+              <w:jc w:val="center"/>
+              <w:rPr>
+                <w:rFonts w:ascii="Times New Roman" w:hAnsi="Times New Roman" w:cs="Times New Roman"/>
+                <w:sz w:val="20"/>
+                <w:szCs w:val="20"/>
+                <w:lang w:val="en-IN"/>
+              </w:rPr>
+            </w:pPr>
+            <w:r>
+              <w:rPr>
+                <w:rFonts w:ascii="Times New Roman" w:hAnsi="Times New Roman" w:cs="Times New Roman"/>
+                <w:sz w:val="20"/>
+                <w:szCs w:val="20"/>
+                <w:lang w:val="en-IN"/>
+              </w:rPr>
+              <w:t>16,008,872.12</w:t>
+            </w:r>
+          </w:p>
+        </w:tc>
+      </w:tr>
+      <w:tr>
+        <w:trPr>
+          <w:trHeight w:val="291"/>
+          <w:tblCellSpacing w:w="15" w:type="dxa"/>
+        </w:trPr>
+        <w:tc>
+          <w:tcPr>
+            <w:tcW w:w="0" w:type="auto"/>
+            <w:tcBorders>
+              <w:top w:val="single" w:sz="4" w:space="0" w:color="auto"/>
+              <w:left w:val="single" w:sz="4" w:space="0" w:color="auto"/>
+              <w:bottom w:val="single" w:sz="4" w:space="0" w:color="auto"/>
+            </w:tcBorders>
+            <w:vAlign w:val="center"/>
+            <w:hideMark/>
+          </w:tcPr>
+          <w:p>
+            <w:pPr>
+              <w:jc w:val="center"/>
+              <w:rPr>
+                <w:rFonts w:ascii="Times New Roman" w:hAnsi="Times New Roman" w:cs="Times New Roman"/>
+                <w:sz w:val="20"/>
+                <w:szCs w:val="20"/>
+                <w:lang w:val="en-IN"/>
+              </w:rPr>
+            </w:pPr>
+            <w:r>
+              <w:rPr>
+                <w:rFonts w:ascii="Times New Roman" w:hAnsi="Times New Roman" w:cs="Times New Roman"/>
+                <w:sz w:val="20"/>
+                <w:szCs w:val="20"/>
+                <w:lang w:val="en-IN"/>
+              </w:rPr>
+              <w:t>Average order value</w:t>
+            </w:r>
+          </w:p>
+        </w:tc>
+        <w:tc>
+          <w:tcPr>
+            <w:tcW w:w="0" w:type="auto"/>
+            <w:tcBorders>
+              <w:top w:val="single" w:sz="4" w:space="0" w:color="auto"/>
+              <w:bottom w:val="single" w:sz="4" w:space="0" w:color="auto"/>
+              <w:right w:val="single" w:sz="4" w:space="0" w:color="auto"/>
+            </w:tcBorders>
+            <w:vAlign w:val="center"/>
+            <w:hideMark/>
+          </w:tcPr>
+          <w:p>
+            <w:pPr>
+              <w:jc w:val="center"/>
+              <w:rPr>
+                <w:rFonts w:ascii="Times New Roman" w:hAnsi="Times New Roman" w:cs="Times New Roman"/>
+                <w:sz w:val="20"/>
+                <w:szCs w:val="20"/>
+                <w:lang w:val="en-IN"/>
+              </w:rPr>
+            </w:pPr>
+            <w:r>
+              <w:rPr>
+                <w:rFonts w:ascii="Times New Roman" w:hAnsi="Times New Roman" w:cs="Times New Roman"/>
+                <w:sz w:val="20"/>
+                <w:szCs w:val="20"/>
+                <w:lang w:val="en-IN"/>
+              </w:rPr>
+              <w:t>160.99</w:t>
+            </w:r>
+          </w:p>
+        </w:tc>
+      </w:tr>
+      <w:tr>
+        <w:trPr>
+          <w:trHeight w:val="291"/>
+          <w:tblCellSpacing w:w="15" w:type="dxa"/>
+        </w:trPr>
+        <w:tc>
+          <w:tcPr>
+            <w:tcW w:w="0" w:type="auto"/>
+            <w:tcBorders>
+              <w:left w:val="single" w:sz="4" w:space="0" w:color="auto"/>
+              <w:bottom w:val="single" w:sz="4" w:space="0" w:color="auto"/>
+            </w:tcBorders>
+            <w:vAlign w:val="center"/>
+            <w:hideMark/>
+          </w:tcPr>
+          <w:p>
+            <w:pPr>
+              <w:jc w:val="center"/>
+              <w:rPr>
+                <w:rFonts w:ascii="Times New Roman" w:hAnsi="Times New Roman" w:cs="Times New Roman"/>
+                <w:sz w:val="20"/>
+                <w:szCs w:val="20"/>
+                <w:lang w:val="en-IN"/>
+              </w:rPr>
+            </w:pPr>
+            <w:r>
+              <w:rPr>
+                <w:rFonts w:ascii="Times New Roman" w:hAnsi="Times New Roman" w:cs="Times New Roman"/>
+                <w:sz w:val="20"/>
+                <w:szCs w:val="20"/>
+                <w:lang w:val="en-IN"/>
+              </w:rPr>
+              <w:t>Orders</w:t>
+            </w:r>
+          </w:p>
+        </w:tc>
+        <w:tc>
+          <w:tcPr>
+            <w:tcW w:w="0" w:type="auto"/>
+            <w:tcBorders>
+              <w:bottom w:val="single" w:sz="4" w:space="0" w:color="auto"/>
+              <w:right w:val="single" w:sz="4" w:space="0" w:color="auto"/>
+            </w:tcBorders>
+            <w:vAlign w:val="center"/>
+            <w:hideMark/>
+          </w:tcPr>
+          <w:p>
+            <w:pPr>
+              <w:jc w:val="center"/>
+              <w:rPr>
+                <w:rFonts w:ascii="Times New Roman" w:hAnsi="Times New Roman" w:cs="Times New Roman"/>
+                <w:sz w:val="20"/>
+                <w:szCs w:val="20"/>
+                <w:lang w:val="en-IN"/>
+              </w:rPr>
+            </w:pPr>
+            <w:r>
+              <w:rPr>
+                <w:rFonts w:ascii="Times New Roman" w:hAnsi="Times New Roman" w:cs="Times New Roman"/>
+                <w:sz w:val="20"/>
+                <w:szCs w:val="20"/>
+                <w:lang w:val="en-IN"/>
+              </w:rPr>
+              <w:t>99,441</w:t>
+            </w:r>
+          </w:p>
+        </w:tc>
+      </w:tr>
+      <w:tr>
+        <w:trPr>
+          <w:trHeight w:val="291"/>
+          <w:tblCellSpacing w:w="15" w:type="dxa"/>
+        </w:trPr>
+        <w:tc>
+          <w:tcPr>
+            <w:tcW w:w="0" w:type="auto"/>
+            <w:tcBorders>
+              <w:left w:val="single" w:sz="4" w:space="0" w:color="auto"/>
+              <w:bottom w:val="single" w:sz="4" w:space="0" w:color="auto"/>
+            </w:tcBorders>
+            <w:vAlign w:val="center"/>
+            <w:hideMark/>
+          </w:tcPr>
+          <w:p>
+            <w:pPr>
+              <w:jc w:val="center"/>
+              <w:rPr>
+                <w:rFonts w:ascii="Times New Roman" w:hAnsi="Times New Roman" w:cs="Times New Roman"/>
+                <w:sz w:val="20"/>
+                <w:szCs w:val="20"/>
+                <w:lang w:val="en-IN"/>
+              </w:rPr>
+            </w:pPr>
+            <w:r>
+              <w:rPr>
+                <w:rFonts w:ascii="Times New Roman" w:hAnsi="Times New Roman" w:cs="Times New Roman"/>
+                <w:sz w:val="20"/>
+                <w:szCs w:val="20"/>
+                <w:lang w:val="en-IN"/>
+              </w:rPr>
+              <w:t>Persistent customers</w:t>
+            </w:r>
+          </w:p>
+        </w:tc>
+        <w:tc>
+          <w:tcPr>
+            <w:tcW w:w="0" w:type="auto"/>
+            <w:tcBorders>
+              <w:bottom w:val="single" w:sz="4" w:space="0" w:color="auto"/>
+              <w:right w:val="single" w:sz="4" w:space="0" w:color="auto"/>
+            </w:tcBorders>
+            <w:vAlign w:val="center"/>
+            <w:hideMark/>
+          </w:tcPr>
+          <w:p>
+            <w:pPr>
+              <w:jc w:val="center"/>
+              <w:rPr>
+                <w:rFonts w:ascii="Times New Roman" w:hAnsi="Times New Roman" w:cs="Times New Roman"/>
+                <w:sz w:val="20"/>
+                <w:szCs w:val="20"/>
+                <w:lang w:val="en-IN"/>
+              </w:rPr>
+            </w:pPr>
+            <w:r>
+              <w:rPr>
+                <w:rFonts w:ascii="Times New Roman" w:hAnsi="Times New Roman" w:cs="Times New Roman"/>
+                <w:sz w:val="20"/>
+                <w:szCs w:val="20"/>
+                <w:lang w:val="en-IN"/>
+              </w:rPr>
+              <w:t>96,096</w:t>
+            </w:r>
+          </w:p>
+        </w:tc>
+      </w:tr>
+      <w:tr>
+        <w:trPr>
+          <w:trHeight w:val="291"/>
+          <w:tblCellSpacing w:w="15" w:type="dxa"/>
+        </w:trPr>
+        <w:tc>
+          <w:tcPr>
+            <w:tcW w:w="0" w:type="auto"/>
+            <w:tcBorders>
+              <w:left w:val="single" w:sz="4" w:space="0" w:color="auto"/>
+              <w:bottom w:val="single" w:sz="4" w:space="0" w:color="auto"/>
+            </w:tcBorders>
+            <w:vAlign w:val="center"/>
+            <w:hideMark/>
+          </w:tcPr>
+          <w:p>
+            <w:pPr>
+              <w:jc w:val="center"/>
+              <w:rPr>
+                <w:rFonts w:ascii="Times New Roman" w:hAnsi="Times New Roman" w:cs="Times New Roman"/>
+                <w:sz w:val="20"/>
+                <w:szCs w:val="20"/>
+                <w:lang w:val="en-IN"/>
+              </w:rPr>
+            </w:pPr>
+            <w:r>
+              <w:rPr>
+                <w:rFonts w:ascii="Times New Roman" w:hAnsi="Times New Roman" w:cs="Times New Roman"/>
+                <w:sz w:val="20"/>
+                <w:szCs w:val="20"/>
+                <w:lang w:val="en-IN"/>
+              </w:rPr>
+              <w:t>Repeat customers</w:t>
+            </w:r>
+          </w:p>
+        </w:tc>
+        <w:tc>
+          <w:tcPr>
+            <w:tcW w:w="0" w:type="auto"/>
+            <w:tcBorders>
+              <w:bottom w:val="single" w:sz="4" w:space="0" w:color="auto"/>
+              <w:right w:val="single" w:sz="4" w:space="0" w:color="auto"/>
+            </w:tcBorders>
+            <w:vAlign w:val="center"/>
+            <w:hideMark/>
+          </w:tcPr>
+          <w:p>
+            <w:pPr>
+              <w:jc w:val="center"/>
+              <w:rPr>
+                <w:rFonts w:ascii="Times New Roman" w:hAnsi="Times New Roman" w:cs="Times New Roman"/>
+                <w:sz w:val="20"/>
+                <w:szCs w:val="20"/>
+                <w:lang w:val="en-IN"/>
+              </w:rPr>
+            </w:pPr>
+            <w:r>
+              <w:rPr>
+                <w:rFonts w:ascii="Times New Roman" w:hAnsi="Times New Roman" w:cs="Times New Roman"/>
+                <w:sz w:val="20"/>
+                <w:szCs w:val="20"/>
+                <w:lang w:val="en-IN"/>
+              </w:rPr>
+              <w:t>2,997</w:t>
+            </w:r>
+          </w:p>
+        </w:tc>
+      </w:tr>
+      <w:tr>
+        <w:trPr>
+          <w:trHeight w:val="291"/>
+          <w:tblCellSpacing w:w="15" w:type="dxa"/>
+        </w:trPr>
+        <w:tc>
+          <w:tcPr>
+            <w:tcW w:w="0" w:type="auto"/>
+            <w:tcBorders>
+              <w:left w:val="single" w:sz="4" w:space="0" w:color="auto"/>
+            </w:tcBorders>
+            <w:vAlign w:val="center"/>
+            <w:hideMark/>
+          </w:tcPr>
+          <w:p>
+            <w:pPr>
+              <w:jc w:val="center"/>
+              <w:rPr>
+                <w:rFonts w:ascii="Times New Roman" w:hAnsi="Times New Roman" w:cs="Times New Roman"/>
+                <w:sz w:val="20"/>
+                <w:szCs w:val="20"/>
+                <w:lang w:val="en-IN"/>
+              </w:rPr>
+            </w:pPr>
+            <w:r>
+              <w:rPr>
+                <w:rFonts w:ascii="Times New Roman" w:hAnsi="Times New Roman" w:cs="Times New Roman"/>
+                <w:sz w:val="20"/>
+                <w:szCs w:val="20"/>
+                <w:lang w:val="en-IN"/>
+              </w:rPr>
+              <w:t>Products</w:t>
+            </w:r>
+          </w:p>
+        </w:tc>
+        <w:tc>
+          <w:tcPr>
+            <w:tcW w:w="0" w:type="auto"/>
+            <w:tcBorders>
+              <w:right w:val="single" w:sz="4" w:space="0" w:color="auto"/>
+            </w:tcBorders>
+            <w:vAlign w:val="center"/>
+            <w:hideMark/>
+          </w:tcPr>
+          <w:p>
+            <w:pPr>
+              <w:jc w:val="center"/>
+              <w:rPr>
+                <w:rFonts w:ascii="Times New Roman" w:hAnsi="Times New Roman" w:cs="Times New Roman"/>
+                <w:sz w:val="20"/>
+                <w:szCs w:val="20"/>
+                <w:lang w:val="en-IN"/>
+              </w:rPr>
+            </w:pPr>
+            <w:r>
+              <w:rPr>
+                <w:rFonts w:ascii="Times New Roman" w:hAnsi="Times New Roman" w:cs="Times New Roman"/>
+                <w:sz w:val="20"/>
+                <w:szCs w:val="20"/>
+                <w:lang w:val="en-IN"/>
+              </w:rPr>
+              <w:t>32,951</w:t>
+            </w:r>
+          </w:p>
+        </w:tc>
+      </w:tr>
+      <w:tr>
+        <w:trPr>
+          <w:trHeight w:val="291"/>
+          <w:tblCellSpacing w:w="15" w:type="dxa"/>
+        </w:trPr>
+        <w:tc>
+          <w:tcPr>
+            <w:tcW w:w="0" w:type="auto"/>
+            <w:tcBorders>
+              <w:top w:val="single" w:sz="4" w:space="0" w:color="auto"/>
+              <w:left w:val="single" w:sz="4" w:space="0" w:color="auto"/>
+              <w:bottom w:val="single" w:sz="4" w:space="0" w:color="auto"/>
+            </w:tcBorders>
+            <w:vAlign w:val="center"/>
+            <w:hideMark/>
+          </w:tcPr>
+          <w:p>
+            <w:pPr>
+              <w:jc w:val="center"/>
+              <w:rPr>
+                <w:rFonts w:ascii="Times New Roman" w:hAnsi="Times New Roman" w:cs="Times New Roman"/>
+                <w:sz w:val="20"/>
+                <w:szCs w:val="20"/>
+                <w:lang w:val="en-IN"/>
+              </w:rPr>
+            </w:pPr>
+            <w:r>
+              <w:rPr>
+                <w:rFonts w:ascii="Times New Roman" w:hAnsi="Times New Roman" w:cs="Times New Roman"/>
+                <w:sz w:val="20"/>
+                <w:szCs w:val="20"/>
+                <w:lang w:val="en-IN"/>
+              </w:rPr>
+              <w:t>Categories</w:t>
+            </w:r>
+          </w:p>
+        </w:tc>
+        <w:tc>
+          <w:tcPr>
+            <w:tcW w:w="0" w:type="auto"/>
+            <w:tcBorders>
+              <w:top w:val="single" w:sz="4" w:space="0" w:color="auto"/>
+              <w:bottom w:val="single" w:sz="4" w:space="0" w:color="auto"/>
+              <w:right w:val="single" w:sz="4" w:space="0" w:color="auto"/>
+            </w:tcBorders>
+            <w:vAlign w:val="center"/>
+            <w:hideMark/>
+          </w:tcPr>
+          <w:p>
+            <w:pPr>
+              <w:jc w:val="center"/>
+              <w:rPr>
+                <w:rFonts w:ascii="Times New Roman" w:hAnsi="Times New Roman" w:cs="Times New Roman"/>
+                <w:sz w:val="20"/>
+                <w:szCs w:val="20"/>
+                <w:lang w:val="en-IN"/>
+              </w:rPr>
+            </w:pPr>
+            <w:r>
+              <w:rPr>
+                <w:rFonts w:ascii="Times New Roman" w:hAnsi="Times New Roman" w:cs="Times New Roman"/>
+                <w:sz w:val="20"/>
+                <w:szCs w:val="20"/>
+                <w:lang w:val="en-IN"/>
+              </w:rPr>
+              <w:t>71</w:t>
+            </w:r>
+          </w:p>
+        </w:tc>
+      </w:tr>
+      <w:tr>
+        <w:trPr>
+          <w:trHeight w:val="291"/>
+          <w:tblCellSpacing w:w="15" w:type="dxa"/>
+        </w:trPr>
+        <w:tc>
+          <w:tcPr>
+            <w:tcW w:w="0" w:type="auto"/>
+            <w:tcBorders>
+              <w:left w:val="single" w:sz="4" w:space="0" w:color="auto"/>
+              <w:bottom w:val="single" w:sz="4" w:space="0" w:color="auto"/>
+            </w:tcBorders>
+            <w:vAlign w:val="center"/>
+            <w:hideMark/>
+          </w:tcPr>
+          <w:p>
+            <w:pPr>
+              <w:jc w:val="center"/>
+              <w:rPr>
+                <w:rFonts w:ascii="Times New Roman" w:hAnsi="Times New Roman" w:cs="Times New Roman"/>
+                <w:sz w:val="20"/>
+                <w:szCs w:val="20"/>
+                <w:lang w:val="en-IN"/>
+              </w:rPr>
+            </w:pPr>
+            <w:r>
+              <w:rPr>
+                <w:rFonts w:ascii="Times New Roman" w:hAnsi="Times New Roman" w:cs="Times New Roman"/>
+                <w:sz w:val="20"/>
+                <w:szCs w:val="20"/>
+                <w:lang w:val="en-IN"/>
+              </w:rPr>
+              <w:t>Sellers</w:t>
+            </w:r>
+          </w:p>
+        </w:tc>
+        <w:tc>
+          <w:tcPr>
+            <w:tcW w:w="0" w:type="auto"/>
+            <w:tcBorders>
+              <w:bottom w:val="single" w:sz="4" w:space="0" w:color="auto"/>
+              <w:right w:val="single" w:sz="4" w:space="0" w:color="auto"/>
+            </w:tcBorders>
+            <w:vAlign w:val="center"/>
+            <w:hideMark/>
+          </w:tcPr>
+          <w:p>
+            <w:pPr>
+              <w:jc w:val="center"/>
+              <w:rPr>
+                <w:rFonts w:ascii="Times New Roman" w:hAnsi="Times New Roman" w:cs="Times New Roman"/>
+                <w:sz w:val="20"/>
+                <w:szCs w:val="20"/>
+                <w:lang w:val="en-IN"/>
+              </w:rPr>
+            </w:pPr>
+            <w:r>
+              <w:rPr>
+                <w:rFonts w:ascii="Times New Roman" w:hAnsi="Times New Roman" w:cs="Times New Roman"/>
+                <w:sz w:val="20"/>
+                <w:szCs w:val="20"/>
+                <w:lang w:val="en-IN"/>
+              </w:rPr>
+              <w:t>3,095</w:t>
+            </w:r>
+          </w:p>
+        </w:tc>
+      </w:tr>
+      <w:tr>
+        <w:trPr>
+          <w:trHeight w:val="291"/>
+          <w:tblCellSpacing w:w="15" w:type="dxa"/>
+        </w:trPr>
+        <w:tc>
+          <w:tcPr>
+            <w:tcW w:w="0" w:type="auto"/>
+            <w:tcBorders>
+              <w:left w:val="single" w:sz="4" w:space="0" w:color="auto"/>
+              <w:bottom w:val="single" w:sz="4" w:space="0" w:color="auto"/>
+            </w:tcBorders>
+            <w:vAlign w:val="center"/>
+            <w:hideMark/>
+          </w:tcPr>
+          <w:p>
+            <w:pPr>
+              <w:jc w:val="center"/>
+              <w:rPr>
+                <w:rFonts w:ascii="Times New Roman" w:hAnsi="Times New Roman" w:cs="Times New Roman"/>
+                <w:sz w:val="20"/>
+                <w:szCs w:val="20"/>
+                <w:lang w:val="en-IN"/>
+              </w:rPr>
+            </w:pPr>
+            <w:r>
+              <w:rPr>
+                <w:rFonts w:ascii="Times New Roman" w:hAnsi="Times New Roman" w:cs="Times New Roman"/>
+                <w:sz w:val="20"/>
+                <w:szCs w:val="20"/>
+                <w:lang w:val="en-IN"/>
+              </w:rPr>
+              <w:t>Payments</w:t>
+            </w:r>
+          </w:p>
+        </w:tc>
+        <w:tc>
+          <w:tcPr>
+            <w:tcW w:w="0" w:type="auto"/>
+            <w:tcBorders>
+              <w:bottom w:val="single" w:sz="4" w:space="0" w:color="auto"/>
+              <w:right w:val="single" w:sz="4" w:space="0" w:color="auto"/>
+            </w:tcBorders>
+            <w:vAlign w:val="center"/>
+            <w:hideMark/>
+          </w:tcPr>
+          <w:p>
+            <w:pPr>
+              <w:jc w:val="center"/>
+              <w:rPr>
+                <w:rFonts w:ascii="Times New Roman" w:hAnsi="Times New Roman" w:cs="Times New Roman"/>
+                <w:sz w:val="20"/>
+                <w:szCs w:val="20"/>
+                <w:lang w:val="en-IN"/>
+              </w:rPr>
+            </w:pPr>
+            <w:r>
+              <w:rPr>
+                <w:rFonts w:ascii="Times New Roman" w:hAnsi="Times New Roman" w:cs="Times New Roman"/>
+                <w:sz w:val="20"/>
+                <w:szCs w:val="20"/>
+                <w:lang w:val="en-IN"/>
+              </w:rPr>
+              <w:t>103,886</w:t>
+            </w:r>
+          </w:p>
+        </w:tc>
+      </w:tr>
+      <w:tr>
+        <w:trPr>
+          <w:trHeight w:val="300"/>
+          <w:tblCellSpacing w:w="15" w:type="dxa"/>
+        </w:trPr>
+        <w:tc>
+          <w:tcPr>
+            <w:tcW w:w="0" w:type="auto"/>
+            <w:tcBorders>
+              <w:left w:val="single" w:sz="4" w:space="0" w:color="auto"/>
+              <w:bottom w:val="single" w:sz="4" w:space="0" w:color="auto"/>
+            </w:tcBorders>
+            <w:vAlign w:val="center"/>
+            <w:hideMark/>
+          </w:tcPr>
+          <w:p>
+            <w:pPr>
+              <w:jc w:val="center"/>
+              <w:rPr>
+                <w:rFonts w:ascii="Times New Roman" w:hAnsi="Times New Roman" w:cs="Times New Roman"/>
+                <w:sz w:val="20"/>
+                <w:szCs w:val="20"/>
+                <w:lang w:val="en-IN"/>
+              </w:rPr>
+            </w:pPr>
+            <w:r>
+              <w:rPr>
+                <w:rFonts w:ascii="Times New Roman" w:hAnsi="Times New Roman" w:cs="Times New Roman"/>
+                <w:sz w:val="20"/>
+                <w:szCs w:val="20"/>
+                <w:lang w:val="en-IN"/>
+              </w:rPr>
+              <w:lastRenderedPageBreak/>
+              <w:t>Reviews</w:t>
+            </w:r>
+          </w:p>
+        </w:tc>
+        <w:tc>
+          <w:tcPr>
+            <w:tcW w:w="0" w:type="auto"/>
+            <w:tcBorders>
+              <w:bottom w:val="single" w:sz="4" w:space="0" w:color="auto"/>
+              <w:right w:val="single" w:sz="4" w:space="0" w:color="auto"/>
+            </w:tcBorders>
+            <w:vAlign w:val="center"/>
+            <w:hideMark/>
+          </w:tcPr>
+          <w:p>
+            <w:pPr>
+              <w:jc w:val="center"/>
+              <w:rPr>
+                <w:rFonts w:ascii="Times New Roman" w:hAnsi="Times New Roman" w:cs="Times New Roman"/>
+                <w:sz w:val="20"/>
+                <w:szCs w:val="20"/>
+                <w:lang w:val="en-IN"/>
+              </w:rPr>
+            </w:pPr>
+            <w:r>
+              <w:rPr>
+                <w:rFonts w:ascii="Times New Roman" w:hAnsi="Times New Roman" w:cs="Times New Roman"/>
+                <w:sz w:val="20"/>
+                <w:szCs w:val="20"/>
+                <w:lang w:val="en-IN"/>
+              </w:rPr>
+              <w:t>99,224</w:t>
+            </w:r>
+          </w:p>
+        </w:tc>
+      </w:tr>
+    </w:tbl>
+    <w:p>
+      <w:pPr>
+        <w:rPr>
+          <w:rFonts w:ascii="Times New Roman" w:hAnsi="Times New Roman" w:cs="Times New Roman"/>
+          <w:lang w:val="en-IN"/>
+        </w:rPr>
+      </w:pPr>
+      <w:r>
+        <w:rPr>
+          <w:rFonts w:ascii="Times New Roman" w:hAnsi="Times New Roman" w:cs="Times New Roman"/>
+          <w:lang w:val="en-IN"/>
+        </w:rPr>
+        <w:t xml:space="preserve">For example, </w:t>
+      </w:r>
+      <w:r>
+        <w:rPr>
+          <w:rFonts w:ascii="Times New Roman" w:hAnsi="Times New Roman" w:cs="Times New Roman"/>
+          <w:b/>
+          <w:bCs/>
+          <w:lang w:val="en-IN"/>
+        </w:rPr>
+        <w:t>2,997 persistent customers</w:t>
+      </w:r>
+      <w:r>
+        <w:rPr>
+          <w:rFonts w:ascii="Times New Roman" w:hAnsi="Times New Roman" w:cs="Times New Roman"/>
+          <w:lang w:val="en-IN"/>
+        </w:rPr>
+        <w:t xml:space="preserve"> were identified as repeat customers because they were associated with more than one order.</w:t>
+      </w:r>
+    </w:p>
+    <w:p>
+      <w:pPr>
+        <w:rPr>
+          <w:rFonts w:ascii="Times New Roman" w:hAnsi="Times New Roman" w:cs="Times New Roman"/>
+          <w:lang w:val="en-IN"/>
+        </w:rPr>
+      </w:pPr>
+      <w:r>
+        <w:rPr>
+          <w:rFonts w:ascii="Times New Roman" w:hAnsi="Times New Roman" w:cs="Times New Roman"/>
+          <w:lang w:val="en-IN"/>
+        </w:rPr>
+        <w:t>The project also implements a financial KG application (LO10). Payment entities are connected to orders, which indirectly connects financial activity with customers, products, categories and sellers. Customer financial profiles were generated using total payment value, order activity and product/category relationships.</w:t>
+      </w:r>
+    </w:p>
+    <w:p>
+      <w:pPr>
+        <w:rPr>
+          <w:rFonts w:ascii="Times New Roman" w:hAnsi="Times New Roman" w:cs="Times New Roman"/>
+          <w:b/>
+          <w:bCs/>
+          <w:lang w:val="en-IN"/>
+        </w:rPr>
+      </w:pPr>
+      <w:r>
+        <w:rPr>
+          <w:rFonts w:ascii="Times New Roman" w:hAnsi="Times New Roman" w:cs="Times New Roman"/>
+          <w:b/>
+          <w:bCs/>
+          <w:lang w:val="en-IN"/>
+        </w:rPr>
+        <w:t>3.4 Knowledge Graph enrichment (LO8)</w:t>
+      </w:r>
+    </w:p>
+    <w:p>
+      <w:pPr>
+        <w:rPr>
+          <w:rFonts w:ascii="Times New Roman" w:hAnsi="Times New Roman" w:cs="Times New Roman"/>
+          <w:lang w:val="en-IN"/>
+        </w:rPr>
+      </w:pPr>
+      <w:r>
+        <w:rPr>
+          <w:rFonts w:ascii="Times New Roman" w:hAnsi="Times New Roman" w:cs="Times New Roman"/>
+          <w:lang w:val="en-IN"/>
+        </w:rPr>
+        <w:t>The KG is extended with derived information, demonstrating KG enrichment and evolution (LO8).</w:t>
+      </w:r>
+    </w:p>
+    <w:p>
+      <w:pPr>
+        <w:rPr>
+          <w:rFonts w:ascii="Times New Roman" w:hAnsi="Times New Roman" w:cs="Times New Roman"/>
+          <w:b/>
+          <w:bCs/>
+          <w:lang w:val="en-IN"/>
+        </w:rPr>
+      </w:pPr>
+      <w:r>
+        <w:rPr>
+          <w:rFonts w:ascii="Times New Roman" w:hAnsi="Times New Roman" w:cs="Times New Roman"/>
+          <w:b/>
+          <w:bCs/>
+          <w:lang w:val="en-IN"/>
+        </w:rPr>
+        <w:t>Sentiment enrichment</w:t>
+      </w:r>
+    </w:p>
+    <w:p>
+      <w:pPr>
+        <w:rPr>
+          <w:rFonts w:ascii="Times New Roman" w:hAnsi="Times New Roman" w:cs="Times New Roman"/>
+          <w:lang w:val="en-IN"/>
+        </w:rPr>
+      </w:pPr>
+      <w:r>
+        <w:rPr>
+          <w:rFonts w:ascii="Times New Roman" w:hAnsi="Times New Roman" w:cs="Times New Roman"/>
+          <w:lang w:val="en-IN"/>
+        </w:rPr>
+        <w:t xml:space="preserve">Review text was analysed using </w:t>
+      </w:r>
+      <w:proofErr w:type="spellStart"/>
+      <w:r>
+        <w:rPr>
+          <w:rFonts w:ascii="Times New Roman" w:hAnsi="Times New Roman" w:cs="Times New Roman"/>
+          <w:lang w:val="en-IN"/>
+        </w:rPr>
+        <w:t>TextBlob</w:t>
+      </w:r>
+      <w:proofErr w:type="spellEnd"/>
+      <w:r>
+        <w:rPr>
+          <w:rFonts w:ascii="Times New Roman" w:hAnsi="Times New Roman" w:cs="Times New Roman"/>
+          <w:lang w:val="en-IN"/>
+        </w:rPr>
+        <w:t xml:space="preserve">. </w:t>
+      </w:r>
+      <w:r>
+        <w:rPr>
+          <w:rFonts w:ascii="Times New Roman" w:hAnsi="Times New Roman" w:cs="Times New Roman"/>
+          <w:b/>
+          <w:bCs/>
+          <w:lang w:val="en-IN"/>
+        </w:rPr>
+        <w:t>40,950 review texts</w:t>
+      </w:r>
+      <w:r>
+        <w:rPr>
+          <w:rFonts w:ascii="Times New Roman" w:hAnsi="Times New Roman" w:cs="Times New Roman"/>
+          <w:lang w:val="en-IN"/>
+        </w:rPr>
+        <w:t xml:space="preserve"> were processed.</w:t>
+      </w:r>
+    </w:p>
+    <w:p>
+      <w:pPr>
+        <w:rPr>
+          <w:rFonts w:ascii="Times New Roman" w:hAnsi="Times New Roman" w:cs="Times New Roman"/>
+          <w:lang w:val="en-IN"/>
+        </w:rPr>
+      </w:pPr>
+      <w:r>
+        <w:rPr>
+          <w:rFonts w:ascii="Times New Roman" w:hAnsi="Times New Roman" w:cs="Times New Roman"/>
+          <w:lang w:val="en-IN"/>
+        </w:rPr>
+        <w:t xml:space="preserve">The </w:t>
+      </w:r>
+      <w:proofErr w:type="spellStart"/>
+      <w:r>
+        <w:rPr>
+          <w:rFonts w:ascii="Times New Roman" w:hAnsi="Times New Roman" w:cs="Times New Roman"/>
+          <w:lang w:val="en-IN"/>
+        </w:rPr>
+        <w:t>TextBlob</w:t>
+      </w:r>
+      <w:proofErr w:type="spellEnd"/>
+      <w:r>
+        <w:rPr>
+          <w:rFonts w:ascii="Times New Roman" w:hAnsi="Times New Roman" w:cs="Times New Roman"/>
+          <w:lang w:val="en-IN"/>
+        </w:rPr>
+        <w:t xml:space="preserve"> results were:</w:t>
+      </w:r>
+    </w:p>
+    <w:tbl>
+      <w:tblPr>
+        <w:tblW w:w="7168" w:type="dxa"/>
+        <w:tblCellSpacing w:w="15" w:type="dxa"/>
+        <w:tblCellMar>
+          <w:top w:w="15" w:type="dxa"/>
+          <w:left w:w="15" w:type="dxa"/>
+          <w:bottom w:w="15" w:type="dxa"/>
+          <w:right w:w="15" w:type="dxa"/>
+        </w:tblCellMar>
+        <w:tblLook w:val="04A0" w:firstRow="1" w:lastRow="0" w:firstColumn="1" w:lastColumn="0" w:noHBand="0" w:noVBand="1"/>
+      </w:tblPr>
+      <w:tblGrid>
+        <w:gridCol w:w="4344"/>
+        <w:gridCol w:w="2824"/>
+      </w:tblGrid>
+      <w:tr>
+        <w:trPr>
+          <w:trHeight w:val="320"/>
+          <w:tblHeader/>
+          <w:tblCellSpacing w:w="15" w:type="dxa"/>
+        </w:trPr>
+        <w:tc>
+          <w:tcPr>
+            <w:tcW w:w="0" w:type="auto"/>
+            <w:vAlign w:val="center"/>
+            <w:hideMark/>
+          </w:tcPr>
+          <w:p>
+            <w:pPr>
+              <w:jc w:val="center"/>
+              <w:rPr>
+                <w:rFonts w:ascii="Times New Roman" w:hAnsi="Times New Roman" w:cs="Times New Roman"/>
+                <w:b/>
+                <w:bCs/>
+                <w:sz w:val="20"/>
+                <w:szCs w:val="20"/>
+                <w:lang w:val="en-IN"/>
+              </w:rPr>
+            </w:pPr>
+            <w:r>
+              <w:rPr>
+                <w:rFonts w:ascii="Times New Roman" w:hAnsi="Times New Roman" w:cs="Times New Roman"/>
+                <w:b/>
+                <w:bCs/>
+                <w:sz w:val="20"/>
+                <w:szCs w:val="20"/>
+                <w:lang w:val="en-IN"/>
+              </w:rPr>
+              <w:t>Sentiment</w:t>
+            </w:r>
+          </w:p>
+        </w:tc>
+        <w:tc>
+          <w:tcPr>
+            <w:tcW w:w="0" w:type="auto"/>
+            <w:vAlign w:val="center"/>
+            <w:hideMark/>
+          </w:tcPr>
+          <w:p>
+            <w:pPr>
+              <w:jc w:val="center"/>
+              <w:rPr>
+                <w:rFonts w:ascii="Times New Roman" w:hAnsi="Times New Roman" w:cs="Times New Roman"/>
+                <w:b/>
+                <w:bCs/>
+                <w:sz w:val="20"/>
+                <w:szCs w:val="20"/>
+                <w:lang w:val="en-IN"/>
+              </w:rPr>
+            </w:pPr>
+            <w:r>
+              <w:rPr>
+                <w:rFonts w:ascii="Times New Roman" w:hAnsi="Times New Roman" w:cs="Times New Roman"/>
+                <w:b/>
+                <w:bCs/>
+                <w:sz w:val="20"/>
+                <w:szCs w:val="20"/>
+                <w:lang w:val="en-IN"/>
+              </w:rPr>
+              <w:t>Count</w:t>
+            </w:r>
+          </w:p>
+        </w:tc>
+      </w:tr>
+      <w:tr>
+        <w:trPr>
+          <w:trHeight w:val="320"/>
+          <w:tblCellSpacing w:w="15" w:type="dxa"/>
+        </w:trPr>
+        <w:tc>
+          <w:tcPr>
+            <w:tcW w:w="0" w:type="auto"/>
+            <w:vAlign w:val="center"/>
+            <w:hideMark/>
+          </w:tcPr>
+          <w:p>
+            <w:pPr>
+              <w:jc w:val="center"/>
+              <w:rPr>
+                <w:rFonts w:ascii="Times New Roman" w:hAnsi="Times New Roman" w:cs="Times New Roman"/>
+                <w:sz w:val="20"/>
+                <w:szCs w:val="20"/>
+                <w:lang w:val="en-IN"/>
+              </w:rPr>
+            </w:pPr>
+            <w:r>
+              <w:rPr>
+                <w:rFonts w:ascii="Times New Roman" w:hAnsi="Times New Roman" w:cs="Times New Roman"/>
+                <w:sz w:val="20"/>
+                <w:szCs w:val="20"/>
+                <w:lang w:val="en-IN"/>
+              </w:rPr>
+              <w:t>Neutral</w:t>
+            </w:r>
+          </w:p>
+        </w:tc>
+        <w:tc>
+          <w:tcPr>
+            <w:tcW w:w="0" w:type="auto"/>
+            <w:vAlign w:val="center"/>
+            <w:hideMark/>
+          </w:tcPr>
+          <w:p>
+            <w:pPr>
+              <w:jc w:val="center"/>
+              <w:rPr>
+                <w:rFonts w:ascii="Times New Roman" w:hAnsi="Times New Roman" w:cs="Times New Roman"/>
+                <w:sz w:val="20"/>
+                <w:szCs w:val="20"/>
+                <w:lang w:val="en-IN"/>
+              </w:rPr>
+            </w:pPr>
+            <w:r>
+              <w:rPr>
+                <w:rFonts w:ascii="Times New Roman" w:hAnsi="Times New Roman" w:cs="Times New Roman"/>
+                <w:sz w:val="20"/>
+                <w:szCs w:val="20"/>
+                <w:lang w:val="en-IN"/>
+              </w:rPr>
+              <w:t>37,468</w:t>
+            </w:r>
+          </w:p>
+        </w:tc>
+      </w:tr>
+      <w:tr>
+        <w:trPr>
+          <w:trHeight w:val="320"/>
+          <w:tblCellSpacing w:w="15" w:type="dxa"/>
+        </w:trPr>
+        <w:tc>
+          <w:tcPr>
+            <w:tcW w:w="0" w:type="auto"/>
+            <w:vAlign w:val="center"/>
+            <w:hideMark/>
+          </w:tcPr>
+          <w:p>
+            <w:pPr>
+              <w:jc w:val="center"/>
+              <w:rPr>
+                <w:rFonts w:ascii="Times New Roman" w:hAnsi="Times New Roman" w:cs="Times New Roman"/>
+                <w:sz w:val="20"/>
+                <w:szCs w:val="20"/>
+                <w:lang w:val="en-IN"/>
+              </w:rPr>
+            </w:pPr>
+            <w:r>
+              <w:rPr>
+                <w:rFonts w:ascii="Times New Roman" w:hAnsi="Times New Roman" w:cs="Times New Roman"/>
+                <w:sz w:val="20"/>
+                <w:szCs w:val="20"/>
+                <w:lang w:val="en-IN"/>
+              </w:rPr>
+              <w:t>Positive</w:t>
+            </w:r>
+          </w:p>
+        </w:tc>
+        <w:tc>
+          <w:tcPr>
+            <w:tcW w:w="0" w:type="auto"/>
+            <w:vAlign w:val="center"/>
+            <w:hideMark/>
+          </w:tcPr>
+          <w:p>
+            <w:pPr>
+              <w:jc w:val="center"/>
+              <w:rPr>
+                <w:rFonts w:ascii="Times New Roman" w:hAnsi="Times New Roman" w:cs="Times New Roman"/>
+                <w:sz w:val="20"/>
+                <w:szCs w:val="20"/>
+                <w:lang w:val="en-IN"/>
+              </w:rPr>
+            </w:pPr>
+            <w:r>
+              <w:rPr>
+                <w:rFonts w:ascii="Times New Roman" w:hAnsi="Times New Roman" w:cs="Times New Roman"/>
+                <w:sz w:val="20"/>
+                <w:szCs w:val="20"/>
+                <w:lang w:val="en-IN"/>
+              </w:rPr>
+              <w:t>3,034</w:t>
+            </w:r>
+          </w:p>
+        </w:tc>
+      </w:tr>
+      <w:tr>
+        <w:trPr>
+          <w:trHeight w:val="330"/>
+          <w:tblCellSpacing w:w="15" w:type="dxa"/>
+        </w:trPr>
+        <w:tc>
+          <w:tcPr>
+            <w:tcW w:w="0" w:type="auto"/>
+            <w:vAlign w:val="center"/>
+            <w:hideMark/>
+          </w:tcPr>
+          <w:p>
+            <w:pPr>
+              <w:jc w:val="center"/>
+              <w:rPr>
+                <w:rFonts w:ascii="Times New Roman" w:hAnsi="Times New Roman" w:cs="Times New Roman"/>
+                <w:sz w:val="20"/>
+                <w:szCs w:val="20"/>
+                <w:lang w:val="en-IN"/>
+              </w:rPr>
+            </w:pPr>
+            <w:r>
+              <w:rPr>
+                <w:rFonts w:ascii="Times New Roman" w:hAnsi="Times New Roman" w:cs="Times New Roman"/>
+                <w:sz w:val="20"/>
+                <w:szCs w:val="20"/>
+                <w:lang w:val="en-IN"/>
+              </w:rPr>
+              <w:t>Negative</w:t>
+            </w:r>
+          </w:p>
+        </w:tc>
+        <w:tc>
+          <w:tcPr>
+            <w:tcW w:w="0" w:type="auto"/>
+            <w:vAlign w:val="center"/>
+            <w:hideMark/>
+          </w:tcPr>
+          <w:p>
+            <w:pPr>
+              <w:jc w:val="center"/>
+              <w:rPr>
+                <w:rFonts w:ascii="Times New Roman" w:hAnsi="Times New Roman" w:cs="Times New Roman"/>
+                <w:sz w:val="20"/>
+                <w:szCs w:val="20"/>
+                <w:lang w:val="en-IN"/>
+              </w:rPr>
+            </w:pPr>
+            <w:r>
+              <w:rPr>
+                <w:rFonts w:ascii="Times New Roman" w:hAnsi="Times New Roman" w:cs="Times New Roman"/>
+                <w:sz w:val="20"/>
+                <w:szCs w:val="20"/>
+                <w:lang w:val="en-IN"/>
+              </w:rPr>
+              <w:t>448</w:t>
+            </w:r>
+          </w:p>
+        </w:tc>
+      </w:tr>
+    </w:tbl>
+    <w:p>
+      <w:pPr>
+        <w:rPr>
+          <w:rFonts w:ascii="Times New Roman" w:hAnsi="Times New Roman" w:cs="Times New Roman"/>
+          <w:lang w:val="en-IN"/>
+        </w:rPr>
+      </w:pPr>
+      <w:r>
+        <w:rPr>
+          <w:rFonts w:ascii="Times New Roman" w:hAnsi="Times New Roman" w:cs="Times New Roman"/>
+          <w:lang w:val="en-IN"/>
+        </w:rPr>
+        <w:t xml:space="preserve">The average </w:t>
+      </w:r>
+      <w:proofErr w:type="spellStart"/>
+      <w:r>
+        <w:rPr>
+          <w:rFonts w:ascii="Times New Roman" w:hAnsi="Times New Roman" w:cs="Times New Roman"/>
+          <w:lang w:val="en-IN"/>
+        </w:rPr>
+        <w:t>TextBlob</w:t>
+      </w:r>
+      <w:proofErr w:type="spellEnd"/>
+      <w:r>
+        <w:rPr>
+          <w:rFonts w:ascii="Times New Roman" w:hAnsi="Times New Roman" w:cs="Times New Roman"/>
+          <w:lang w:val="en-IN"/>
+        </w:rPr>
+        <w:t xml:space="preserve"> polarity was </w:t>
+      </w:r>
+      <w:r>
+        <w:rPr>
+          <w:rFonts w:ascii="Times New Roman" w:hAnsi="Times New Roman" w:cs="Times New Roman"/>
+          <w:b/>
+          <w:bCs/>
+          <w:lang w:val="en-IN"/>
+        </w:rPr>
+        <w:t>0.0272</w:t>
+      </w:r>
+      <w:r>
+        <w:rPr>
+          <w:rFonts w:ascii="Times New Roman" w:hAnsi="Times New Roman" w:cs="Times New Roman"/>
+          <w:lang w:val="en-IN"/>
+        </w:rPr>
+        <w:t>.</w:t>
+      </w:r>
+      <w:r>
+        <w:rPr>
+          <w:rFonts w:ascii="Times New Roman" w:hAnsi="Times New Roman" w:cs="Times New Roman"/>
+          <w:lang w:val="en-IN"/>
+        </w:rPr>
+        <w:t xml:space="preserve"> </w:t>
+      </w:r>
+      <w:r>
+        <w:rPr>
+          <w:rFonts w:ascii="Times New Roman" w:hAnsi="Times New Roman" w:cs="Times New Roman"/>
+          <w:lang w:val="en-IN"/>
+        </w:rPr>
+        <w:t>The NLP layer adds sentiment properties and HAS_NLP_SENTIMENT relationships while preserving the original review-score sentiment separately. This means the graph can distinguish between sentiment derived from a structured review score and sentiment derived from review text.</w:t>
+      </w:r>
+    </w:p>
+    <w:p>
+      <w:pPr>
+        <w:rPr>
+          <w:rFonts w:ascii="Times New Roman" w:hAnsi="Times New Roman" w:cs="Times New Roman"/>
+          <w:b/>
+          <w:bCs/>
+          <w:lang w:val="en-IN"/>
+        </w:rPr>
+      </w:pPr>
+      <w:r>
+        <w:rPr>
+          <w:rFonts w:ascii="Times New Roman" w:hAnsi="Times New Roman" w:cs="Times New Roman"/>
+          <w:b/>
+          <w:bCs/>
+          <w:lang w:val="en-IN"/>
+        </w:rPr>
+        <w:t>Geographic enrichment</w:t>
+      </w:r>
+    </w:p>
+    <w:p>
+      <w:pPr>
+        <w:rPr>
+          <w:rFonts w:ascii="Times New Roman" w:hAnsi="Times New Roman" w:cs="Times New Roman"/>
+          <w:lang w:val="en-IN"/>
+        </w:rPr>
+      </w:pPr>
+      <w:r>
+        <w:rPr>
+          <w:rFonts w:ascii="Times New Roman" w:hAnsi="Times New Roman" w:cs="Times New Roman"/>
+          <w:lang w:val="en-IN"/>
+        </w:rPr>
+        <w:t xml:space="preserve">The project also analysed </w:t>
+      </w:r>
+      <w:r>
+        <w:rPr>
+          <w:rFonts w:ascii="Times New Roman" w:hAnsi="Times New Roman" w:cs="Times New Roman"/>
+          <w:b/>
+          <w:bCs/>
+          <w:lang w:val="en-IN"/>
+        </w:rPr>
+        <w:t>738,332 geographical points</w:t>
+      </w:r>
+      <w:r>
+        <w:rPr>
+          <w:rFonts w:ascii="Times New Roman" w:hAnsi="Times New Roman" w:cs="Times New Roman"/>
+          <w:lang w:val="en-IN"/>
+        </w:rPr>
+        <w:t xml:space="preserve"> and created </w:t>
+      </w:r>
+      <w:r>
+        <w:rPr>
+          <w:rFonts w:ascii="Times New Roman" w:hAnsi="Times New Roman" w:cs="Times New Roman"/>
+          <w:b/>
+          <w:bCs/>
+          <w:lang w:val="en-IN"/>
+        </w:rPr>
+        <w:t>8 derived geographic clusters</w:t>
+      </w:r>
+      <w:r>
+        <w:rPr>
+          <w:rFonts w:ascii="Times New Roman" w:hAnsi="Times New Roman" w:cs="Times New Roman"/>
+          <w:lang w:val="en-IN"/>
+        </w:rPr>
+        <w:t xml:space="preserve"> with </w:t>
+      </w:r>
+      <w:r>
+        <w:rPr>
+          <w:rFonts w:ascii="Times New Roman" w:hAnsi="Times New Roman" w:cs="Times New Roman"/>
+          <w:b/>
+          <w:bCs/>
+          <w:lang w:val="en-IN"/>
+        </w:rPr>
+        <w:t>4,073 city-cluster relationships</w:t>
+      </w:r>
+      <w:r>
+        <w:rPr>
+          <w:rFonts w:ascii="Times New Roman" w:hAnsi="Times New Roman" w:cs="Times New Roman"/>
+          <w:lang w:val="en-IN"/>
+        </w:rPr>
+        <w:t>.</w:t>
+      </w:r>
+    </w:p>
+    <w:p>
+      <w:pPr>
+        <w:rPr>
+          <w:rFonts w:ascii="Times New Roman" w:hAnsi="Times New Roman" w:cs="Times New Roman"/>
+          <w:lang w:val="en-IN"/>
+        </w:rPr>
+      </w:pPr>
+      <w:r>
+        <w:rPr>
+          <w:rFonts w:ascii="Times New Roman" w:hAnsi="Times New Roman" w:cs="Times New Roman"/>
+          <w:lang w:val="en-IN"/>
+        </w:rPr>
+        <w:t>These clusters are represented in the KG as derived analytical entities and can support regional demand, customer distribution and logistics-oriented analysis.</w:t>
+      </w:r>
+    </w:p>
+    <w:p>
+      <w:pPr>
+        <w:rPr>
+          <w:rFonts w:ascii="Times New Roman" w:hAnsi="Times New Roman" w:cs="Times New Roman"/>
+          <w:b/>
+          <w:bCs/>
+          <w:lang w:val="en-IN"/>
+        </w:rPr>
+      </w:pPr>
+      <w:r>
+        <w:rPr>
+          <w:rFonts w:ascii="Times New Roman" w:hAnsi="Times New Roman" w:cs="Times New Roman"/>
+          <w:b/>
+          <w:bCs/>
+          <w:lang w:val="en-IN"/>
+        </w:rPr>
+        <w:t>3.5 Logical reasoning (LO2, LO6)</w:t>
+      </w:r>
+    </w:p>
+    <w:p>
+      <w:pPr>
+        <w:rPr>
+          <w:rFonts w:ascii="Times New Roman" w:hAnsi="Times New Roman" w:cs="Times New Roman"/>
+          <w:lang w:val="en-IN"/>
+        </w:rPr>
+      </w:pPr>
+      <w:r>
+        <w:rPr>
+          <w:rFonts w:ascii="Times New Roman" w:hAnsi="Times New Roman" w:cs="Times New Roman"/>
+          <w:lang w:val="en-IN"/>
+        </w:rPr>
+        <w:t>A central KG component is rule-based logical inference (LO2).</w:t>
+      </w:r>
+    </w:p>
+    <w:p>
+      <w:pPr>
+        <w:rPr>
+          <w:rFonts w:ascii="Times New Roman" w:hAnsi="Times New Roman" w:cs="Times New Roman"/>
+          <w:lang w:val="en-IN"/>
+        </w:rPr>
+      </w:pPr>
+      <w:r>
+        <w:rPr>
+          <w:rFonts w:ascii="Times New Roman" w:hAnsi="Times New Roman" w:cs="Times New Roman"/>
+          <w:lang w:val="en-IN"/>
+        </w:rPr>
+        <w:t>Four rules were implemented. They infer:</w:t>
+      </w:r>
+    </w:p>
+    <w:p>
+      <w:pPr>
+        <w:numPr>
+          <w:ilvl w:val="0"/>
+          <w:numId w:val="5"/>
+        </w:numPr>
+        <w:rPr>
+          <w:rFonts w:ascii="Times New Roman" w:hAnsi="Times New Roman" w:cs="Times New Roman"/>
+          <w:lang w:val="en-IN"/>
+        </w:rPr>
+      </w:pPr>
+      <w:r>
+        <w:rPr>
+          <w:rFonts w:ascii="Times New Roman" w:hAnsi="Times New Roman" w:cs="Times New Roman"/>
+          <w:lang w:val="en-IN"/>
+        </w:rPr>
+        <w:t>Customer → Product interaction from Customer → Order → Product.</w:t>
+      </w:r>
+    </w:p>
+    <w:p>
+      <w:pPr>
+        <w:numPr>
+          <w:ilvl w:val="0"/>
+          <w:numId w:val="5"/>
+        </w:numPr>
+        <w:rPr>
+          <w:rFonts w:ascii="Times New Roman" w:hAnsi="Times New Roman" w:cs="Times New Roman"/>
+          <w:lang w:val="en-IN"/>
+        </w:rPr>
+      </w:pPr>
+      <w:r>
+        <w:rPr>
+          <w:rFonts w:ascii="Times New Roman" w:hAnsi="Times New Roman" w:cs="Times New Roman"/>
+          <w:lang w:val="en-IN"/>
+        </w:rPr>
+        <w:t>Customer → Category association from Customer → Product → Category.</w:t>
+      </w:r>
+    </w:p>
+    <w:p>
+      <w:pPr>
+        <w:numPr>
+          <w:ilvl w:val="0"/>
+          <w:numId w:val="5"/>
+        </w:numPr>
+        <w:rPr>
+          <w:rFonts w:ascii="Times New Roman" w:hAnsi="Times New Roman" w:cs="Times New Roman"/>
+          <w:lang w:val="en-IN"/>
+        </w:rPr>
+      </w:pPr>
+      <w:r>
+        <w:rPr>
+          <w:rFonts w:ascii="Times New Roman" w:hAnsi="Times New Roman" w:cs="Times New Roman"/>
+          <w:lang w:val="en-IN"/>
+        </w:rPr>
+        <w:t>Customer → Seller association from Customer → Product → Seller.</w:t>
+      </w:r>
+    </w:p>
+    <w:p>
+      <w:pPr>
+        <w:numPr>
+          <w:ilvl w:val="0"/>
+          <w:numId w:val="5"/>
+        </w:numPr>
+        <w:rPr>
+          <w:rFonts w:ascii="Times New Roman" w:hAnsi="Times New Roman" w:cs="Times New Roman"/>
+          <w:lang w:val="en-IN"/>
+        </w:rPr>
+      </w:pPr>
+      <w:r>
+        <w:rPr>
+          <w:rFonts w:ascii="Times New Roman" w:hAnsi="Times New Roman" w:cs="Times New Roman"/>
+          <w:lang w:val="en-IN"/>
+        </w:rPr>
+        <w:t>Order → inferred NLP sentiment from Order → Review → NLP Sentiment.</w:t>
+      </w:r>
+    </w:p>
+    <w:p>
+      <w:pPr>
+        <w:rPr>
+          <w:rFonts w:ascii="Times New Roman" w:hAnsi="Times New Roman" w:cs="Times New Roman"/>
+          <w:lang w:val="en-IN"/>
+        </w:rPr>
+      </w:pPr>
+      <w:r>
+        <w:rPr>
+          <w:rFonts w:ascii="Times New Roman" w:hAnsi="Times New Roman" w:cs="Times New Roman"/>
+          <w:lang w:val="en-IN"/>
+        </w:rPr>
+        <w:t>The reasoning engine uses indexed forward chaining and continues until no new facts can be derived (LO6).</w:t>
+      </w:r>
+      <w:r>
+        <w:rPr>
+          <w:rFonts w:ascii="Times New Roman" w:hAnsi="Times New Roman" w:cs="Times New Roman"/>
+          <w:lang w:val="en-IN"/>
+        </w:rPr>
+        <w:t xml:space="preserve"> </w:t>
+      </w:r>
+      <w:r>
+        <w:rPr>
+          <w:rFonts w:ascii="Times New Roman" w:hAnsi="Times New Roman" w:cs="Times New Roman"/>
+          <w:lang w:val="en-IN"/>
+        </w:rPr>
+        <w:t>The results were:</w:t>
+      </w:r>
+    </w:p>
+    <w:tbl>
+      <w:tblPr>
+        <w:tblW w:w="9129" w:type="dxa"/>
+        <w:tblCellSpacing w:w="15" w:type="dxa"/>
+        <w:tblCellMar>
+          <w:top w:w="15" w:type="dxa"/>
+          <w:left w:w="15" w:type="dxa"/>
+          <w:bottom w:w="15" w:type="dxa"/>
+          <w:right w:w="15" w:type="dxa"/>
+        </w:tblCellMar>
+        <w:tblLook w:val="04A0" w:firstRow="1" w:lastRow="0" w:firstColumn="1" w:lastColumn="0" w:noHBand="0" w:noVBand="1"/>
+      </w:tblPr>
+      <w:tblGrid>
+        <w:gridCol w:w="6605"/>
+        <w:gridCol w:w="2524"/>
+      </w:tblGrid>
+      <w:tr>
+        <w:trPr>
+          <w:trHeight w:val="279"/>
+          <w:tblHeader/>
+          <w:tblCellSpacing w:w="15" w:type="dxa"/>
+        </w:trPr>
+        <w:tc>
+          <w:tcPr>
+            <w:tcW w:w="0" w:type="auto"/>
+            <w:tcBorders>
+              <w:top w:val="single" w:sz="4" w:space="0" w:color="auto"/>
+              <w:left w:val="single" w:sz="4" w:space="0" w:color="auto"/>
+            </w:tcBorders>
+            <w:vAlign w:val="center"/>
+            <w:hideMark/>
+          </w:tcPr>
+          <w:p>
+            <w:pPr>
+              <w:jc w:val="center"/>
+              <w:rPr>
+                <w:rFonts w:ascii="Times New Roman" w:hAnsi="Times New Roman" w:cs="Times New Roman"/>
+                <w:b/>
+                <w:bCs/>
+                <w:sz w:val="20"/>
+                <w:szCs w:val="20"/>
+                <w:lang w:val="en-IN"/>
+              </w:rPr>
+            </w:pPr>
+            <w:r>
+              <w:rPr>
+                <w:rFonts w:ascii="Times New Roman" w:hAnsi="Times New Roman" w:cs="Times New Roman"/>
+                <w:b/>
+                <w:bCs/>
+                <w:sz w:val="20"/>
+                <w:szCs w:val="20"/>
+                <w:lang w:val="en-IN"/>
+              </w:rPr>
+              <w:lastRenderedPageBreak/>
+              <w:t>Reasoning measure</w:t>
+            </w:r>
+          </w:p>
+        </w:tc>
+        <w:tc>
+          <w:tcPr>
+            <w:tcW w:w="0" w:type="auto"/>
+            <w:tcBorders>
+              <w:top w:val="single" w:sz="4" w:space="0" w:color="auto"/>
+              <w:left w:val="single" w:sz="4" w:space="0" w:color="auto"/>
+              <w:right w:val="single" w:sz="4" w:space="0" w:color="auto"/>
+            </w:tcBorders>
+            <w:vAlign w:val="center"/>
+            <w:hideMark/>
+          </w:tcPr>
+          <w:p>
+            <w:pPr>
+              <w:jc w:val="center"/>
+              <w:rPr>
+                <w:rFonts w:ascii="Times New Roman" w:hAnsi="Times New Roman" w:cs="Times New Roman"/>
+                <w:b/>
+                <w:bCs/>
+                <w:sz w:val="20"/>
+                <w:szCs w:val="20"/>
+                <w:lang w:val="en-IN"/>
+              </w:rPr>
+            </w:pPr>
+            <w:r>
+              <w:rPr>
+                <w:rFonts w:ascii="Times New Roman" w:hAnsi="Times New Roman" w:cs="Times New Roman"/>
+                <w:b/>
+                <w:bCs/>
+                <w:sz w:val="20"/>
+                <w:szCs w:val="20"/>
+                <w:lang w:val="en-IN"/>
+              </w:rPr>
+              <w:t>Result</w:t>
+            </w:r>
+          </w:p>
+        </w:tc>
+      </w:tr>
+      <w:tr>
+        <w:trPr>
+          <w:trHeight w:val="279"/>
+          <w:tblCellSpacing w:w="15" w:type="dxa"/>
+        </w:trPr>
+        <w:tc>
+          <w:tcPr>
+            <w:tcW w:w="0" w:type="auto"/>
+            <w:tcBorders>
+              <w:top w:val="single" w:sz="4" w:space="0" w:color="auto"/>
+              <w:left w:val="single" w:sz="4" w:space="0" w:color="auto"/>
+            </w:tcBorders>
+            <w:vAlign w:val="center"/>
+            <w:hideMark/>
+          </w:tcPr>
+          <w:p>
+            <w:pPr>
+              <w:jc w:val="center"/>
+              <w:rPr>
+                <w:rFonts w:ascii="Times New Roman" w:hAnsi="Times New Roman" w:cs="Times New Roman"/>
+                <w:sz w:val="20"/>
+                <w:szCs w:val="20"/>
+                <w:lang w:val="en-IN"/>
+              </w:rPr>
+            </w:pPr>
+            <w:r>
+              <w:rPr>
+                <w:rFonts w:ascii="Times New Roman" w:hAnsi="Times New Roman" w:cs="Times New Roman"/>
+                <w:sz w:val="20"/>
+                <w:szCs w:val="20"/>
+                <w:lang w:val="en-IN"/>
+              </w:rPr>
+              <w:t>Explicit relationships before reasoning</w:t>
+            </w:r>
+          </w:p>
+        </w:tc>
+        <w:tc>
+          <w:tcPr>
+            <w:tcW w:w="0" w:type="auto"/>
+            <w:tcBorders>
+              <w:top w:val="single" w:sz="4" w:space="0" w:color="auto"/>
+              <w:left w:val="single" w:sz="4" w:space="0" w:color="auto"/>
+              <w:right w:val="single" w:sz="4" w:space="0" w:color="auto"/>
+            </w:tcBorders>
+            <w:vAlign w:val="center"/>
+            <w:hideMark/>
+          </w:tcPr>
+          <w:p>
+            <w:pPr>
+              <w:jc w:val="center"/>
+              <w:rPr>
+                <w:rFonts w:ascii="Times New Roman" w:hAnsi="Times New Roman" w:cs="Times New Roman"/>
+                <w:sz w:val="20"/>
+                <w:szCs w:val="20"/>
+                <w:lang w:val="en-IN"/>
+              </w:rPr>
+            </w:pPr>
+            <w:r>
+              <w:rPr>
+                <w:rFonts w:ascii="Times New Roman" w:hAnsi="Times New Roman" w:cs="Times New Roman"/>
+                <w:sz w:val="20"/>
+                <w:szCs w:val="20"/>
+                <w:lang w:val="en-IN"/>
+              </w:rPr>
+              <w:t>723,005</w:t>
+            </w:r>
+          </w:p>
+        </w:tc>
+      </w:tr>
+      <w:tr>
+        <w:trPr>
+          <w:trHeight w:val="287"/>
+          <w:tblCellSpacing w:w="15" w:type="dxa"/>
+        </w:trPr>
+        <w:tc>
+          <w:tcPr>
+            <w:tcW w:w="0" w:type="auto"/>
+            <w:tcBorders>
+              <w:top w:val="single" w:sz="4" w:space="0" w:color="auto"/>
+              <w:left w:val="single" w:sz="4" w:space="0" w:color="auto"/>
+            </w:tcBorders>
+            <w:vAlign w:val="center"/>
+            <w:hideMark/>
+          </w:tcPr>
+          <w:p>
+            <w:pPr>
+              <w:jc w:val="center"/>
+              <w:rPr>
+                <w:rFonts w:ascii="Times New Roman" w:hAnsi="Times New Roman" w:cs="Times New Roman"/>
+                <w:sz w:val="20"/>
+                <w:szCs w:val="20"/>
+                <w:lang w:val="en-IN"/>
+              </w:rPr>
+            </w:pPr>
+            <w:r>
+              <w:rPr>
+                <w:rFonts w:ascii="Times New Roman" w:hAnsi="Times New Roman" w:cs="Times New Roman"/>
+                <w:sz w:val="20"/>
+                <w:szCs w:val="20"/>
+                <w:lang w:val="en-IN"/>
+              </w:rPr>
+              <w:t>New inferred relationships</w:t>
+            </w:r>
+          </w:p>
+        </w:tc>
+        <w:tc>
+          <w:tcPr>
+            <w:tcW w:w="0" w:type="auto"/>
+            <w:tcBorders>
+              <w:top w:val="single" w:sz="4" w:space="0" w:color="auto"/>
+              <w:left w:val="single" w:sz="4" w:space="0" w:color="auto"/>
+              <w:right w:val="single" w:sz="4" w:space="0" w:color="auto"/>
+            </w:tcBorders>
+            <w:vAlign w:val="center"/>
+            <w:hideMark/>
+          </w:tcPr>
+          <w:p>
+            <w:pPr>
+              <w:jc w:val="center"/>
+              <w:rPr>
+                <w:rFonts w:ascii="Times New Roman" w:hAnsi="Times New Roman" w:cs="Times New Roman"/>
+                <w:sz w:val="20"/>
+                <w:szCs w:val="20"/>
+                <w:lang w:val="en-IN"/>
+              </w:rPr>
+            </w:pPr>
+            <w:r>
+              <w:rPr>
+                <w:rFonts w:ascii="Times New Roman" w:hAnsi="Times New Roman" w:cs="Times New Roman"/>
+                <w:sz w:val="20"/>
+                <w:szCs w:val="20"/>
+                <w:lang w:val="en-IN"/>
+              </w:rPr>
+              <w:t>362,830</w:t>
+            </w:r>
+          </w:p>
+        </w:tc>
+      </w:tr>
+      <w:tr>
+        <w:trPr>
+          <w:trHeight w:val="279"/>
+          <w:tblCellSpacing w:w="15" w:type="dxa"/>
+        </w:trPr>
+        <w:tc>
+          <w:tcPr>
+            <w:tcW w:w="0" w:type="auto"/>
+            <w:tcBorders>
+              <w:top w:val="single" w:sz="4" w:space="0" w:color="auto"/>
+              <w:left w:val="single" w:sz="4" w:space="0" w:color="auto"/>
+              <w:bottom w:val="single" w:sz="4" w:space="0" w:color="auto"/>
+            </w:tcBorders>
+            <w:vAlign w:val="center"/>
+            <w:hideMark/>
+          </w:tcPr>
+          <w:p>
+            <w:pPr>
+              <w:jc w:val="center"/>
+              <w:rPr>
+                <w:rFonts w:ascii="Times New Roman" w:hAnsi="Times New Roman" w:cs="Times New Roman"/>
+                <w:sz w:val="20"/>
+                <w:szCs w:val="20"/>
+                <w:lang w:val="en-IN"/>
+              </w:rPr>
+            </w:pPr>
+            <w:r>
+              <w:rPr>
+                <w:rFonts w:ascii="Times New Roman" w:hAnsi="Times New Roman" w:cs="Times New Roman"/>
+                <w:sz w:val="20"/>
+                <w:szCs w:val="20"/>
+                <w:lang w:val="en-IN"/>
+              </w:rPr>
+              <w:t>Final relationships</w:t>
+            </w:r>
+          </w:p>
+        </w:tc>
+        <w:tc>
+          <w:tcPr>
+            <w:tcW w:w="0" w:type="auto"/>
+            <w:tcBorders>
+              <w:top w:val="single" w:sz="4" w:space="0" w:color="auto"/>
+              <w:left w:val="single" w:sz="4" w:space="0" w:color="auto"/>
+              <w:bottom w:val="single" w:sz="4" w:space="0" w:color="auto"/>
+              <w:right w:val="single" w:sz="4" w:space="0" w:color="auto"/>
+            </w:tcBorders>
+            <w:vAlign w:val="center"/>
+            <w:hideMark/>
+          </w:tcPr>
+          <w:p>
+            <w:pPr>
+              <w:jc w:val="center"/>
+              <w:rPr>
+                <w:rFonts w:ascii="Times New Roman" w:hAnsi="Times New Roman" w:cs="Times New Roman"/>
+                <w:sz w:val="20"/>
+                <w:szCs w:val="20"/>
+                <w:lang w:val="en-IN"/>
+              </w:rPr>
+            </w:pPr>
+            <w:r>
+              <w:rPr>
+                <w:rFonts w:ascii="Times New Roman" w:hAnsi="Times New Roman" w:cs="Times New Roman"/>
+                <w:sz w:val="20"/>
+                <w:szCs w:val="20"/>
+                <w:lang w:val="en-IN"/>
+              </w:rPr>
+              <w:t>1,085,835</w:t>
+            </w:r>
+          </w:p>
+        </w:tc>
+      </w:tr>
+      <w:tr>
+        <w:trPr>
+          <w:trHeight w:val="279"/>
+          <w:tblCellSpacing w:w="15" w:type="dxa"/>
+        </w:trPr>
+        <w:tc>
+          <w:tcPr>
+            <w:tcW w:w="0" w:type="auto"/>
+            <w:tcBorders>
+              <w:left w:val="single" w:sz="4" w:space="0" w:color="auto"/>
+              <w:bottom w:val="single" w:sz="4" w:space="0" w:color="auto"/>
+            </w:tcBorders>
+            <w:vAlign w:val="center"/>
+            <w:hideMark/>
+          </w:tcPr>
+          <w:p>
+            <w:pPr>
+              <w:jc w:val="center"/>
+              <w:rPr>
+                <w:rFonts w:ascii="Times New Roman" w:hAnsi="Times New Roman" w:cs="Times New Roman"/>
+                <w:sz w:val="20"/>
+                <w:szCs w:val="20"/>
+                <w:lang w:val="en-IN"/>
+              </w:rPr>
+            </w:pPr>
+            <w:r>
+              <w:rPr>
+                <w:rFonts w:ascii="Times New Roman" w:hAnsi="Times New Roman" w:cs="Times New Roman"/>
+                <w:sz w:val="20"/>
+                <w:szCs w:val="20"/>
+                <w:lang w:val="en-IN"/>
+              </w:rPr>
+              <w:t>Expansion ratio</w:t>
+            </w:r>
+          </w:p>
+        </w:tc>
+        <w:tc>
+          <w:tcPr>
+            <w:tcW w:w="0" w:type="auto"/>
+            <w:tcBorders>
+              <w:left w:val="single" w:sz="4" w:space="0" w:color="auto"/>
+              <w:bottom w:val="single" w:sz="4" w:space="0" w:color="auto"/>
+              <w:right w:val="single" w:sz="4" w:space="0" w:color="auto"/>
+            </w:tcBorders>
+            <w:vAlign w:val="center"/>
+            <w:hideMark/>
+          </w:tcPr>
+          <w:p>
+            <w:pPr>
+              <w:jc w:val="center"/>
+              <w:rPr>
+                <w:rFonts w:ascii="Times New Roman" w:hAnsi="Times New Roman" w:cs="Times New Roman"/>
+                <w:sz w:val="20"/>
+                <w:szCs w:val="20"/>
+                <w:lang w:val="en-IN"/>
+              </w:rPr>
+            </w:pPr>
+            <w:r>
+              <w:rPr>
+                <w:rFonts w:ascii="Times New Roman" w:hAnsi="Times New Roman" w:cs="Times New Roman"/>
+                <w:sz w:val="20"/>
+                <w:szCs w:val="20"/>
+                <w:lang w:val="en-IN"/>
+              </w:rPr>
+              <w:t>1.50×</w:t>
+            </w:r>
+          </w:p>
+        </w:tc>
+      </w:tr>
+      <w:tr>
+        <w:trPr>
+          <w:trHeight w:val="279"/>
+          <w:tblCellSpacing w:w="15" w:type="dxa"/>
+        </w:trPr>
+        <w:tc>
+          <w:tcPr>
+            <w:tcW w:w="0" w:type="auto"/>
+            <w:tcBorders>
+              <w:left w:val="single" w:sz="4" w:space="0" w:color="auto"/>
+              <w:bottom w:val="single" w:sz="4" w:space="0" w:color="auto"/>
+            </w:tcBorders>
+            <w:vAlign w:val="center"/>
+            <w:hideMark/>
+          </w:tcPr>
+          <w:p>
+            <w:pPr>
+              <w:jc w:val="center"/>
+              <w:rPr>
+                <w:rFonts w:ascii="Times New Roman" w:hAnsi="Times New Roman" w:cs="Times New Roman"/>
+                <w:sz w:val="20"/>
+                <w:szCs w:val="20"/>
+                <w:lang w:val="en-IN"/>
+              </w:rPr>
+            </w:pPr>
+            <w:r>
+              <w:rPr>
+                <w:rFonts w:ascii="Times New Roman" w:hAnsi="Times New Roman" w:cs="Times New Roman"/>
+                <w:sz w:val="20"/>
+                <w:szCs w:val="20"/>
+                <w:lang w:val="en-IN"/>
+              </w:rPr>
+              <w:t xml:space="preserve">Relationship </w:t>
+            </w:r>
+            <w:proofErr w:type="gramStart"/>
+            <w:r>
+              <w:rPr>
+                <w:rFonts w:ascii="Times New Roman" w:hAnsi="Times New Roman" w:cs="Times New Roman"/>
+                <w:sz w:val="20"/>
+                <w:szCs w:val="20"/>
+                <w:lang w:val="en-IN"/>
+              </w:rPr>
+              <w:t>increase</w:t>
+            </w:r>
+            <w:proofErr w:type="gramEnd"/>
+          </w:p>
+        </w:tc>
+        <w:tc>
+          <w:tcPr>
+            <w:tcW w:w="0" w:type="auto"/>
+            <w:tcBorders>
+              <w:left w:val="single" w:sz="4" w:space="0" w:color="auto"/>
+              <w:bottom w:val="single" w:sz="4" w:space="0" w:color="auto"/>
+              <w:right w:val="single" w:sz="4" w:space="0" w:color="auto"/>
+            </w:tcBorders>
+            <w:vAlign w:val="center"/>
+            <w:hideMark/>
+          </w:tcPr>
+          <w:p>
+            <w:pPr>
+              <w:jc w:val="center"/>
+              <w:rPr>
+                <w:rFonts w:ascii="Times New Roman" w:hAnsi="Times New Roman" w:cs="Times New Roman"/>
+                <w:sz w:val="20"/>
+                <w:szCs w:val="20"/>
+                <w:lang w:val="en-IN"/>
+              </w:rPr>
+            </w:pPr>
+            <w:r>
+              <w:rPr>
+                <w:rFonts w:ascii="Times New Roman" w:hAnsi="Times New Roman" w:cs="Times New Roman"/>
+                <w:sz w:val="20"/>
+                <w:szCs w:val="20"/>
+                <w:lang w:val="en-IN"/>
+              </w:rPr>
+              <w:t>50.18%</w:t>
+            </w:r>
+          </w:p>
+        </w:tc>
+      </w:tr>
+      <w:tr>
+        <w:trPr>
+          <w:trHeight w:val="279"/>
+          <w:tblCellSpacing w:w="15" w:type="dxa"/>
+        </w:trPr>
+        <w:tc>
+          <w:tcPr>
+            <w:tcW w:w="0" w:type="auto"/>
+            <w:tcBorders>
+              <w:left w:val="single" w:sz="4" w:space="0" w:color="auto"/>
+              <w:bottom w:val="single" w:sz="4" w:space="0" w:color="auto"/>
+            </w:tcBorders>
+            <w:vAlign w:val="center"/>
+            <w:hideMark/>
+          </w:tcPr>
+          <w:p>
+            <w:pPr>
+              <w:jc w:val="center"/>
+              <w:rPr>
+                <w:rFonts w:ascii="Times New Roman" w:hAnsi="Times New Roman" w:cs="Times New Roman"/>
+                <w:sz w:val="20"/>
+                <w:szCs w:val="20"/>
+                <w:lang w:val="en-IN"/>
+              </w:rPr>
+            </w:pPr>
+            <w:r>
+              <w:rPr>
+                <w:rFonts w:ascii="Times New Roman" w:hAnsi="Times New Roman" w:cs="Times New Roman"/>
+                <w:sz w:val="20"/>
+                <w:szCs w:val="20"/>
+                <w:lang w:val="en-IN"/>
+              </w:rPr>
+              <w:t>Reasoning time</w:t>
+            </w:r>
+          </w:p>
+        </w:tc>
+        <w:tc>
+          <w:tcPr>
+            <w:tcW w:w="0" w:type="auto"/>
+            <w:tcBorders>
+              <w:left w:val="single" w:sz="4" w:space="0" w:color="auto"/>
+              <w:bottom w:val="single" w:sz="4" w:space="0" w:color="auto"/>
+              <w:right w:val="single" w:sz="4" w:space="0" w:color="auto"/>
+            </w:tcBorders>
+            <w:vAlign w:val="center"/>
+            <w:hideMark/>
+          </w:tcPr>
+          <w:p>
+            <w:pPr>
+              <w:jc w:val="center"/>
+              <w:rPr>
+                <w:rFonts w:ascii="Times New Roman" w:hAnsi="Times New Roman" w:cs="Times New Roman"/>
+                <w:sz w:val="20"/>
+                <w:szCs w:val="20"/>
+                <w:lang w:val="en-IN"/>
+              </w:rPr>
+            </w:pPr>
+            <w:r>
+              <w:rPr>
+                <w:rFonts w:ascii="Times New Roman" w:hAnsi="Times New Roman" w:cs="Times New Roman"/>
+                <w:sz w:val="20"/>
+                <w:szCs w:val="20"/>
+                <w:lang w:val="en-IN"/>
+              </w:rPr>
+              <w:t>15.07 seconds</w:t>
+            </w:r>
+          </w:p>
+        </w:tc>
+      </w:tr>
+    </w:tbl>
+    <w:p>
+      <w:pPr>
+        <w:rPr>
+          <w:rFonts w:ascii="Times New Roman" w:hAnsi="Times New Roman" w:cs="Times New Roman"/>
+          <w:lang w:val="en-IN"/>
+        </w:rPr>
+      </w:pPr>
+      <w:r>
+        <w:rPr>
+          <w:rFonts w:ascii="Times New Roman" w:hAnsi="Times New Roman" w:cs="Times New Roman"/>
+          <w:lang w:val="en-IN"/>
+        </w:rPr>
+        <w:t>The process reached a fixed point after three iterations. The third iteration generated no new facts.</w:t>
+      </w:r>
+    </w:p>
+    <w:p>
+      <w:pPr>
+        <w:rPr>
+          <w:rFonts w:ascii="Times New Roman" w:hAnsi="Times New Roman" w:cs="Times New Roman"/>
+          <w:lang w:val="en-IN"/>
+        </w:rPr>
+      </w:pPr>
+      <w:r>
+        <w:rPr>
+          <w:rFonts w:ascii="Times New Roman" w:hAnsi="Times New Roman" w:cs="Times New Roman"/>
+          <w:lang w:val="en-IN"/>
+        </w:rPr>
+        <w:t>This demonstrates how information that is implicit in several graph paths can be converted into explicit inferred knowledge.</w:t>
+      </w:r>
+    </w:p>
+    <w:p>
+      <w:pPr>
+        <w:rPr>
+          <w:rFonts w:ascii="Times New Roman" w:hAnsi="Times New Roman" w:cs="Times New Roman"/>
+          <w:b/>
+          <w:bCs/>
+          <w:lang w:val="en-IN"/>
+        </w:rPr>
+      </w:pPr>
+      <w:r>
+        <w:rPr>
+          <w:rFonts w:ascii="Times New Roman" w:hAnsi="Times New Roman" w:cs="Times New Roman"/>
+          <w:b/>
+          <w:bCs/>
+          <w:lang w:val="en-IN"/>
+        </w:rPr>
+        <w:t>3.6 KG embeddings (LO1, LO12)</w:t>
+      </w:r>
+    </w:p>
+    <w:p>
+      <w:pPr>
+        <w:rPr>
+          <w:rFonts w:ascii="Times New Roman" w:hAnsi="Times New Roman" w:cs="Times New Roman"/>
+          <w:lang w:val="en-IN"/>
+        </w:rPr>
+      </w:pPr>
+      <w:r>
+        <w:rPr>
+          <w:rFonts w:ascii="Times New Roman" w:hAnsi="Times New Roman" w:cs="Times New Roman"/>
+          <w:lang w:val="en-IN"/>
+        </w:rPr>
+        <w:t xml:space="preserve">The final graph was used for graph representation learning with </w:t>
+      </w:r>
+      <w:r>
+        <w:rPr>
+          <w:rFonts w:ascii="Times New Roman" w:hAnsi="Times New Roman" w:cs="Times New Roman"/>
+          <w:b/>
+          <w:bCs/>
+          <w:lang w:val="en-IN"/>
+        </w:rPr>
+        <w:t>Node2Vec (LO1)</w:t>
+      </w:r>
+      <w:r>
+        <w:rPr>
+          <w:rFonts w:ascii="Times New Roman" w:hAnsi="Times New Roman" w:cs="Times New Roman"/>
+          <w:lang w:val="en-IN"/>
+        </w:rPr>
+        <w:t>.</w:t>
+      </w:r>
+    </w:p>
+    <w:p>
+      <w:pPr>
+        <w:rPr>
+          <w:rFonts w:ascii="Times New Roman" w:hAnsi="Times New Roman" w:cs="Times New Roman"/>
+          <w:lang w:val="en-IN"/>
+        </w:rPr>
+      </w:pPr>
+      <w:r>
+        <w:rPr>
+          <w:rFonts w:ascii="Times New Roman" w:hAnsi="Times New Roman" w:cs="Times New Roman"/>
+          <w:lang w:val="en-IN"/>
+        </w:rPr>
+        <w:t>The configuration used:</w:t>
+      </w:r>
+    </w:p>
+    <w:p>
+      <w:pPr>
+        <w:numPr>
+          <w:ilvl w:val="0"/>
+          <w:numId w:val="6"/>
+        </w:numPr>
+        <w:rPr>
+          <w:rFonts w:ascii="Times New Roman" w:hAnsi="Times New Roman" w:cs="Times New Roman"/>
+          <w:lang w:val="en-IN"/>
+        </w:rPr>
+      </w:pPr>
+      <w:r>
+        <w:rPr>
+          <w:rFonts w:ascii="Times New Roman" w:hAnsi="Times New Roman" w:cs="Times New Roman"/>
+          <w:lang w:val="en-IN"/>
+        </w:rPr>
+        <w:t>64-dimensional embeddings</w:t>
+      </w:r>
+    </w:p>
+    <w:p>
+      <w:pPr>
+        <w:numPr>
+          <w:ilvl w:val="0"/>
+          <w:numId w:val="6"/>
+        </w:numPr>
+        <w:rPr>
+          <w:rFonts w:ascii="Times New Roman" w:hAnsi="Times New Roman" w:cs="Times New Roman"/>
+          <w:lang w:val="en-IN"/>
+        </w:rPr>
+      </w:pPr>
+      <w:r>
+        <w:rPr>
+          <w:rFonts w:ascii="Times New Roman" w:hAnsi="Times New Roman" w:cs="Times New Roman"/>
+          <w:lang w:val="en-IN"/>
+        </w:rPr>
+        <w:t>Walk length: 20</w:t>
+      </w:r>
+    </w:p>
+    <w:p>
+      <w:pPr>
+        <w:numPr>
+          <w:ilvl w:val="0"/>
+          <w:numId w:val="6"/>
+        </w:numPr>
+        <w:rPr>
+          <w:rFonts w:ascii="Times New Roman" w:hAnsi="Times New Roman" w:cs="Times New Roman"/>
+          <w:lang w:val="en-IN"/>
+        </w:rPr>
+      </w:pPr>
+      <w:r>
+        <w:rPr>
+          <w:rFonts w:ascii="Times New Roman" w:hAnsi="Times New Roman" w:cs="Times New Roman"/>
+          <w:lang w:val="en-IN"/>
+        </w:rPr>
+        <w:t>30 walks per node</w:t>
+      </w:r>
+    </w:p>
+    <w:p>
+      <w:pPr>
+        <w:numPr>
+          <w:ilvl w:val="0"/>
+          <w:numId w:val="6"/>
+        </w:numPr>
+        <w:rPr>
+          <w:rFonts w:ascii="Times New Roman" w:hAnsi="Times New Roman" w:cs="Times New Roman"/>
+          <w:lang w:val="en-IN"/>
+        </w:rPr>
+      </w:pPr>
+      <w:r>
+        <w:rPr>
+          <w:rFonts w:ascii="Times New Roman" w:hAnsi="Times New Roman" w:cs="Times New Roman"/>
+          <w:lang w:val="en-IN"/>
+        </w:rPr>
+        <w:t>Context window: 10</w:t>
+      </w:r>
+    </w:p>
+    <w:p>
+      <w:pPr>
+        <w:numPr>
+          <w:ilvl w:val="0"/>
+          <w:numId w:val="6"/>
+        </w:numPr>
+        <w:rPr>
+          <w:rFonts w:ascii="Times New Roman" w:hAnsi="Times New Roman" w:cs="Times New Roman"/>
+          <w:lang w:val="en-IN"/>
+        </w:rPr>
+      </w:pPr>
+      <w:r>
+        <w:rPr>
+          <w:rFonts w:ascii="Times New Roman" w:hAnsi="Times New Roman" w:cs="Times New Roman"/>
+          <w:lang w:val="en-IN"/>
+        </w:rPr>
+        <w:t>p = 1.0</w:t>
+      </w:r>
+    </w:p>
+    <w:p>
+      <w:pPr>
+        <w:numPr>
+          <w:ilvl w:val="0"/>
+          <w:numId w:val="6"/>
+        </w:numPr>
+        <w:rPr>
+          <w:rFonts w:ascii="Times New Roman" w:hAnsi="Times New Roman" w:cs="Times New Roman"/>
+          <w:lang w:val="en-IN"/>
+        </w:rPr>
+      </w:pPr>
+      <w:r>
+        <w:rPr>
+          <w:rFonts w:ascii="Times New Roman" w:hAnsi="Times New Roman" w:cs="Times New Roman"/>
+          <w:lang w:val="en-IN"/>
+        </w:rPr>
+        <w:t>q = 1.0</w:t>
+      </w:r>
+    </w:p>
+    <w:p>
+      <w:pPr>
+        <w:rPr>
+          <w:rFonts w:ascii="Times New Roman" w:hAnsi="Times New Roman" w:cs="Times New Roman"/>
+          <w:lang w:val="en-IN"/>
+        </w:rPr>
+      </w:pPr>
+      <w:r>
+        <w:rPr>
+          <w:rFonts w:ascii="Times New Roman" w:hAnsi="Times New Roman" w:cs="Times New Roman"/>
+          <w:lang w:val="en-IN"/>
+        </w:rPr>
+        <w:t>Node2Vec represents nodes as numerical vectors based on their graph neighbourhoods. Similar graph contexts can therefore produce similar vector representations.</w:t>
+      </w:r>
+    </w:p>
+    <w:p>
+      <w:pPr>
+        <w:rPr>
+          <w:rFonts w:ascii="Times New Roman" w:hAnsi="Times New Roman" w:cs="Times New Roman"/>
+          <w:lang w:val="en-IN"/>
+        </w:rPr>
+      </w:pPr>
+      <w:r>
+        <w:rPr>
+          <w:rFonts w:ascii="Times New Roman" w:hAnsi="Times New Roman" w:cs="Times New Roman"/>
+          <w:lang w:val="en-IN"/>
+        </w:rPr>
+        <w:t>For example, the translated/original category representations showed high similarity:</w:t>
+      </w:r>
+    </w:p>
+    <w:p>
+      <w:pPr>
+        <w:numPr>
+          <w:ilvl w:val="0"/>
+          <w:numId w:val="7"/>
+        </w:numPr>
+        <w:rPr>
+          <w:rFonts w:ascii="Times New Roman" w:hAnsi="Times New Roman" w:cs="Times New Roman"/>
+          <w:lang w:val="en-IN"/>
+        </w:rPr>
+      </w:pPr>
+      <w:proofErr w:type="spellStart"/>
+      <w:r>
+        <w:rPr>
+          <w:rFonts w:ascii="Times New Roman" w:hAnsi="Times New Roman" w:cs="Times New Roman"/>
+          <w:lang w:val="en-IN"/>
+        </w:rPr>
+        <w:t>cama_mesa_banho</w:t>
+      </w:r>
+      <w:proofErr w:type="spellEnd"/>
+      <w:r>
+        <w:rPr>
+          <w:rFonts w:ascii="Times New Roman" w:hAnsi="Times New Roman" w:cs="Times New Roman"/>
+          <w:lang w:val="en-IN"/>
+        </w:rPr>
+        <w:t xml:space="preserve"> ↔ </w:t>
+      </w:r>
+      <w:proofErr w:type="spellStart"/>
+      <w:r>
+        <w:rPr>
+          <w:rFonts w:ascii="Times New Roman" w:hAnsi="Times New Roman" w:cs="Times New Roman"/>
+          <w:lang w:val="en-IN"/>
+        </w:rPr>
+        <w:t>bed_bath_table</w:t>
+      </w:r>
+      <w:proofErr w:type="spellEnd"/>
+      <w:r>
+        <w:rPr>
+          <w:rFonts w:ascii="Times New Roman" w:hAnsi="Times New Roman" w:cs="Times New Roman"/>
+          <w:lang w:val="en-IN"/>
+        </w:rPr>
+        <w:t xml:space="preserve">: </w:t>
+      </w:r>
+      <w:r>
+        <w:rPr>
+          <w:rFonts w:ascii="Times New Roman" w:hAnsi="Times New Roman" w:cs="Times New Roman"/>
+          <w:b/>
+          <w:bCs/>
+          <w:lang w:val="en-IN"/>
+        </w:rPr>
+        <w:t>0.9808</w:t>
+      </w:r>
+    </w:p>
+    <w:p>
+      <w:pPr>
+        <w:numPr>
+          <w:ilvl w:val="0"/>
+          <w:numId w:val="7"/>
+        </w:numPr>
+        <w:rPr>
+          <w:rFonts w:ascii="Times New Roman" w:hAnsi="Times New Roman" w:cs="Times New Roman"/>
+          <w:lang w:val="en-IN"/>
+        </w:rPr>
+      </w:pPr>
+      <w:proofErr w:type="spellStart"/>
+      <w:r>
+        <w:rPr>
+          <w:rFonts w:ascii="Times New Roman" w:hAnsi="Times New Roman" w:cs="Times New Roman"/>
+          <w:lang w:val="en-IN"/>
+        </w:rPr>
+        <w:t>beleza_saude</w:t>
+      </w:r>
+      <w:proofErr w:type="spellEnd"/>
+      <w:r>
+        <w:rPr>
+          <w:rFonts w:ascii="Times New Roman" w:hAnsi="Times New Roman" w:cs="Times New Roman"/>
+          <w:lang w:val="en-IN"/>
+        </w:rPr>
+        <w:t xml:space="preserve"> ↔ </w:t>
+      </w:r>
+      <w:proofErr w:type="spellStart"/>
+      <w:r>
+        <w:rPr>
+          <w:rFonts w:ascii="Times New Roman" w:hAnsi="Times New Roman" w:cs="Times New Roman"/>
+          <w:lang w:val="en-IN"/>
+        </w:rPr>
+        <w:t>health_beauty</w:t>
+      </w:r>
+      <w:proofErr w:type="spellEnd"/>
+      <w:r>
+        <w:rPr>
+          <w:rFonts w:ascii="Times New Roman" w:hAnsi="Times New Roman" w:cs="Times New Roman"/>
+          <w:lang w:val="en-IN"/>
+        </w:rPr>
+        <w:t xml:space="preserve">: </w:t>
+      </w:r>
+      <w:r>
+        <w:rPr>
+          <w:rFonts w:ascii="Times New Roman" w:hAnsi="Times New Roman" w:cs="Times New Roman"/>
+          <w:b/>
+          <w:bCs/>
+          <w:lang w:val="en-IN"/>
+        </w:rPr>
+        <w:t>0.9843</w:t>
+      </w:r>
+    </w:p>
+    <w:p>
+      <w:pPr>
+        <w:rPr>
+          <w:rFonts w:ascii="Times New Roman" w:hAnsi="Times New Roman" w:cs="Times New Roman"/>
+          <w:lang w:val="en-IN"/>
+        </w:rPr>
+      </w:pPr>
+      <w:r>
+        <w:rPr>
+          <w:rFonts w:ascii="Times New Roman" w:hAnsi="Times New Roman" w:cs="Times New Roman"/>
+          <w:lang w:val="en-IN"/>
+        </w:rPr>
+        <w:t>A project-defined structural evaluation using a three-hop criterion produced:</w:t>
+      </w:r>
+    </w:p>
+    <w:p>
+      <w:pPr>
+        <w:numPr>
+          <w:ilvl w:val="0"/>
+          <w:numId w:val="8"/>
+        </w:numPr>
+        <w:rPr>
+          <w:rFonts w:ascii="Times New Roman" w:hAnsi="Times New Roman" w:cs="Times New Roman"/>
+          <w:lang w:val="en-IN"/>
+        </w:rPr>
+      </w:pPr>
+      <w:r>
+        <w:rPr>
+          <w:rFonts w:ascii="Times New Roman" w:hAnsi="Times New Roman" w:cs="Times New Roman"/>
+          <w:lang w:val="en-IN"/>
+        </w:rPr>
+        <w:t xml:space="preserve">True positives: </w:t>
+      </w:r>
+      <w:r>
+        <w:rPr>
+          <w:rFonts w:ascii="Times New Roman" w:hAnsi="Times New Roman" w:cs="Times New Roman"/>
+          <w:b/>
+          <w:bCs/>
+          <w:lang w:val="en-IN"/>
+        </w:rPr>
+        <w:t>45</w:t>
+      </w:r>
+    </w:p>
+    <w:p>
+      <w:pPr>
+        <w:numPr>
+          <w:ilvl w:val="0"/>
+          <w:numId w:val="8"/>
+        </w:numPr>
+        <w:rPr>
+          <w:rFonts w:ascii="Times New Roman" w:hAnsi="Times New Roman" w:cs="Times New Roman"/>
+          <w:lang w:val="en-IN"/>
+        </w:rPr>
+      </w:pPr>
+      <w:r>
+        <w:rPr>
+          <w:rFonts w:ascii="Times New Roman" w:hAnsi="Times New Roman" w:cs="Times New Roman"/>
+          <w:lang w:val="en-IN"/>
+        </w:rPr>
+        <w:t xml:space="preserve">False positives: </w:t>
+      </w:r>
+      <w:r>
+        <w:rPr>
+          <w:rFonts w:ascii="Times New Roman" w:hAnsi="Times New Roman" w:cs="Times New Roman"/>
+          <w:b/>
+          <w:bCs/>
+          <w:lang w:val="en-IN"/>
+        </w:rPr>
+        <w:t>5</w:t>
+      </w:r>
+    </w:p>
+    <w:p>
+      <w:pPr>
+        <w:numPr>
+          <w:ilvl w:val="0"/>
+          <w:numId w:val="8"/>
+        </w:numPr>
+        <w:rPr>
+          <w:rFonts w:ascii="Times New Roman" w:hAnsi="Times New Roman" w:cs="Times New Roman"/>
+          <w:lang w:val="en-IN"/>
+        </w:rPr>
+      </w:pPr>
+      <w:r>
+        <w:rPr>
+          <w:rFonts w:ascii="Times New Roman" w:hAnsi="Times New Roman" w:cs="Times New Roman"/>
+          <w:lang w:val="en-IN"/>
+        </w:rPr>
+        <w:t xml:space="preserve">Structural precision: </w:t>
+      </w:r>
+      <w:r>
+        <w:rPr>
+          <w:rFonts w:ascii="Times New Roman" w:hAnsi="Times New Roman" w:cs="Times New Roman"/>
+          <w:b/>
+          <w:bCs/>
+          <w:lang w:val="en-IN"/>
+        </w:rPr>
+        <w:t>0.90</w:t>
+      </w:r>
+    </w:p>
+    <w:p>
+      <w:pPr>
+        <w:numPr>
+          <w:ilvl w:val="0"/>
+          <w:numId w:val="8"/>
+        </w:numPr>
+        <w:rPr>
+          <w:rFonts w:ascii="Times New Roman" w:hAnsi="Times New Roman" w:cs="Times New Roman"/>
+          <w:lang w:val="en-IN"/>
+        </w:rPr>
+      </w:pPr>
+      <w:r>
+        <w:rPr>
+          <w:rFonts w:ascii="Times New Roman" w:hAnsi="Times New Roman" w:cs="Times New Roman"/>
+          <w:lang w:val="en-IN"/>
+        </w:rPr>
+        <w:t xml:space="preserve">Embedding diversity score: </w:t>
+      </w:r>
+      <w:r>
+        <w:rPr>
+          <w:rFonts w:ascii="Times New Roman" w:hAnsi="Times New Roman" w:cs="Times New Roman"/>
+          <w:b/>
+          <w:bCs/>
+          <w:lang w:val="en-IN"/>
+        </w:rPr>
+        <w:t>0.7113</w:t>
+      </w:r>
+    </w:p>
+    <w:p>
+      <w:pPr>
+        <w:rPr>
+          <w:rFonts w:ascii="Times New Roman" w:hAnsi="Times New Roman" w:cs="Times New Roman"/>
+          <w:lang w:val="en-IN"/>
+        </w:rPr>
+      </w:pPr>
+      <w:r>
+        <w:rPr>
+          <w:rFonts w:ascii="Times New Roman" w:hAnsi="Times New Roman" w:cs="Times New Roman"/>
+          <w:lang w:val="en-IN"/>
+        </w:rPr>
+        <w:t>Node2Vec graph embedding technique demonstrates a direct connection between KG structure and machine-learning representation learning (LO12).</w:t>
+      </w:r>
+    </w:p>
+    <w:p>
+      <w:pPr>
+        <w:rPr>
+          <w:rFonts w:ascii="Times New Roman" w:hAnsi="Times New Roman" w:cs="Times New Roman"/>
+          <w:b/>
+          <w:bCs/>
+          <w:lang w:val="en-IN"/>
+        </w:rPr>
+      </w:pPr>
+      <w:r>
+        <w:rPr>
+          <w:rFonts w:ascii="Times New Roman" w:hAnsi="Times New Roman" w:cs="Times New Roman"/>
+          <w:b/>
+          <w:bCs/>
+          <w:lang w:val="en-IN"/>
+        </w:rPr>
+        <w:t>3.7 KG-based service and application (LO9, LO11)</w:t>
+      </w:r>
+    </w:p>
+    <w:p>
+      <w:pPr>
+        <w:rPr>
+          <w:rFonts w:ascii="Times New Roman" w:hAnsi="Times New Roman" w:cs="Times New Roman"/>
+          <w:lang w:val="en-IN"/>
+        </w:rPr>
+      </w:pPr>
+      <w:r>
+        <w:rPr>
+          <w:rFonts w:ascii="Times New Roman" w:hAnsi="Times New Roman" w:cs="Times New Roman"/>
+          <w:lang w:val="en-IN"/>
+        </w:rPr>
+        <w:lastRenderedPageBreak/>
+        <w:t xml:space="preserve">The project provides a deterministic Knowledge Graph query service and an interactive </w:t>
+      </w:r>
+      <w:proofErr w:type="spellStart"/>
+      <w:r>
+        <w:rPr>
+          <w:rFonts w:ascii="Times New Roman" w:hAnsi="Times New Roman" w:cs="Times New Roman"/>
+          <w:lang w:val="en-IN"/>
+        </w:rPr>
+        <w:t>Streamlit</w:t>
+      </w:r>
+      <w:proofErr w:type="spellEnd"/>
+      <w:r>
+        <w:rPr>
+          <w:rFonts w:ascii="Times New Roman" w:hAnsi="Times New Roman" w:cs="Times New Roman"/>
+          <w:lang w:val="en-IN"/>
+        </w:rPr>
+        <w:t xml:space="preserve"> application (LO11).</w:t>
+      </w:r>
+    </w:p>
+    <w:p>
+      <w:pPr>
+        <w:rPr>
+          <w:rFonts w:ascii="Times New Roman" w:hAnsi="Times New Roman" w:cs="Times New Roman"/>
+          <w:lang w:val="en-IN"/>
+        </w:rPr>
+      </w:pPr>
+      <w:r>
+        <w:rPr>
+          <w:rFonts w:ascii="Times New Roman" w:hAnsi="Times New Roman" w:cs="Times New Roman"/>
+          <w:lang w:val="en-IN"/>
+        </w:rPr>
+        <w:t>The query service supports questions involving:</w:t>
+      </w:r>
+    </w:p>
+    <w:p>
+      <w:pPr>
+        <w:numPr>
+          <w:ilvl w:val="0"/>
+          <w:numId w:val="9"/>
+        </w:numPr>
+        <w:rPr>
+          <w:rFonts w:ascii="Times New Roman" w:hAnsi="Times New Roman" w:cs="Times New Roman"/>
+          <w:lang w:val="en-IN"/>
+        </w:rPr>
+      </w:pPr>
+      <w:r>
+        <w:rPr>
+          <w:rFonts w:ascii="Times New Roman" w:hAnsi="Times New Roman" w:cs="Times New Roman"/>
+          <w:lang w:val="en-IN"/>
+        </w:rPr>
+        <w:t>customers and orders</w:t>
+      </w:r>
+    </w:p>
+    <w:p>
+      <w:pPr>
+        <w:numPr>
+          <w:ilvl w:val="0"/>
+          <w:numId w:val="9"/>
+        </w:numPr>
+        <w:rPr>
+          <w:rFonts w:ascii="Times New Roman" w:hAnsi="Times New Roman" w:cs="Times New Roman"/>
+          <w:lang w:val="en-IN"/>
+        </w:rPr>
+      </w:pPr>
+      <w:r>
+        <w:rPr>
+          <w:rFonts w:ascii="Times New Roman" w:hAnsi="Times New Roman" w:cs="Times New Roman"/>
+          <w:lang w:val="en-IN"/>
+        </w:rPr>
+        <w:t>products and categories</w:t>
+      </w:r>
+    </w:p>
+    <w:p>
+      <w:pPr>
+        <w:numPr>
+          <w:ilvl w:val="0"/>
+          <w:numId w:val="9"/>
+        </w:numPr>
+        <w:rPr>
+          <w:rFonts w:ascii="Times New Roman" w:hAnsi="Times New Roman" w:cs="Times New Roman"/>
+          <w:lang w:val="en-IN"/>
+        </w:rPr>
+      </w:pPr>
+      <w:r>
+        <w:rPr>
+          <w:rFonts w:ascii="Times New Roman" w:hAnsi="Times New Roman" w:cs="Times New Roman"/>
+          <w:lang w:val="en-IN"/>
+        </w:rPr>
+        <w:t>sellers</w:t>
+      </w:r>
+    </w:p>
+    <w:p>
+      <w:pPr>
+        <w:numPr>
+          <w:ilvl w:val="0"/>
+          <w:numId w:val="9"/>
+        </w:numPr>
+        <w:rPr>
+          <w:rFonts w:ascii="Times New Roman" w:hAnsi="Times New Roman" w:cs="Times New Roman"/>
+          <w:lang w:val="en-IN"/>
+        </w:rPr>
+      </w:pPr>
+      <w:r>
+        <w:rPr>
+          <w:rFonts w:ascii="Times New Roman" w:hAnsi="Times New Roman" w:cs="Times New Roman"/>
+          <w:lang w:val="en-IN"/>
+        </w:rPr>
+        <w:t>payments and average order value</w:t>
+      </w:r>
+    </w:p>
+    <w:p>
+      <w:pPr>
+        <w:numPr>
+          <w:ilvl w:val="0"/>
+          <w:numId w:val="9"/>
+        </w:numPr>
+        <w:rPr>
+          <w:rFonts w:ascii="Times New Roman" w:hAnsi="Times New Roman" w:cs="Times New Roman"/>
+          <w:lang w:val="en-IN"/>
+        </w:rPr>
+      </w:pPr>
+      <w:r>
+        <w:rPr>
+          <w:rFonts w:ascii="Times New Roman" w:hAnsi="Times New Roman" w:cs="Times New Roman"/>
+          <w:lang w:val="en-IN"/>
+        </w:rPr>
+        <w:t>repeat customers</w:t>
+      </w:r>
+    </w:p>
+    <w:p>
+      <w:pPr>
+        <w:numPr>
+          <w:ilvl w:val="0"/>
+          <w:numId w:val="9"/>
+        </w:numPr>
+        <w:rPr>
+          <w:rFonts w:ascii="Times New Roman" w:hAnsi="Times New Roman" w:cs="Times New Roman"/>
+          <w:lang w:val="en-IN"/>
+        </w:rPr>
+      </w:pPr>
+      <w:r>
+        <w:rPr>
+          <w:rFonts w:ascii="Times New Roman" w:hAnsi="Times New Roman" w:cs="Times New Roman"/>
+          <w:lang w:val="en-IN"/>
+        </w:rPr>
+        <w:t>customer spending</w:t>
+      </w:r>
+    </w:p>
+    <w:p>
+      <w:pPr>
+        <w:numPr>
+          <w:ilvl w:val="0"/>
+          <w:numId w:val="9"/>
+        </w:numPr>
+        <w:rPr>
+          <w:rFonts w:ascii="Times New Roman" w:hAnsi="Times New Roman" w:cs="Times New Roman"/>
+          <w:lang w:val="en-IN"/>
+        </w:rPr>
+      </w:pPr>
+      <w:r>
+        <w:rPr>
+          <w:rFonts w:ascii="Times New Roman" w:hAnsi="Times New Roman" w:cs="Times New Roman"/>
+          <w:lang w:val="en-IN"/>
+        </w:rPr>
+        <w:t>sentiment</w:t>
+      </w:r>
+    </w:p>
+    <w:p>
+      <w:pPr>
+        <w:numPr>
+          <w:ilvl w:val="0"/>
+          <w:numId w:val="9"/>
+        </w:numPr>
+        <w:rPr>
+          <w:rFonts w:ascii="Times New Roman" w:hAnsi="Times New Roman" w:cs="Times New Roman"/>
+          <w:lang w:val="en-IN"/>
+        </w:rPr>
+      </w:pPr>
+      <w:r>
+        <w:rPr>
+          <w:rFonts w:ascii="Times New Roman" w:hAnsi="Times New Roman" w:cs="Times New Roman"/>
+          <w:lang w:val="en-IN"/>
+        </w:rPr>
+        <w:t>customer-specific products, categories and sellers</w:t>
+      </w:r>
+    </w:p>
+    <w:p>
+      <w:pPr>
+        <w:rPr>
+          <w:rFonts w:ascii="Times New Roman" w:hAnsi="Times New Roman" w:cs="Times New Roman"/>
+          <w:lang w:val="en-IN"/>
+        </w:rPr>
+      </w:pPr>
+      <w:r>
+        <w:rPr>
+          <w:rFonts w:ascii="Times New Roman" w:hAnsi="Times New Roman" w:cs="Times New Roman"/>
+          <w:lang w:val="en-IN"/>
+        </w:rPr>
+        <w:t xml:space="preserve">The </w:t>
+      </w:r>
+      <w:proofErr w:type="spellStart"/>
+      <w:r>
+        <w:rPr>
+          <w:rFonts w:ascii="Times New Roman" w:hAnsi="Times New Roman" w:cs="Times New Roman"/>
+          <w:lang w:val="en-IN"/>
+        </w:rPr>
+        <w:t>Streamlit</w:t>
+      </w:r>
+      <w:proofErr w:type="spellEnd"/>
+      <w:r>
+        <w:rPr>
+          <w:rFonts w:ascii="Times New Roman" w:hAnsi="Times New Roman" w:cs="Times New Roman"/>
+          <w:lang w:val="en-IN"/>
+        </w:rPr>
+        <w:t xml:space="preserve"> application provides:</w:t>
+      </w:r>
+    </w:p>
+    <w:p>
+      <w:pPr>
+        <w:numPr>
+          <w:ilvl w:val="0"/>
+          <w:numId w:val="10"/>
+        </w:numPr>
+        <w:rPr>
+          <w:rFonts w:ascii="Times New Roman" w:hAnsi="Times New Roman" w:cs="Times New Roman"/>
+          <w:lang w:val="en-IN"/>
+        </w:rPr>
+      </w:pPr>
+      <w:r>
+        <w:rPr>
+          <w:rFonts w:ascii="Times New Roman" w:hAnsi="Times New Roman" w:cs="Times New Roman"/>
+          <w:lang w:val="en-IN"/>
+        </w:rPr>
+        <w:t>KG overview</w:t>
+      </w:r>
+    </w:p>
+    <w:p>
+      <w:pPr>
+        <w:numPr>
+          <w:ilvl w:val="0"/>
+          <w:numId w:val="10"/>
+        </w:numPr>
+        <w:rPr>
+          <w:rFonts w:ascii="Times New Roman" w:hAnsi="Times New Roman" w:cs="Times New Roman"/>
+          <w:lang w:val="en-IN"/>
+        </w:rPr>
+      </w:pPr>
+      <w:r>
+        <w:rPr>
+          <w:rFonts w:ascii="Times New Roman" w:hAnsi="Times New Roman" w:cs="Times New Roman"/>
+          <w:lang w:val="en-IN"/>
+        </w:rPr>
+        <w:t>graph exploration</w:t>
+      </w:r>
+    </w:p>
+    <w:p>
+      <w:pPr>
+        <w:numPr>
+          <w:ilvl w:val="0"/>
+          <w:numId w:val="10"/>
+        </w:numPr>
+        <w:rPr>
+          <w:rFonts w:ascii="Times New Roman" w:hAnsi="Times New Roman" w:cs="Times New Roman"/>
+          <w:lang w:val="en-IN"/>
+        </w:rPr>
+      </w:pPr>
+      <w:r>
+        <w:rPr>
+          <w:rFonts w:ascii="Times New Roman" w:hAnsi="Times New Roman" w:cs="Times New Roman"/>
+          <w:lang w:val="en-IN"/>
+        </w:rPr>
+        <w:t>entity search</w:t>
+      </w:r>
+    </w:p>
+    <w:p>
+      <w:pPr>
+        <w:numPr>
+          <w:ilvl w:val="0"/>
+          <w:numId w:val="10"/>
+        </w:numPr>
+        <w:rPr>
+          <w:rFonts w:ascii="Times New Roman" w:hAnsi="Times New Roman" w:cs="Times New Roman"/>
+          <w:lang w:val="en-IN"/>
+        </w:rPr>
+      </w:pPr>
+      <w:r>
+        <w:rPr>
+          <w:rFonts w:ascii="Times New Roman" w:hAnsi="Times New Roman" w:cs="Times New Roman"/>
+          <w:lang w:val="en-IN"/>
+        </w:rPr>
+        <w:t>general analytics</w:t>
+      </w:r>
+    </w:p>
+    <w:p>
+      <w:pPr>
+        <w:numPr>
+          <w:ilvl w:val="0"/>
+          <w:numId w:val="10"/>
+        </w:numPr>
+        <w:rPr>
+          <w:rFonts w:ascii="Times New Roman" w:hAnsi="Times New Roman" w:cs="Times New Roman"/>
+          <w:lang w:val="en-IN"/>
+        </w:rPr>
+      </w:pPr>
+      <w:r>
+        <w:rPr>
+          <w:rFonts w:ascii="Times New Roman" w:hAnsi="Times New Roman" w:cs="Times New Roman"/>
+          <w:lang w:val="en-IN"/>
+        </w:rPr>
+        <w:t>individual entity analytics</w:t>
+      </w:r>
+    </w:p>
+    <w:p>
+      <w:pPr>
+        <w:numPr>
+          <w:ilvl w:val="0"/>
+          <w:numId w:val="10"/>
+        </w:numPr>
+        <w:rPr>
+          <w:rFonts w:ascii="Times New Roman" w:hAnsi="Times New Roman" w:cs="Times New Roman"/>
+          <w:lang w:val="en-IN"/>
+        </w:rPr>
+      </w:pPr>
+      <w:r>
+        <w:rPr>
+          <w:rFonts w:ascii="Times New Roman" w:hAnsi="Times New Roman" w:cs="Times New Roman"/>
+          <w:lang w:val="en-IN"/>
+        </w:rPr>
+        <w:t>saved analytical results</w:t>
+      </w:r>
+    </w:p>
+    <w:p>
+      <w:pPr>
+        <w:rPr>
+          <w:rFonts w:ascii="Times New Roman" w:hAnsi="Times New Roman" w:cs="Times New Roman"/>
+          <w:lang w:val="en-IN"/>
+        </w:rPr>
+      </w:pPr>
+      <w:r>
+        <w:rPr>
+          <w:rFonts w:ascii="Times New Roman" w:hAnsi="Times New Roman" w:cs="Times New Roman"/>
+          <w:lang w:val="en-IN"/>
+        </w:rPr>
+        <w:t>The service is deterministic and uses graph traversal and predefined analytical intents rather than an external LLM. It therefore demonstrates how a KG can provide an analytical service directly to users (LO11).</w:t>
+      </w:r>
+      <w:r>
+        <w:rPr>
+          <w:rFonts w:ascii="Times New Roman" w:hAnsi="Times New Roman" w:cs="Times New Roman"/>
+          <w:lang w:val="en-IN"/>
+        </w:rPr>
+        <w:t xml:space="preserve"> A screenshot of a query on KG is as under: </w:t>
+      </w:r>
+    </w:p>
+    <w:p>
+      <w:pPr>
+        <w:jc w:val="center"/>
+        <w:rPr>
+          <w:rFonts w:ascii="Times New Roman" w:hAnsi="Times New Roman" w:cs="Times New Roman"/>
+          <w:lang w:val="en-IN"/>
+        </w:rPr>
+      </w:pPr>
+      <w:r>
+        <w:rPr>
+          <w:rFonts w:ascii="Times New Roman" w:hAnsi="Times New Roman" w:cs="Times New Roman"/>
+          <w:lang w:val="en-IN"/>
+        </w:rPr>
+        <w:drawing>
+          <wp:inline distT="0" distB="0" distL="0" distR="0" wp14:anchorId="15252FBB" wp14:editId="4E9B66B7">
+            <wp:extent cx="5760720" cy="2430780"/>
+            <wp:effectExtent l="0" t="0" r="0" b="7620"/>
+            <wp:docPr id="461006882" name="Picture 1"/>
+            <wp:cNvGraphicFramePr>
+              <a:graphicFrameLocks xmlns:a="http://schemas.openxmlformats.org/drawingml/2006/main" noChangeAspect="1"/>
+            </wp:cNvGraphicFramePr>
+            <a:graphic xmlns:a="http://schemas.openxmlformats.org/drawingml/2006/main">
+              <a:graphicData uri="http://schemas.openxmlformats.org/drawingml/2006/picture">
+                <pic:pic xmlns:pic="http://schemas.openxmlformats.org/drawingml/2006/picture">
+                  <pic:nvPicPr>
+                    <pic:cNvPr id="461006882" name=""/>
+                    <pic:cNvPicPr/>
+                  </pic:nvPicPr>
+                  <pic:blipFill>
+                    <a:blip r:embed="rId8"/>
+                    <a:stretch>
+                      <a:fillRect/>
+                    </a:stretch>
+                  </pic:blipFill>
+                  <pic:spPr>
+                    <a:xfrm>
+                      <a:off x="0" y="0"/>
+                      <a:ext cx="5760720" cy="2430780"/>
+                    </a:xfrm>
+                    <a:prstGeom prst="rect">
+                      <a:avLst/>
+                    </a:prstGeom>
+                  </pic:spPr>
+                </pic:pic>
+              </a:graphicData>
+            </a:graphic>
+          </wp:inline>
+        </w:drawing>
+      </w:r>
+    </w:p>
+    <w:p>
+      <w:pPr>
+        <w:rPr>
+          <w:rFonts w:ascii="Times New Roman" w:hAnsi="Times New Roman" w:cs="Times New Roman"/>
+          <w:b/>
+          <w:bCs/>
+          <w:lang w:val="en-IN"/>
+        </w:rPr>
+      </w:pPr>
+      <w:r>
+        <w:rPr>
+          <w:rFonts w:ascii="Times New Roman" w:hAnsi="Times New Roman" w:cs="Times New Roman"/>
+          <w:b/>
+          <w:bCs/>
+          <w:lang w:val="en-IN"/>
+        </w:rPr>
+        <w:t>4. Results</w:t>
+      </w:r>
+    </w:p>
+    <w:p>
+      <w:pPr>
+        <w:rPr>
+          <w:rFonts w:ascii="Times New Roman" w:hAnsi="Times New Roman" w:cs="Times New Roman"/>
+          <w:lang w:val="en-IN"/>
+        </w:rPr>
+      </w:pPr>
+      <w:r>
+        <w:rPr>
+          <w:rFonts w:ascii="Times New Roman" w:hAnsi="Times New Roman" w:cs="Times New Roman"/>
+          <w:lang w:val="en-IN"/>
+        </w:rPr>
+        <w:t>The final pipeline successfully completed all major stages: data validation, graph construction, enrichment, reasoning, validation, Node2Vec embedding, query-service preparation, graph export and visualization.</w:t>
+      </w:r>
+    </w:p>
+    <w:p>
+      <w:pPr>
+        <w:rPr>
+          <w:rFonts w:ascii="Times New Roman" w:hAnsi="Times New Roman" w:cs="Times New Roman"/>
+          <w:lang w:val="en-IN"/>
+        </w:rPr>
+      </w:pPr>
+      <w:r>
+        <w:rPr>
+          <w:rFonts w:ascii="Times New Roman" w:hAnsi="Times New Roman" w:cs="Times New Roman"/>
+          <w:lang w:val="en-IN"/>
+        </w:rPr>
+        <w:lastRenderedPageBreak/>
+        <w:t>The most important final results are:</w:t>
+      </w:r>
+    </w:p>
+    <w:p>
+      <w:pPr>
+        <w:rPr>
+          <w:rFonts w:ascii="Times New Roman" w:hAnsi="Times New Roman" w:cs="Times New Roman"/>
+          <w:b/>
+          <w:bCs/>
+          <w:lang w:val="en-IN"/>
+        </w:rPr>
+      </w:pPr>
+      <w:r>
+        <w:rPr>
+          <w:rFonts w:ascii="Times New Roman" w:hAnsi="Times New Roman" w:cs="Times New Roman"/>
+          <w:b/>
+          <w:bCs/>
+          <w:lang w:val="en-IN"/>
+        </w:rPr>
+        <w:t>Knowledge Graph</w:t>
+      </w:r>
+    </w:p>
+    <w:p>
+      <w:pPr>
+        <w:numPr>
+          <w:ilvl w:val="0"/>
+          <w:numId w:val="11"/>
+        </w:numPr>
+        <w:rPr>
+          <w:rFonts w:ascii="Times New Roman" w:hAnsi="Times New Roman" w:cs="Times New Roman"/>
+          <w:lang w:val="en-IN"/>
+        </w:rPr>
+      </w:pPr>
+      <w:r>
+        <w:rPr>
+          <w:rFonts w:ascii="Times New Roman" w:hAnsi="Times New Roman" w:cs="Times New Roman"/>
+          <w:b/>
+          <w:bCs/>
+          <w:lang w:val="en-IN"/>
+        </w:rPr>
+        <w:t>442,401 nodes</w:t>
+      </w:r>
+    </w:p>
+    <w:p>
+      <w:pPr>
+        <w:numPr>
+          <w:ilvl w:val="0"/>
+          <w:numId w:val="11"/>
+        </w:numPr>
+        <w:rPr>
+          <w:rFonts w:ascii="Times New Roman" w:hAnsi="Times New Roman" w:cs="Times New Roman"/>
+          <w:lang w:val="en-IN"/>
+        </w:rPr>
+      </w:pPr>
+      <w:r>
+        <w:rPr>
+          <w:rFonts w:ascii="Times New Roman" w:hAnsi="Times New Roman" w:cs="Times New Roman"/>
+          <w:b/>
+          <w:bCs/>
+          <w:lang w:val="en-IN"/>
+        </w:rPr>
+        <w:t>1,085,835 relationships</w:t>
+      </w:r>
+    </w:p>
+    <w:p>
+      <w:pPr>
+        <w:numPr>
+          <w:ilvl w:val="0"/>
+          <w:numId w:val="11"/>
+        </w:numPr>
+        <w:rPr>
+          <w:rFonts w:ascii="Times New Roman" w:hAnsi="Times New Roman" w:cs="Times New Roman"/>
+          <w:lang w:val="en-IN"/>
+        </w:rPr>
+      </w:pPr>
+      <w:r>
+        <w:rPr>
+          <w:rFonts w:ascii="Times New Roman" w:hAnsi="Times New Roman" w:cs="Times New Roman"/>
+          <w:b/>
+          <w:bCs/>
+          <w:lang w:val="en-IN"/>
+        </w:rPr>
+        <w:t>723,005 explicit relationships</w:t>
+      </w:r>
+    </w:p>
+    <w:p>
+      <w:pPr>
+        <w:numPr>
+          <w:ilvl w:val="0"/>
+          <w:numId w:val="11"/>
+        </w:numPr>
+        <w:rPr>
+          <w:rFonts w:ascii="Times New Roman" w:hAnsi="Times New Roman" w:cs="Times New Roman"/>
+          <w:lang w:val="en-IN"/>
+        </w:rPr>
+      </w:pPr>
+      <w:r>
+        <w:rPr>
+          <w:rFonts w:ascii="Times New Roman" w:hAnsi="Times New Roman" w:cs="Times New Roman"/>
+          <w:b/>
+          <w:bCs/>
+          <w:lang w:val="en-IN"/>
+        </w:rPr>
+        <w:t>362,830 inferred relationships</w:t>
+      </w:r>
+    </w:p>
+    <w:p>
+      <w:pPr>
+        <w:numPr>
+          <w:ilvl w:val="0"/>
+          <w:numId w:val="11"/>
+        </w:numPr>
+        <w:rPr>
+          <w:rFonts w:ascii="Times New Roman" w:hAnsi="Times New Roman" w:cs="Times New Roman"/>
+          <w:lang w:val="en-IN"/>
+        </w:rPr>
+      </w:pPr>
+      <w:r>
+        <w:rPr>
+          <w:rFonts w:ascii="Times New Roman" w:hAnsi="Times New Roman" w:cs="Times New Roman"/>
+          <w:b/>
+          <w:bCs/>
+          <w:lang w:val="en-IN"/>
+        </w:rPr>
+        <w:t>1 connected component</w:t>
+      </w:r>
+    </w:p>
+    <w:p>
+      <w:pPr>
+        <w:numPr>
+          <w:ilvl w:val="0"/>
+          <w:numId w:val="11"/>
+        </w:numPr>
+        <w:rPr>
+          <w:rFonts w:ascii="Times New Roman" w:hAnsi="Times New Roman" w:cs="Times New Roman"/>
+          <w:lang w:val="en-IN"/>
+        </w:rPr>
+      </w:pPr>
+      <w:r>
+        <w:rPr>
+          <w:rFonts w:ascii="Times New Roman" w:hAnsi="Times New Roman" w:cs="Times New Roman"/>
+          <w:b/>
+          <w:bCs/>
+          <w:lang w:val="en-IN"/>
+        </w:rPr>
+        <w:t>Average degree: 4.91</w:t>
+      </w:r>
+    </w:p>
+    <w:p>
+      <w:pPr>
+        <w:rPr>
+          <w:rFonts w:ascii="Times New Roman" w:hAnsi="Times New Roman" w:cs="Times New Roman"/>
+          <w:b/>
+          <w:bCs/>
+          <w:lang w:val="en-IN"/>
+        </w:rPr>
+      </w:pPr>
+      <w:r>
+        <w:rPr>
+          <w:rFonts w:ascii="Times New Roman" w:hAnsi="Times New Roman" w:cs="Times New Roman"/>
+          <w:b/>
+          <w:bCs/>
+          <w:lang w:val="en-IN"/>
+        </w:rPr>
+        <w:t>Customer and financial analysis</w:t>
+      </w:r>
+    </w:p>
+    <w:p>
+      <w:pPr>
+        <w:numPr>
+          <w:ilvl w:val="0"/>
+          <w:numId w:val="12"/>
+        </w:numPr>
+        <w:rPr>
+          <w:rFonts w:ascii="Times New Roman" w:hAnsi="Times New Roman" w:cs="Times New Roman"/>
+          <w:lang w:val="en-IN"/>
+        </w:rPr>
+      </w:pPr>
+      <w:r>
+        <w:rPr>
+          <w:rFonts w:ascii="Times New Roman" w:hAnsi="Times New Roman" w:cs="Times New Roman"/>
+          <w:b/>
+          <w:bCs/>
+          <w:lang w:val="en-IN"/>
+        </w:rPr>
+        <w:t>96,096 persistent customers</w:t>
+      </w:r>
+    </w:p>
+    <w:p>
+      <w:pPr>
+        <w:numPr>
+          <w:ilvl w:val="0"/>
+          <w:numId w:val="12"/>
+        </w:numPr>
+        <w:rPr>
+          <w:rFonts w:ascii="Times New Roman" w:hAnsi="Times New Roman" w:cs="Times New Roman"/>
+          <w:lang w:val="en-IN"/>
+        </w:rPr>
+      </w:pPr>
+      <w:r>
+        <w:rPr>
+          <w:rFonts w:ascii="Times New Roman" w:hAnsi="Times New Roman" w:cs="Times New Roman"/>
+          <w:b/>
+          <w:bCs/>
+          <w:lang w:val="en-IN"/>
+        </w:rPr>
+        <w:t>2,997 repeat customers</w:t>
+      </w:r>
+    </w:p>
+    <w:p>
+      <w:pPr>
+        <w:numPr>
+          <w:ilvl w:val="0"/>
+          <w:numId w:val="12"/>
+        </w:numPr>
+        <w:rPr>
+          <w:rFonts w:ascii="Times New Roman" w:hAnsi="Times New Roman" w:cs="Times New Roman"/>
+          <w:lang w:val="en-IN"/>
+        </w:rPr>
+      </w:pPr>
+      <w:r>
+        <w:rPr>
+          <w:rFonts w:ascii="Times New Roman" w:hAnsi="Times New Roman" w:cs="Times New Roman"/>
+          <w:b/>
+          <w:bCs/>
+          <w:lang w:val="en-IN"/>
+        </w:rPr>
+        <w:t>16,008,872.12 total payment value</w:t>
+      </w:r>
+    </w:p>
+    <w:p>
+      <w:pPr>
+        <w:numPr>
+          <w:ilvl w:val="0"/>
+          <w:numId w:val="12"/>
+        </w:numPr>
+        <w:rPr>
+          <w:rFonts w:ascii="Times New Roman" w:hAnsi="Times New Roman" w:cs="Times New Roman"/>
+          <w:lang w:val="en-IN"/>
+        </w:rPr>
+      </w:pPr>
+      <w:r>
+        <w:rPr>
+          <w:rFonts w:ascii="Times New Roman" w:hAnsi="Times New Roman" w:cs="Times New Roman"/>
+          <w:b/>
+          <w:bCs/>
+          <w:lang w:val="en-IN"/>
+        </w:rPr>
+        <w:t>160.99 average order value</w:t>
+      </w:r>
+    </w:p>
+    <w:p>
+      <w:pPr>
+        <w:numPr>
+          <w:ilvl w:val="0"/>
+          <w:numId w:val="12"/>
+        </w:numPr>
+        <w:rPr>
+          <w:rFonts w:ascii="Times New Roman" w:hAnsi="Times New Roman" w:cs="Times New Roman"/>
+          <w:lang w:val="en-IN"/>
+        </w:rPr>
+      </w:pPr>
+      <w:r>
+        <w:rPr>
+          <w:rFonts w:ascii="Times New Roman" w:hAnsi="Times New Roman" w:cs="Times New Roman"/>
+          <w:b/>
+          <w:bCs/>
+          <w:lang w:val="en-IN"/>
+        </w:rPr>
+        <w:t>99,441 orders</w:t>
+      </w:r>
+    </w:p>
+    <w:p>
+      <w:pPr>
+        <w:rPr>
+          <w:rFonts w:ascii="Times New Roman" w:hAnsi="Times New Roman" w:cs="Times New Roman"/>
+          <w:b/>
+          <w:bCs/>
+          <w:lang w:val="en-IN"/>
+        </w:rPr>
+      </w:pPr>
+      <w:r>
+        <w:rPr>
+          <w:rFonts w:ascii="Times New Roman" w:hAnsi="Times New Roman" w:cs="Times New Roman"/>
+          <w:b/>
+          <w:bCs/>
+          <w:lang w:val="en-IN"/>
+        </w:rPr>
+        <w:t>KG enrichment</w:t>
+      </w:r>
+    </w:p>
+    <w:p>
+      <w:pPr>
+        <w:numPr>
+          <w:ilvl w:val="0"/>
+          <w:numId w:val="13"/>
+        </w:numPr>
+        <w:rPr>
+          <w:rFonts w:ascii="Times New Roman" w:hAnsi="Times New Roman" w:cs="Times New Roman"/>
+          <w:lang w:val="en-IN"/>
+        </w:rPr>
+      </w:pPr>
+      <w:r>
+        <w:rPr>
+          <w:rFonts w:ascii="Times New Roman" w:hAnsi="Times New Roman" w:cs="Times New Roman"/>
+          <w:b/>
+          <w:bCs/>
+          <w:lang w:val="en-IN"/>
+        </w:rPr>
+        <w:t>40,950 review texts analysed</w:t>
+      </w:r>
+    </w:p>
+    <w:p>
+      <w:pPr>
+        <w:numPr>
+          <w:ilvl w:val="0"/>
+          <w:numId w:val="13"/>
+        </w:numPr>
+        <w:rPr>
+          <w:rFonts w:ascii="Times New Roman" w:hAnsi="Times New Roman" w:cs="Times New Roman"/>
+          <w:lang w:val="en-IN"/>
+        </w:rPr>
+      </w:pPr>
+      <w:r>
+        <w:rPr>
+          <w:rFonts w:ascii="Times New Roman" w:hAnsi="Times New Roman" w:cs="Times New Roman"/>
+          <w:b/>
+          <w:bCs/>
+          <w:lang w:val="en-IN"/>
+        </w:rPr>
+        <w:t>8 geographic clusters</w:t>
+      </w:r>
+    </w:p>
+    <w:p>
+      <w:pPr>
+        <w:numPr>
+          <w:ilvl w:val="0"/>
+          <w:numId w:val="13"/>
+        </w:numPr>
+        <w:rPr>
+          <w:rFonts w:ascii="Times New Roman" w:hAnsi="Times New Roman" w:cs="Times New Roman"/>
+          <w:lang w:val="en-IN"/>
+        </w:rPr>
+      </w:pPr>
+      <w:r>
+        <w:rPr>
+          <w:rFonts w:ascii="Times New Roman" w:hAnsi="Times New Roman" w:cs="Times New Roman"/>
+          <w:b/>
+          <w:bCs/>
+          <w:lang w:val="en-IN"/>
+        </w:rPr>
+        <w:t>4,073 geographic relationships</w:t>
+      </w:r>
+    </w:p>
+    <w:p>
+      <w:pPr>
+        <w:numPr>
+          <w:ilvl w:val="0"/>
+          <w:numId w:val="13"/>
+        </w:numPr>
+        <w:rPr>
+          <w:rFonts w:ascii="Times New Roman" w:hAnsi="Times New Roman" w:cs="Times New Roman"/>
+          <w:lang w:val="en-IN"/>
+        </w:rPr>
+      </w:pPr>
+      <w:r>
+        <w:rPr>
+          <w:rFonts w:ascii="Times New Roman" w:hAnsi="Times New Roman" w:cs="Times New Roman"/>
+          <w:lang w:val="en-IN"/>
+        </w:rPr>
+        <w:t>Separate structured and NLP sentiment representations</w:t>
+      </w:r>
+    </w:p>
+    <w:p>
+      <w:pPr>
+        <w:rPr>
+          <w:rFonts w:ascii="Times New Roman" w:hAnsi="Times New Roman" w:cs="Times New Roman"/>
+          <w:b/>
+          <w:bCs/>
+          <w:lang w:val="en-IN"/>
+        </w:rPr>
+      </w:pPr>
+      <w:r>
+        <w:rPr>
+          <w:rFonts w:ascii="Times New Roman" w:hAnsi="Times New Roman" w:cs="Times New Roman"/>
+          <w:b/>
+          <w:bCs/>
+          <w:lang w:val="en-IN"/>
+        </w:rPr>
+        <w:t>Reasoning</w:t>
+      </w:r>
+    </w:p>
+    <w:p>
+      <w:pPr>
+        <w:numPr>
+          <w:ilvl w:val="0"/>
+          <w:numId w:val="14"/>
+        </w:numPr>
+        <w:rPr>
+          <w:rFonts w:ascii="Times New Roman" w:hAnsi="Times New Roman" w:cs="Times New Roman"/>
+          <w:lang w:val="en-IN"/>
+        </w:rPr>
+      </w:pPr>
+      <w:r>
+        <w:rPr>
+          <w:rFonts w:ascii="Times New Roman" w:hAnsi="Times New Roman" w:cs="Times New Roman"/>
+          <w:b/>
+          <w:bCs/>
+          <w:lang w:val="en-IN"/>
+        </w:rPr>
+        <w:t>362,830 inferred facts</w:t>
+      </w:r>
+    </w:p>
+    <w:p>
+      <w:pPr>
+        <w:numPr>
+          <w:ilvl w:val="0"/>
+          <w:numId w:val="14"/>
+        </w:numPr>
+        <w:rPr>
+          <w:rFonts w:ascii="Times New Roman" w:hAnsi="Times New Roman" w:cs="Times New Roman"/>
+          <w:lang w:val="en-IN"/>
+        </w:rPr>
+      </w:pPr>
+      <w:r>
+        <w:rPr>
+          <w:rFonts w:ascii="Times New Roman" w:hAnsi="Times New Roman" w:cs="Times New Roman"/>
+          <w:b/>
+          <w:bCs/>
+          <w:lang w:val="en-IN"/>
+        </w:rPr>
+        <w:t>50.18% increase in relationships</w:t>
+      </w:r>
+    </w:p>
+    <w:p>
+      <w:pPr>
+        <w:numPr>
+          <w:ilvl w:val="0"/>
+          <w:numId w:val="14"/>
+        </w:numPr>
+        <w:rPr>
+          <w:rFonts w:ascii="Times New Roman" w:hAnsi="Times New Roman" w:cs="Times New Roman"/>
+          <w:lang w:val="en-IN"/>
+        </w:rPr>
+      </w:pPr>
+      <w:r>
+        <w:rPr>
+          <w:rFonts w:ascii="Times New Roman" w:hAnsi="Times New Roman" w:cs="Times New Roman"/>
+          <w:b/>
+          <w:bCs/>
+          <w:lang w:val="en-IN"/>
+        </w:rPr>
+        <w:t>15.07 seconds reasoning time</w:t>
+      </w:r>
+    </w:p>
+    <w:p>
+      <w:pPr>
+        <w:numPr>
+          <w:ilvl w:val="0"/>
+          <w:numId w:val="14"/>
+        </w:numPr>
+        <w:rPr>
+          <w:rFonts w:ascii="Times New Roman" w:hAnsi="Times New Roman" w:cs="Times New Roman"/>
+          <w:lang w:val="en-IN"/>
+        </w:rPr>
+      </w:pPr>
+      <w:r>
+        <w:rPr>
+          <w:rFonts w:ascii="Times New Roman" w:hAnsi="Times New Roman" w:cs="Times New Roman"/>
+          <w:lang w:val="en-IN"/>
+        </w:rPr>
+        <w:t>Fixed point reached after three iterations</w:t>
+      </w:r>
+    </w:p>
+    <w:p>
+      <w:pPr>
+        <w:rPr>
+          <w:rFonts w:ascii="Times New Roman" w:hAnsi="Times New Roman" w:cs="Times New Roman"/>
+          <w:b/>
+          <w:bCs/>
+          <w:lang w:val="en-IN"/>
+        </w:rPr>
+      </w:pPr>
+      <w:r>
+        <w:rPr>
+          <w:rFonts w:ascii="Times New Roman" w:hAnsi="Times New Roman" w:cs="Times New Roman"/>
+          <w:b/>
+          <w:bCs/>
+          <w:lang w:val="en-IN"/>
+        </w:rPr>
+        <w:t>Embeddings</w:t>
+      </w:r>
+    </w:p>
+    <w:p>
+      <w:pPr>
+        <w:numPr>
+          <w:ilvl w:val="0"/>
+          <w:numId w:val="15"/>
+        </w:numPr>
+        <w:rPr>
+          <w:rFonts w:ascii="Times New Roman" w:hAnsi="Times New Roman" w:cs="Times New Roman"/>
+          <w:lang w:val="en-IN"/>
+        </w:rPr>
+      </w:pPr>
+      <w:r>
+        <w:rPr>
+          <w:rFonts w:ascii="Times New Roman" w:hAnsi="Times New Roman" w:cs="Times New Roman"/>
+          <w:b/>
+          <w:bCs/>
+          <w:lang w:val="en-IN"/>
+        </w:rPr>
+        <w:t>64-dimensional Node2Vec vectors</w:t>
+      </w:r>
+    </w:p>
+    <w:p>
+      <w:pPr>
+        <w:numPr>
+          <w:ilvl w:val="0"/>
+          <w:numId w:val="15"/>
+        </w:numPr>
+        <w:rPr>
+          <w:rFonts w:ascii="Times New Roman" w:hAnsi="Times New Roman" w:cs="Times New Roman"/>
+          <w:lang w:val="en-IN"/>
+        </w:rPr>
+      </w:pPr>
+      <w:r>
+        <w:rPr>
+          <w:rFonts w:ascii="Times New Roman" w:hAnsi="Times New Roman" w:cs="Times New Roman"/>
+          <w:b/>
+          <w:bCs/>
+          <w:lang w:val="en-IN"/>
+        </w:rPr>
+        <w:t>0.90 project-defined structural precision</w:t>
+      </w:r>
+    </w:p>
+    <w:p>
+      <w:pPr>
+        <w:numPr>
+          <w:ilvl w:val="0"/>
+          <w:numId w:val="15"/>
+        </w:numPr>
+        <w:rPr>
+          <w:rFonts w:ascii="Times New Roman" w:hAnsi="Times New Roman" w:cs="Times New Roman"/>
+          <w:lang w:val="en-IN"/>
+        </w:rPr>
+      </w:pPr>
+      <w:r>
+        <w:rPr>
+          <w:rFonts w:ascii="Times New Roman" w:hAnsi="Times New Roman" w:cs="Times New Roman"/>
+          <w:b/>
+          <w:bCs/>
+          <w:lang w:val="en-IN"/>
+        </w:rPr>
+        <w:t>0.7113 embedding diversity score</w:t>
+      </w:r>
+    </w:p>
+    <w:p>
+      <w:pPr>
+        <w:rPr>
+          <w:rFonts w:ascii="Times New Roman" w:hAnsi="Times New Roman" w:cs="Times New Roman"/>
+          <w:lang w:val="en-IN"/>
+        </w:rPr>
+      </w:pPr>
+      <w:r>
+        <w:rPr>
+          <w:rFonts w:ascii="Times New Roman" w:hAnsi="Times New Roman" w:cs="Times New Roman"/>
+          <w:lang w:val="en-IN"/>
+        </w:rPr>
+        <w:t xml:space="preserve">These results show that </w:t>
+      </w:r>
+      <w:proofErr w:type="spellStart"/>
+      <w:r>
+        <w:rPr>
+          <w:rFonts w:ascii="Times New Roman" w:hAnsi="Times New Roman" w:cs="Times New Roman"/>
+          <w:lang w:val="en-IN"/>
+        </w:rPr>
+        <w:t>t</w:t>
+      </w:r>
+      <w:r>
+        <w:rPr>
+          <w:rFonts w:ascii="Times New Roman" w:hAnsi="Times New Roman" w:cs="Times New Roman"/>
+          <w:lang w:val="en-IN"/>
+        </w:rPr>
+        <w:t>graph</w:t>
+      </w:r>
+      <w:proofErr w:type="spellEnd"/>
+      <w:r>
+        <w:rPr>
+          <w:rFonts w:ascii="Times New Roman" w:hAnsi="Times New Roman" w:cs="Times New Roman"/>
+          <w:lang w:val="en-IN"/>
+        </w:rPr>
+        <w:t xml:space="preserve"> is enriched, queried, reasoned over and used as input for representation learning.</w:t>
+      </w:r>
+    </w:p>
+    <w:p>
+      <w:pPr>
+        <w:rPr>
+          <w:rFonts w:ascii="Times New Roman" w:hAnsi="Times New Roman" w:cs="Times New Roman"/>
+          <w:b/>
+          <w:bCs/>
+          <w:lang w:val="en-IN"/>
+        </w:rPr>
+      </w:pPr>
+      <w:r>
+        <w:rPr>
+          <w:rFonts w:ascii="Times New Roman" w:hAnsi="Times New Roman" w:cs="Times New Roman"/>
+          <w:b/>
+          <w:bCs/>
+          <w:lang w:val="en-IN"/>
+        </w:rPr>
+        <w:t>5. Learning Outcomes</w:t>
+      </w:r>
+    </w:p>
+    <w:p>
+      <w:pPr>
+        <w:rPr>
+          <w:rFonts w:ascii="Times New Roman" w:hAnsi="Times New Roman" w:cs="Times New Roman"/>
+          <w:lang w:val="en-IN"/>
+        </w:rPr>
+      </w:pPr>
+      <w:r>
+        <w:rPr>
+          <w:rFonts w:ascii="Times New Roman" w:hAnsi="Times New Roman" w:cs="Times New Roman"/>
+          <w:lang w:val="en-IN"/>
+        </w:rPr>
+        <w:t>The project provides evidence for the following learning outcomes:</w:t>
+      </w:r>
+    </w:p>
+    <w:tbl>
+      <w:tblPr>
+        <w:tblW w:w="0" w:type="auto"/>
+        <w:tblCellSpacing w:w="15" w:type="dxa"/>
+        <w:tblCellMar>
+          <w:top w:w="15" w:type="dxa"/>
+          <w:left w:w="15" w:type="dxa"/>
+          <w:bottom w:w="15" w:type="dxa"/>
+          <w:right w:w="15" w:type="dxa"/>
+        </w:tblCellMar>
+        <w:tblLook w:val="04A0" w:firstRow="1" w:lastRow="0" w:firstColumn="1" w:lastColumn="0" w:noHBand="0" w:noVBand="1"/>
+      </w:tblPr>
+      <w:tblGrid>
+        <w:gridCol w:w="613"/>
+        <w:gridCol w:w="6228"/>
+      </w:tblGrid>
+      <w:tr>
+        <w:trPr>
+          <w:tblHeader/>
+          <w:tblCellSpacing w:w="15" w:type="dxa"/>
+        </w:trPr>
+        <w:tc>
+          <w:tcPr>
+            <w:tcW w:w="0" w:type="auto"/>
+            <w:vAlign w:val="center"/>
+            <w:hideMark/>
+          </w:tcPr>
+          <w:p>
+            <w:pPr>
+              <w:rPr>
+                <w:rFonts w:ascii="Times New Roman" w:hAnsi="Times New Roman" w:cs="Times New Roman"/>
+                <w:b/>
+                <w:bCs/>
+                <w:lang w:val="en-IN"/>
+              </w:rPr>
+            </w:pPr>
+            <w:r>
+              <w:rPr>
+                <w:rFonts w:ascii="Times New Roman" w:hAnsi="Times New Roman" w:cs="Times New Roman"/>
+                <w:b/>
+                <w:bCs/>
+                <w:lang w:val="en-IN"/>
+              </w:rPr>
+              <w:lastRenderedPageBreak/>
+              <w:t>LO</w:t>
+            </w:r>
+          </w:p>
+        </w:tc>
+        <w:tc>
+          <w:tcPr>
+            <w:tcW w:w="0" w:type="auto"/>
+            <w:vAlign w:val="center"/>
+            <w:hideMark/>
+          </w:tcPr>
+          <w:p>
+            <w:pPr>
+              <w:rPr>
+                <w:rFonts w:ascii="Times New Roman" w:hAnsi="Times New Roman" w:cs="Times New Roman"/>
+                <w:b/>
+                <w:bCs/>
+                <w:lang w:val="en-IN"/>
+              </w:rPr>
+            </w:pPr>
+            <w:r>
+              <w:rPr>
+                <w:rFonts w:ascii="Times New Roman" w:hAnsi="Times New Roman" w:cs="Times New Roman"/>
+                <w:b/>
+                <w:bCs/>
+                <w:lang w:val="en-IN"/>
+              </w:rPr>
+              <w:t>Evidence</w:t>
+            </w:r>
+          </w:p>
+        </w:tc>
+      </w:tr>
+      <w:tr>
+        <w:trPr>
+          <w:tblCellSpacing w:w="15" w:type="dxa"/>
+        </w:trPr>
+        <w:tc>
+          <w:tcPr>
+            <w:tcW w:w="0" w:type="auto"/>
+            <w:vAlign w:val="center"/>
+            <w:hideMark/>
+          </w:tcPr>
+          <w:p>
+            <w:pPr>
+              <w:rPr>
+                <w:rFonts w:ascii="Times New Roman" w:hAnsi="Times New Roman" w:cs="Times New Roman"/>
+                <w:lang w:val="en-IN"/>
+              </w:rPr>
+            </w:pPr>
+            <w:r>
+              <w:rPr>
+                <w:rFonts w:ascii="Times New Roman" w:hAnsi="Times New Roman" w:cs="Times New Roman"/>
+                <w:b/>
+                <w:bCs/>
+                <w:lang w:val="en-IN"/>
+              </w:rPr>
+              <w:t>LO1</w:t>
+            </w:r>
+          </w:p>
+        </w:tc>
+        <w:tc>
+          <w:tcPr>
+            <w:tcW w:w="0" w:type="auto"/>
+            <w:vAlign w:val="center"/>
+            <w:hideMark/>
+          </w:tcPr>
+          <w:p>
+            <w:pPr>
+              <w:rPr>
+                <w:rFonts w:ascii="Times New Roman" w:hAnsi="Times New Roman" w:cs="Times New Roman"/>
+                <w:lang w:val="en-IN"/>
+              </w:rPr>
+            </w:pPr>
+            <w:r>
+              <w:rPr>
+                <w:rFonts w:ascii="Times New Roman" w:hAnsi="Times New Roman" w:cs="Times New Roman"/>
+                <w:lang w:val="en-IN"/>
+              </w:rPr>
+              <w:t>Node2Vec graph embeddings and similarity evaluation</w:t>
+            </w:r>
+          </w:p>
+        </w:tc>
+      </w:tr>
+      <w:tr>
+        <w:trPr>
+          <w:tblCellSpacing w:w="15" w:type="dxa"/>
+        </w:trPr>
+        <w:tc>
+          <w:tcPr>
+            <w:tcW w:w="0" w:type="auto"/>
+            <w:vAlign w:val="center"/>
+            <w:hideMark/>
+          </w:tcPr>
+          <w:p>
+            <w:pPr>
+              <w:rPr>
+                <w:rFonts w:ascii="Times New Roman" w:hAnsi="Times New Roman" w:cs="Times New Roman"/>
+                <w:lang w:val="en-IN"/>
+              </w:rPr>
+            </w:pPr>
+            <w:r>
+              <w:rPr>
+                <w:rFonts w:ascii="Times New Roman" w:hAnsi="Times New Roman" w:cs="Times New Roman"/>
+                <w:b/>
+                <w:bCs/>
+                <w:lang w:val="en-IN"/>
+              </w:rPr>
+              <w:t>LO2</w:t>
+            </w:r>
+          </w:p>
+        </w:tc>
+        <w:tc>
+          <w:tcPr>
+            <w:tcW w:w="0" w:type="auto"/>
+            <w:vAlign w:val="center"/>
+            <w:hideMark/>
+          </w:tcPr>
+          <w:p>
+            <w:pPr>
+              <w:rPr>
+                <w:rFonts w:ascii="Times New Roman" w:hAnsi="Times New Roman" w:cs="Times New Roman"/>
+                <w:lang w:val="en-IN"/>
+              </w:rPr>
+            </w:pPr>
+            <w:r>
+              <w:rPr>
+                <w:rFonts w:ascii="Times New Roman" w:hAnsi="Times New Roman" w:cs="Times New Roman"/>
+                <w:lang w:val="en-IN"/>
+              </w:rPr>
+              <w:t>Four rule-based logical inference rules</w:t>
+            </w:r>
+          </w:p>
+        </w:tc>
+      </w:tr>
+      <w:tr>
+        <w:trPr>
+          <w:tblCellSpacing w:w="15" w:type="dxa"/>
+        </w:trPr>
+        <w:tc>
+          <w:tcPr>
+            <w:tcW w:w="0" w:type="auto"/>
+            <w:vAlign w:val="center"/>
+            <w:hideMark/>
+          </w:tcPr>
+          <w:p>
+            <w:pPr>
+              <w:rPr>
+                <w:rFonts w:ascii="Times New Roman" w:hAnsi="Times New Roman" w:cs="Times New Roman"/>
+                <w:lang w:val="en-IN"/>
+              </w:rPr>
+            </w:pPr>
+            <w:r>
+              <w:rPr>
+                <w:rFonts w:ascii="Times New Roman" w:hAnsi="Times New Roman" w:cs="Times New Roman"/>
+                <w:b/>
+                <w:bCs/>
+                <w:lang w:val="en-IN"/>
+              </w:rPr>
+              <w:t>LO3</w:t>
+            </w:r>
+          </w:p>
+        </w:tc>
+        <w:tc>
+          <w:tcPr>
+            <w:tcW w:w="0" w:type="auto"/>
+            <w:vAlign w:val="center"/>
+            <w:hideMark/>
+          </w:tcPr>
+          <w:p>
+            <w:pPr>
+              <w:rPr>
+                <w:rFonts w:ascii="Times New Roman" w:hAnsi="Times New Roman" w:cs="Times New Roman"/>
+                <w:lang w:val="en-IN"/>
+              </w:rPr>
+            </w:pPr>
+            <w:r>
+              <w:rPr>
+                <w:rFonts w:ascii="Times New Roman" w:hAnsi="Times New Roman" w:cs="Times New Roman"/>
+                <w:lang w:val="en-IN"/>
+              </w:rPr>
+              <w:t>Not covered; GNNs were outside scope</w:t>
+            </w:r>
+          </w:p>
+        </w:tc>
+      </w:tr>
+      <w:tr>
+        <w:trPr>
+          <w:tblCellSpacing w:w="15" w:type="dxa"/>
+        </w:trPr>
+        <w:tc>
+          <w:tcPr>
+            <w:tcW w:w="0" w:type="auto"/>
+            <w:vAlign w:val="center"/>
+            <w:hideMark/>
+          </w:tcPr>
+          <w:p>
+            <w:pPr>
+              <w:rPr>
+                <w:rFonts w:ascii="Times New Roman" w:hAnsi="Times New Roman" w:cs="Times New Roman"/>
+                <w:lang w:val="en-IN"/>
+              </w:rPr>
+            </w:pPr>
+            <w:r>
+              <w:rPr>
+                <w:rFonts w:ascii="Times New Roman" w:hAnsi="Times New Roman" w:cs="Times New Roman"/>
+                <w:b/>
+                <w:bCs/>
+                <w:lang w:val="en-IN"/>
+              </w:rPr>
+              <w:t>LO4</w:t>
+            </w:r>
+          </w:p>
+        </w:tc>
+        <w:tc>
+          <w:tcPr>
+            <w:tcW w:w="0" w:type="auto"/>
+            <w:vAlign w:val="center"/>
+            <w:hideMark/>
+          </w:tcPr>
+          <w:p>
+            <w:pPr>
+              <w:rPr>
+                <w:rFonts w:ascii="Times New Roman" w:hAnsi="Times New Roman" w:cs="Times New Roman"/>
+                <w:lang w:val="en-IN"/>
+              </w:rPr>
+            </w:pPr>
+            <w:r>
+              <w:rPr>
+                <w:rFonts w:ascii="Times New Roman" w:hAnsi="Times New Roman" w:cs="Times New Roman"/>
+                <w:lang w:val="en-IN"/>
+              </w:rPr>
+              <w:t>Comparison of relational, RDF, property-graph and document models</w:t>
+            </w:r>
+          </w:p>
+        </w:tc>
+      </w:tr>
+      <w:tr>
+        <w:trPr>
+          <w:tblCellSpacing w:w="15" w:type="dxa"/>
+        </w:trPr>
+        <w:tc>
+          <w:tcPr>
+            <w:tcW w:w="0" w:type="auto"/>
+            <w:vAlign w:val="center"/>
+            <w:hideMark/>
+          </w:tcPr>
+          <w:p>
+            <w:pPr>
+              <w:rPr>
+                <w:rFonts w:ascii="Times New Roman" w:hAnsi="Times New Roman" w:cs="Times New Roman"/>
+                <w:lang w:val="en-IN"/>
+              </w:rPr>
+            </w:pPr>
+            <w:r>
+              <w:rPr>
+                <w:rFonts w:ascii="Times New Roman" w:hAnsi="Times New Roman" w:cs="Times New Roman"/>
+                <w:b/>
+                <w:bCs/>
+                <w:lang w:val="en-IN"/>
+              </w:rPr>
+              <w:t>LO5</w:t>
+            </w:r>
+          </w:p>
+        </w:tc>
+        <w:tc>
+          <w:tcPr>
+            <w:tcW w:w="0" w:type="auto"/>
+            <w:vAlign w:val="center"/>
+            <w:hideMark/>
+          </w:tcPr>
+          <w:p>
+            <w:pPr>
+              <w:rPr>
+                <w:rFonts w:ascii="Times New Roman" w:hAnsi="Times New Roman" w:cs="Times New Roman"/>
+                <w:lang w:val="en-IN"/>
+              </w:rPr>
+            </w:pPr>
+            <w:r>
+              <w:rPr>
+                <w:rFonts w:ascii="Times New Roman" w:hAnsi="Times New Roman" w:cs="Times New Roman"/>
+                <w:lang w:val="en-IN"/>
+              </w:rPr>
+              <w:t>Complete KG architecture and implementation</w:t>
+            </w:r>
+          </w:p>
+        </w:tc>
+      </w:tr>
+      <w:tr>
+        <w:trPr>
+          <w:tblCellSpacing w:w="15" w:type="dxa"/>
+        </w:trPr>
+        <w:tc>
+          <w:tcPr>
+            <w:tcW w:w="0" w:type="auto"/>
+            <w:vAlign w:val="center"/>
+            <w:hideMark/>
+          </w:tcPr>
+          <w:p>
+            <w:pPr>
+              <w:rPr>
+                <w:rFonts w:ascii="Times New Roman" w:hAnsi="Times New Roman" w:cs="Times New Roman"/>
+                <w:lang w:val="en-IN"/>
+              </w:rPr>
+            </w:pPr>
+            <w:r>
+              <w:rPr>
+                <w:rFonts w:ascii="Times New Roman" w:hAnsi="Times New Roman" w:cs="Times New Roman"/>
+                <w:b/>
+                <w:bCs/>
+                <w:lang w:val="en-IN"/>
+              </w:rPr>
+              <w:t>LO6</w:t>
+            </w:r>
+          </w:p>
+        </w:tc>
+        <w:tc>
+          <w:tcPr>
+            <w:tcW w:w="0" w:type="auto"/>
+            <w:vAlign w:val="center"/>
+            <w:hideMark/>
+          </w:tcPr>
+          <w:p>
+            <w:pPr>
+              <w:rPr>
+                <w:rFonts w:ascii="Times New Roman" w:hAnsi="Times New Roman" w:cs="Times New Roman"/>
+                <w:lang w:val="en-IN"/>
+              </w:rPr>
+            </w:pPr>
+            <w:r>
+              <w:rPr>
+                <w:rFonts w:ascii="Times New Roman" w:hAnsi="Times New Roman" w:cs="Times New Roman"/>
+                <w:lang w:val="en-IN"/>
+              </w:rPr>
+              <w:t>Indexed forward chaining and fixed-point reasoning</w:t>
+            </w:r>
+          </w:p>
+        </w:tc>
+      </w:tr>
+      <w:tr>
+        <w:trPr>
+          <w:tblCellSpacing w:w="15" w:type="dxa"/>
+        </w:trPr>
+        <w:tc>
+          <w:tcPr>
+            <w:tcW w:w="0" w:type="auto"/>
+            <w:vAlign w:val="center"/>
+            <w:hideMark/>
+          </w:tcPr>
+          <w:p>
+            <w:pPr>
+              <w:rPr>
+                <w:rFonts w:ascii="Times New Roman" w:hAnsi="Times New Roman" w:cs="Times New Roman"/>
+                <w:lang w:val="en-IN"/>
+              </w:rPr>
+            </w:pPr>
+            <w:r>
+              <w:rPr>
+                <w:rFonts w:ascii="Times New Roman" w:hAnsi="Times New Roman" w:cs="Times New Roman"/>
+                <w:b/>
+                <w:bCs/>
+                <w:lang w:val="en-IN"/>
+              </w:rPr>
+              <w:t>LO7</w:t>
+            </w:r>
+          </w:p>
+        </w:tc>
+        <w:tc>
+          <w:tcPr>
+            <w:tcW w:w="0" w:type="auto"/>
+            <w:vAlign w:val="center"/>
+            <w:hideMark/>
+          </w:tcPr>
+          <w:p>
+            <w:pPr>
+              <w:rPr>
+                <w:rFonts w:ascii="Times New Roman" w:hAnsi="Times New Roman" w:cs="Times New Roman"/>
+                <w:lang w:val="en-IN"/>
+              </w:rPr>
+            </w:pPr>
+            <w:r>
+              <w:rPr>
+                <w:rFonts w:ascii="Times New Roman" w:hAnsi="Times New Roman" w:cs="Times New Roman"/>
+                <w:lang w:val="en-IN"/>
+              </w:rPr>
+              <w:t>Construction of a 442,401-node KG</w:t>
+            </w:r>
+          </w:p>
+        </w:tc>
+      </w:tr>
+      <w:tr>
+        <w:trPr>
+          <w:tblCellSpacing w:w="15" w:type="dxa"/>
+        </w:trPr>
+        <w:tc>
+          <w:tcPr>
+            <w:tcW w:w="0" w:type="auto"/>
+            <w:vAlign w:val="center"/>
+            <w:hideMark/>
+          </w:tcPr>
+          <w:p>
+            <w:pPr>
+              <w:rPr>
+                <w:rFonts w:ascii="Times New Roman" w:hAnsi="Times New Roman" w:cs="Times New Roman"/>
+                <w:lang w:val="en-IN"/>
+              </w:rPr>
+            </w:pPr>
+            <w:r>
+              <w:rPr>
+                <w:rFonts w:ascii="Times New Roman" w:hAnsi="Times New Roman" w:cs="Times New Roman"/>
+                <w:b/>
+                <w:bCs/>
+                <w:lang w:val="en-IN"/>
+              </w:rPr>
+              <w:t>LO8</w:t>
+            </w:r>
+          </w:p>
+        </w:tc>
+        <w:tc>
+          <w:tcPr>
+            <w:tcW w:w="0" w:type="auto"/>
+            <w:vAlign w:val="center"/>
+            <w:hideMark/>
+          </w:tcPr>
+          <w:p>
+            <w:pPr>
+              <w:rPr>
+                <w:rFonts w:ascii="Times New Roman" w:hAnsi="Times New Roman" w:cs="Times New Roman"/>
+                <w:lang w:val="en-IN"/>
+              </w:rPr>
+            </w:pPr>
+            <w:r>
+              <w:rPr>
+                <w:rFonts w:ascii="Times New Roman" w:hAnsi="Times New Roman" w:cs="Times New Roman"/>
+                <w:lang w:val="en-IN"/>
+              </w:rPr>
+              <w:t>Sentiment and geographic KG enrichment</w:t>
+            </w:r>
+          </w:p>
+        </w:tc>
+      </w:tr>
+      <w:tr>
+        <w:trPr>
+          <w:tblCellSpacing w:w="15" w:type="dxa"/>
+        </w:trPr>
+        <w:tc>
+          <w:tcPr>
+            <w:tcW w:w="0" w:type="auto"/>
+            <w:vAlign w:val="center"/>
+            <w:hideMark/>
+          </w:tcPr>
+          <w:p>
+            <w:pPr>
+              <w:rPr>
+                <w:rFonts w:ascii="Times New Roman" w:hAnsi="Times New Roman" w:cs="Times New Roman"/>
+                <w:lang w:val="en-IN"/>
+              </w:rPr>
+            </w:pPr>
+            <w:r>
+              <w:rPr>
+                <w:rFonts w:ascii="Times New Roman" w:hAnsi="Times New Roman" w:cs="Times New Roman"/>
+                <w:b/>
+                <w:bCs/>
+                <w:lang w:val="en-IN"/>
+              </w:rPr>
+              <w:t>LO9</w:t>
+            </w:r>
+          </w:p>
+        </w:tc>
+        <w:tc>
+          <w:tcPr>
+            <w:tcW w:w="0" w:type="auto"/>
+            <w:vAlign w:val="center"/>
+            <w:hideMark/>
+          </w:tcPr>
+          <w:p>
+            <w:pPr>
+              <w:rPr>
+                <w:rFonts w:ascii="Times New Roman" w:hAnsi="Times New Roman" w:cs="Times New Roman"/>
+                <w:lang w:val="en-IN"/>
+              </w:rPr>
+            </w:pPr>
+            <w:r>
+              <w:rPr>
+                <w:rFonts w:ascii="Times New Roman" w:hAnsi="Times New Roman" w:cs="Times New Roman"/>
+                <w:lang w:val="en-IN"/>
+              </w:rPr>
+              <w:t>E-commerce customer, product, seller and behavioural application</w:t>
+            </w:r>
+          </w:p>
+        </w:tc>
+      </w:tr>
+      <w:tr>
+        <w:trPr>
+          <w:tblCellSpacing w:w="15" w:type="dxa"/>
+        </w:trPr>
+        <w:tc>
+          <w:tcPr>
+            <w:tcW w:w="0" w:type="auto"/>
+            <w:vAlign w:val="center"/>
+            <w:hideMark/>
+          </w:tcPr>
+          <w:p>
+            <w:pPr>
+              <w:rPr>
+                <w:rFonts w:ascii="Times New Roman" w:hAnsi="Times New Roman" w:cs="Times New Roman"/>
+                <w:lang w:val="en-IN"/>
+              </w:rPr>
+            </w:pPr>
+            <w:r>
+              <w:rPr>
+                <w:rFonts w:ascii="Times New Roman" w:hAnsi="Times New Roman" w:cs="Times New Roman"/>
+                <w:b/>
+                <w:bCs/>
+                <w:lang w:val="en-IN"/>
+              </w:rPr>
+              <w:t>LO10</w:t>
+            </w:r>
+          </w:p>
+        </w:tc>
+        <w:tc>
+          <w:tcPr>
+            <w:tcW w:w="0" w:type="auto"/>
+            <w:vAlign w:val="center"/>
+            <w:hideMark/>
+          </w:tcPr>
+          <w:p>
+            <w:pPr>
+              <w:rPr>
+                <w:rFonts w:ascii="Times New Roman" w:hAnsi="Times New Roman" w:cs="Times New Roman"/>
+                <w:lang w:val="en-IN"/>
+              </w:rPr>
+            </w:pPr>
+            <w:r>
+              <w:rPr>
+                <w:rFonts w:ascii="Times New Roman" w:hAnsi="Times New Roman" w:cs="Times New Roman"/>
+                <w:lang w:val="en-IN"/>
+              </w:rPr>
+              <w:t>Payment-based financial KG analysis and customer financial profiles</w:t>
+            </w:r>
+          </w:p>
+        </w:tc>
+      </w:tr>
+      <w:tr>
+        <w:trPr>
+          <w:tblCellSpacing w:w="15" w:type="dxa"/>
+        </w:trPr>
+        <w:tc>
+          <w:tcPr>
+            <w:tcW w:w="0" w:type="auto"/>
+            <w:vAlign w:val="center"/>
+            <w:hideMark/>
+          </w:tcPr>
+          <w:p>
+            <w:pPr>
+              <w:rPr>
+                <w:rFonts w:ascii="Times New Roman" w:hAnsi="Times New Roman" w:cs="Times New Roman"/>
+                <w:lang w:val="en-IN"/>
+              </w:rPr>
+            </w:pPr>
+            <w:r>
+              <w:rPr>
+                <w:rFonts w:ascii="Times New Roman" w:hAnsi="Times New Roman" w:cs="Times New Roman"/>
+                <w:b/>
+                <w:bCs/>
+                <w:lang w:val="en-IN"/>
+              </w:rPr>
+              <w:t>LO11</w:t>
+            </w:r>
+          </w:p>
+        </w:tc>
+        <w:tc>
+          <w:tcPr>
+            <w:tcW w:w="0" w:type="auto"/>
+            <w:vAlign w:val="center"/>
+            <w:hideMark/>
+          </w:tcPr>
+          <w:p>
+            <w:pPr>
+              <w:rPr>
+                <w:rFonts w:ascii="Times New Roman" w:hAnsi="Times New Roman" w:cs="Times New Roman"/>
+                <w:lang w:val="en-IN"/>
+              </w:rPr>
+            </w:pPr>
+            <w:r>
+              <w:rPr>
+                <w:rFonts w:ascii="Times New Roman" w:hAnsi="Times New Roman" w:cs="Times New Roman"/>
+                <w:lang w:val="en-IN"/>
+              </w:rPr>
+              <w:t xml:space="preserve">Query service and </w:t>
+            </w:r>
+            <w:proofErr w:type="spellStart"/>
+            <w:r>
+              <w:rPr>
+                <w:rFonts w:ascii="Times New Roman" w:hAnsi="Times New Roman" w:cs="Times New Roman"/>
+                <w:lang w:val="en-IN"/>
+              </w:rPr>
+              <w:t>Streamlit</w:t>
+            </w:r>
+            <w:proofErr w:type="spellEnd"/>
+            <w:r>
+              <w:rPr>
+                <w:rFonts w:ascii="Times New Roman" w:hAnsi="Times New Roman" w:cs="Times New Roman"/>
+                <w:lang w:val="en-IN"/>
+              </w:rPr>
+              <w:t xml:space="preserve"> KG application</w:t>
+            </w:r>
+          </w:p>
+        </w:tc>
+      </w:tr>
+      <w:tr>
+        <w:trPr>
+          <w:tblCellSpacing w:w="15" w:type="dxa"/>
+        </w:trPr>
+        <w:tc>
+          <w:tcPr>
+            <w:tcW w:w="0" w:type="auto"/>
+            <w:vAlign w:val="center"/>
+            <w:hideMark/>
+          </w:tcPr>
+          <w:p>
+            <w:pPr>
+              <w:rPr>
+                <w:rFonts w:ascii="Times New Roman" w:hAnsi="Times New Roman" w:cs="Times New Roman"/>
+                <w:lang w:val="en-IN"/>
+              </w:rPr>
+            </w:pPr>
+            <w:r>
+              <w:rPr>
+                <w:rFonts w:ascii="Times New Roman" w:hAnsi="Times New Roman" w:cs="Times New Roman"/>
+                <w:b/>
+                <w:bCs/>
+                <w:lang w:val="en-IN"/>
+              </w:rPr>
+              <w:t>LO12</w:t>
+            </w:r>
+          </w:p>
+        </w:tc>
+        <w:tc>
+          <w:tcPr>
+            <w:tcW w:w="0" w:type="auto"/>
+            <w:vAlign w:val="center"/>
+            <w:hideMark/>
+          </w:tcPr>
+          <w:p>
+            <w:pPr>
+              <w:rPr>
+                <w:rFonts w:ascii="Times New Roman" w:hAnsi="Times New Roman" w:cs="Times New Roman"/>
+                <w:lang w:val="en-IN"/>
+              </w:rPr>
+            </w:pPr>
+            <w:r>
+              <w:rPr>
+                <w:rFonts w:ascii="Times New Roman" w:hAnsi="Times New Roman" w:cs="Times New Roman"/>
+                <w:lang w:val="en-IN"/>
+              </w:rPr>
+              <w:t>Connection between KG structure and machine-learning embeddings</w:t>
+            </w:r>
+          </w:p>
+        </w:tc>
+      </w:tr>
+    </w:tbl>
+    <w:p>
+      <w:pPr>
+        <w:rPr>
+          <w:rFonts w:ascii="Times New Roman" w:hAnsi="Times New Roman" w:cs="Times New Roman"/>
+          <w:lang w:val="en-IN"/>
+        </w:rPr>
+      </w:pPr>
+      <w:r>
+        <w:rPr>
+          <w:rFonts w:ascii="Times New Roman" w:hAnsi="Times New Roman" w:cs="Times New Roman"/>
+          <w:lang w:val="en-IN"/>
+        </w:rPr>
+        <w:t xml:space="preserve">The strongest emphasis remains on </w:t>
+      </w:r>
+      <w:r>
+        <w:rPr>
+          <w:rFonts w:ascii="Times New Roman" w:hAnsi="Times New Roman" w:cs="Times New Roman"/>
+          <w:b/>
+          <w:bCs/>
+          <w:lang w:val="en-IN"/>
+        </w:rPr>
+        <w:t>LO7 and LO9</w:t>
+      </w:r>
+      <w:r>
+        <w:rPr>
+          <w:rFonts w:ascii="Times New Roman" w:hAnsi="Times New Roman" w:cs="Times New Roman"/>
+          <w:lang w:val="en-IN"/>
+        </w:rPr>
+        <w:t xml:space="preserve">, as originally planned. </w:t>
+      </w:r>
+      <w:r>
+        <w:rPr>
+          <w:rFonts w:ascii="Times New Roman" w:hAnsi="Times New Roman" w:cs="Times New Roman"/>
+          <w:b/>
+          <w:bCs/>
+          <w:lang w:val="en-IN"/>
+        </w:rPr>
+        <w:t>LO2 and LO11</w:t>
+      </w:r>
+      <w:r>
+        <w:rPr>
+          <w:rFonts w:ascii="Times New Roman" w:hAnsi="Times New Roman" w:cs="Times New Roman"/>
+          <w:lang w:val="en-IN"/>
+        </w:rPr>
+        <w:t xml:space="preserve"> are also strongly demonstrated by the implemented reasoning and application layers.</w:t>
+      </w:r>
+    </w:p>
+    <w:p>
+      <w:pPr>
+        <w:rPr>
+          <w:rFonts w:ascii="Times New Roman" w:hAnsi="Times New Roman" w:cs="Times New Roman"/>
+          <w:b/>
+          <w:bCs/>
+          <w:lang w:val="en-IN"/>
+        </w:rPr>
+      </w:pPr>
+      <w:r>
+        <w:rPr>
+          <w:rFonts w:ascii="Times New Roman" w:hAnsi="Times New Roman" w:cs="Times New Roman"/>
+          <w:b/>
+          <w:bCs/>
+          <w:lang w:val="en-IN"/>
+        </w:rPr>
+        <w:t>6. Limitations and Discussion</w:t>
+      </w:r>
+    </w:p>
+    <w:p>
+      <w:pPr>
+        <w:rPr>
+          <w:rFonts w:ascii="Times New Roman" w:hAnsi="Times New Roman" w:cs="Times New Roman"/>
+          <w:lang w:val="en-IN"/>
+        </w:rPr>
+      </w:pPr>
+      <w:r>
+        <w:rPr>
+          <w:rFonts w:ascii="Times New Roman" w:hAnsi="Times New Roman" w:cs="Times New Roman"/>
+          <w:lang w:val="en-IN"/>
+        </w:rPr>
+        <w:t>The project has several limitations.</w:t>
+      </w:r>
+    </w:p>
+    <w:p>
+      <w:pPr>
+        <w:rPr>
+          <w:rFonts w:ascii="Times New Roman" w:hAnsi="Times New Roman" w:cs="Times New Roman"/>
+          <w:lang w:val="en-IN"/>
+        </w:rPr>
+      </w:pPr>
+      <w:r>
+        <w:rPr>
+          <w:rFonts w:ascii="Times New Roman" w:hAnsi="Times New Roman" w:cs="Times New Roman"/>
+          <w:lang w:val="en-IN"/>
+        </w:rPr>
+        <w:t xml:space="preserve">First, </w:t>
+      </w:r>
+      <w:proofErr w:type="spellStart"/>
+      <w:r>
+        <w:rPr>
+          <w:rFonts w:ascii="Times New Roman" w:hAnsi="Times New Roman" w:cs="Times New Roman"/>
+          <w:lang w:val="en-IN"/>
+        </w:rPr>
+        <w:t>NetworkX</w:t>
+      </w:r>
+      <w:proofErr w:type="spellEnd"/>
+      <w:r>
+        <w:rPr>
+          <w:rFonts w:ascii="Times New Roman" w:hAnsi="Times New Roman" w:cs="Times New Roman"/>
+          <w:lang w:val="en-IN"/>
+        </w:rPr>
+        <w:t xml:space="preserve"> provides an in-memory graph implementation. The project demonstrates a substantial graph with more than one million relationships, but it does not demonstrate distributed or production-scale graph infrastructure.</w:t>
+      </w:r>
+    </w:p>
+    <w:p>
+      <w:pPr>
+        <w:rPr>
+          <w:rFonts w:ascii="Times New Roman" w:hAnsi="Times New Roman" w:cs="Times New Roman"/>
+          <w:lang w:val="en-IN"/>
+        </w:rPr>
+      </w:pPr>
+      <w:r>
+        <w:rPr>
+          <w:rFonts w:ascii="Times New Roman" w:hAnsi="Times New Roman" w:cs="Times New Roman"/>
+          <w:lang w:val="en-IN"/>
+        </w:rPr>
+        <w:t>Second, the reasoning system contains four project-specific rules rather than a complete ontology or comprehensive reasoning system. The reasoning results therefore demonstrate the implemented domain logic rather than general-purpose KG reasoning.</w:t>
+      </w:r>
+    </w:p>
+    <w:p>
+      <w:pPr>
+        <w:rPr>
+          <w:rFonts w:ascii="Times New Roman" w:hAnsi="Times New Roman" w:cs="Times New Roman"/>
+          <w:lang w:val="en-IN"/>
+        </w:rPr>
+      </w:pPr>
+      <w:r>
+        <w:rPr>
+          <w:rFonts w:ascii="Times New Roman" w:hAnsi="Times New Roman" w:cs="Times New Roman"/>
+          <w:lang w:val="en-IN"/>
+        </w:rPr>
+        <w:t>Third, Node2Vec is not a GNN, so LO3 is not addressed. A future extension could investigate Graph Neural Networks and supervised downstream tasks.</w:t>
+      </w:r>
+    </w:p>
+    <w:p>
+      <w:pPr>
+        <w:rPr>
+          <w:rFonts w:ascii="Times New Roman" w:hAnsi="Times New Roman" w:cs="Times New Roman"/>
+          <w:lang w:val="en-IN"/>
+        </w:rPr>
+      </w:pPr>
+      <w:r>
+        <w:rPr>
+          <w:rFonts w:ascii="Times New Roman" w:hAnsi="Times New Roman" w:cs="Times New Roman"/>
+          <w:lang w:val="en-IN"/>
+        </w:rPr>
+        <w:t>Fourth, the embedding evaluation is a project-defined structural proxy. The reported precision of 0.90 should therefore not be interpreted as a standard benchmark result.</w:t>
+      </w:r>
+    </w:p>
+    <w:p>
+      <w:pPr>
+        <w:rPr>
+          <w:rFonts w:ascii="Times New Roman" w:hAnsi="Times New Roman" w:cs="Times New Roman"/>
+          <w:lang w:val="en-IN"/>
+        </w:rPr>
+      </w:pPr>
+      <w:r>
+        <w:rPr>
+          <w:rFonts w:ascii="Times New Roman" w:hAnsi="Times New Roman" w:cs="Times New Roman"/>
+          <w:lang w:val="en-IN"/>
+        </w:rPr>
+        <w:t xml:space="preserve">Finally, the financial analysis uses the payment information available in the </w:t>
+      </w:r>
+      <w:proofErr w:type="spellStart"/>
+      <w:r>
+        <w:rPr>
+          <w:rFonts w:ascii="Times New Roman" w:hAnsi="Times New Roman" w:cs="Times New Roman"/>
+          <w:lang w:val="en-IN"/>
+        </w:rPr>
+        <w:t>Olist</w:t>
+      </w:r>
+      <w:proofErr w:type="spellEnd"/>
+      <w:r>
+        <w:rPr>
+          <w:rFonts w:ascii="Times New Roman" w:hAnsi="Times New Roman" w:cs="Times New Roman"/>
+          <w:lang w:val="en-IN"/>
+        </w:rPr>
+        <w:t xml:space="preserve"> dataset. Payment value is not treated as formal accounting revenue, and customer financial profiles represent historical behaviour rather than predictive financial models.</w:t>
+      </w:r>
+    </w:p>
+    <w:p>
+      <w:pPr>
+        <w:rPr>
+          <w:rFonts w:ascii="Times New Roman" w:hAnsi="Times New Roman" w:cs="Times New Roman"/>
+          <w:b/>
+          <w:bCs/>
+          <w:lang w:val="en-IN"/>
+        </w:rPr>
+      </w:pPr>
+    </w:p>
+    <w:p>
+      <w:pPr>
+        <w:rPr>
+          <w:rFonts w:ascii="Times New Roman" w:hAnsi="Times New Roman" w:cs="Times New Roman"/>
+          <w:b/>
+          <w:bCs/>
+          <w:lang w:val="en-IN"/>
+        </w:rPr>
+      </w:pPr>
+    </w:p>
+    <w:p>
+      <w:pPr>
+        <w:rPr>
+          <w:rFonts w:ascii="Times New Roman" w:hAnsi="Times New Roman" w:cs="Times New Roman"/>
+          <w:b/>
+          <w:bCs/>
+          <w:lang w:val="en-IN"/>
+        </w:rPr>
+      </w:pPr>
+    </w:p>
+    <w:p>
+      <w:pPr>
+        <w:rPr>
+          <w:rFonts w:ascii="Times New Roman" w:hAnsi="Times New Roman" w:cs="Times New Roman"/>
+          <w:b/>
+          <w:bCs/>
+          <w:lang w:val="en-IN"/>
+        </w:rPr>
+      </w:pPr>
+    </w:p>
+    <w:p>
+      <w:pPr>
+        <w:rPr>
+          <w:rFonts w:ascii="Times New Roman" w:hAnsi="Times New Roman" w:cs="Times New Roman"/>
+          <w:b/>
+          <w:bCs/>
+          <w:lang w:val="en-IN"/>
+        </w:rPr>
+      </w:pPr>
+      <w:r>
+        <w:rPr>
+          <w:rFonts w:ascii="Times New Roman" w:hAnsi="Times New Roman" w:cs="Times New Roman"/>
+          <w:b/>
+          <w:bCs/>
+          <w:lang w:val="en-IN"/>
+        </w:rPr>
+        <w:lastRenderedPageBreak/>
+        <w:t>7. Conclusion</w:t>
+      </w:r>
+    </w:p>
+    <w:p>
+      <w:pPr>
+        <w:rPr>
+          <w:rFonts w:ascii="Times New Roman" w:hAnsi="Times New Roman" w:cs="Times New Roman"/>
+          <w:lang w:val="en-IN"/>
+        </w:rPr>
+      </w:pPr>
+      <w:r>
+        <w:rPr>
+          <w:rFonts w:ascii="Times New Roman" w:hAnsi="Times New Roman" w:cs="Times New Roman"/>
+          <w:lang w:val="en-IN"/>
+        </w:rPr>
+        <w:t xml:space="preserve">This project successfully developed a Knowledge Graph for e-commerce customer behaviour and financial analysis using the </w:t>
+      </w:r>
+      <w:proofErr w:type="spellStart"/>
+      <w:r>
+        <w:rPr>
+          <w:rFonts w:ascii="Times New Roman" w:hAnsi="Times New Roman" w:cs="Times New Roman"/>
+          <w:lang w:val="en-IN"/>
+        </w:rPr>
+        <w:t>Olist</w:t>
+      </w:r>
+      <w:proofErr w:type="spellEnd"/>
+      <w:r>
+        <w:rPr>
+          <w:rFonts w:ascii="Times New Roman" w:hAnsi="Times New Roman" w:cs="Times New Roman"/>
+          <w:lang w:val="en-IN"/>
+        </w:rPr>
+        <w:t xml:space="preserve"> Brazilian e-commerce dataset.</w:t>
+      </w:r>
+    </w:p>
+    <w:p>
+      <w:pPr>
+        <w:rPr>
+          <w:rFonts w:ascii="Times New Roman" w:hAnsi="Times New Roman" w:cs="Times New Roman"/>
+          <w:lang w:val="en-IN"/>
+        </w:rPr>
+      </w:pPr>
+      <w:r>
+        <w:rPr>
+          <w:rFonts w:ascii="Times New Roman" w:hAnsi="Times New Roman" w:cs="Times New Roman"/>
+          <w:lang w:val="en-IN"/>
+        </w:rPr>
+        <w:t xml:space="preserve">The final system integrates customers, orders, products, categories, sellers, payments, reviews and geographical information into a graph containing </w:t>
+      </w:r>
+      <w:r>
+        <w:rPr>
+          <w:rFonts w:ascii="Times New Roman" w:hAnsi="Times New Roman" w:cs="Times New Roman"/>
+          <w:b/>
+          <w:bCs/>
+          <w:lang w:val="en-IN"/>
+        </w:rPr>
+        <w:t>442,401 nodes and 1,085,835 relationships</w:t>
+      </w:r>
+      <w:r>
+        <w:rPr>
+          <w:rFonts w:ascii="Times New Roman" w:hAnsi="Times New Roman" w:cs="Times New Roman"/>
+          <w:lang w:val="en-IN"/>
+        </w:rPr>
+        <w:t xml:space="preserve">. The project extends the original data through sentiment and geographic enrichment and uses logical rules to derive </w:t>
+      </w:r>
+      <w:r>
+        <w:rPr>
+          <w:rFonts w:ascii="Times New Roman" w:hAnsi="Times New Roman" w:cs="Times New Roman"/>
+          <w:b/>
+          <w:bCs/>
+          <w:lang w:val="en-IN"/>
+        </w:rPr>
+        <w:t>362,830 additional relationships</w:t>
+      </w:r>
+      <w:r>
+        <w:rPr>
+          <w:rFonts w:ascii="Times New Roman" w:hAnsi="Times New Roman" w:cs="Times New Roman"/>
+          <w:lang w:val="en-IN"/>
+        </w:rPr>
+        <w:t>.</w:t>
+      </w:r>
+    </w:p>
+    <w:p>
+      <w:pPr>
+        <w:rPr>
+          <w:rFonts w:ascii="Times New Roman" w:hAnsi="Times New Roman" w:cs="Times New Roman"/>
+          <w:lang w:val="en-IN"/>
+        </w:rPr>
+      </w:pPr>
+      <w:r>
+        <w:rPr>
+          <w:rFonts w:ascii="Times New Roman" w:hAnsi="Times New Roman" w:cs="Times New Roman"/>
+          <w:lang w:val="en-IN"/>
+        </w:rPr>
+        <w:t>The implementation demonstrates the creation and application of a Knowledge Graph (LO7, LO9), together with logical reasoning (LO2), bounded forward chaining (LO6), graph embeddings (LO1), data-model comparison (LO4), KG architecture (LO5), KG enrichment (LO8), financial KG analysis (LO10), KG-based services (LO11), and KG/ML integration (LO12).</w:t>
+      </w:r>
+    </w:p>
+    <w:p>
+      <w:pPr>
+        <w:rPr>
+          <w:rFonts w:ascii="Times New Roman" w:hAnsi="Times New Roman" w:cs="Times New Roman"/>
+          <w:lang w:val="en-IN"/>
+        </w:rPr>
+      </w:pPr>
+      <w:r>
+        <w:rPr>
+          <w:rFonts w:ascii="Times New Roman" w:hAnsi="Times New Roman" w:cs="Times New Roman"/>
+          <w:lang w:val="en-IN"/>
+        </w:rPr>
+        <w:t xml:space="preserve">The main contribution of the project is the combination of </w:t>
+      </w:r>
+      <w:r>
+        <w:rPr>
+          <w:rFonts w:ascii="Times New Roman" w:hAnsi="Times New Roman" w:cs="Times New Roman"/>
+          <w:b/>
+          <w:bCs/>
+          <w:lang w:val="en-IN"/>
+        </w:rPr>
+        <w:t>explicit knowledge, inferred knowledge, analytical enrichment and machine-learning representations</w:t>
+      </w:r>
+      <w:r>
+        <w:rPr>
+          <w:rFonts w:ascii="Times New Roman" w:hAnsi="Times New Roman" w:cs="Times New Roman"/>
+          <w:lang w:val="en-IN"/>
+        </w:rPr>
+        <w:t xml:space="preserve"> within one KG. This allows the same graph to support customer analysis, financial analysis, product and seller analysis, sentiment analysis, logical inference, graph embeddings and interactive analytical services.</w:t>
+      </w:r>
+    </w:p>
+    <w:p>
+      <w:pPr>
+        <w:rPr>
+          <w:rFonts w:ascii="Times New Roman" w:hAnsi="Times New Roman" w:cs="Times New Roman"/>
+          <w:lang w:val="en-IN"/>
+        </w:rPr>
+      </w:pPr>
+      <w:r>
+        <w:rPr>
+          <w:rFonts w:ascii="Times New Roman" w:hAnsi="Times New Roman" w:cs="Times New Roman"/>
+          <w:lang w:val="en-IN"/>
+        </w:rPr>
+        <w:t>Overall, the project demonstrates how Knowledge Graph technology can transform interconnected e-commerce data into a reusable structure for analysis, reasoning and downstream intelligent applications.</w:t>
+      </w:r>
+    </w:p>
+    <w:p>
+      <w:pPr>
+        <w:rPr>
+          <w:rFonts w:ascii="Times New Roman" w:hAnsi="Times New Roman" w:cs="Times New Roman"/>
           <w:lang w:val="en-US"/>
         </w:rPr>
       </w:pPr>
     </w:p>
-    <w:p>
-      <w:pPr>
-        <w:rPr>
-          <w:rFonts w:ascii="Segoe UI" w:hAnsi="Segoe UI" w:cs="Segoe UI"/>
-          <w:lang w:val="en-US"/>
-        </w:rPr>
-      </w:pPr>
-      <w:r>
-        <w:rPr>
-          <w:rFonts w:ascii="Segoe UI" w:hAnsi="Segoe UI" w:cs="Segoe UI"/>
-          <w:lang w:val="en-US"/>
-        </w:rPr>
-        <w:t>An example:</w:t>
-      </w:r>
-    </w:p>
-    <w:p>
-      <w:pPr>
-        <w:rPr>
-          <w:rFonts w:ascii="Segoe UI" w:hAnsi="Segoe UI" w:cs="Segoe UI"/>
-          <w:lang w:val="en-US"/>
-        </w:rPr>
-      </w:pPr>
-    </w:p>
-    <w:p>
-      <w:pPr>
-        <w:jc w:val="both"/>
-        <w:rPr>
-          <w:rFonts w:ascii="Segoe UI" w:hAnsi="Segoe UI" w:cs="Segoe UI"/>
-          <w:i/>
-          <w:iCs/>
-          <w:lang w:val="en-US"/>
-        </w:rPr>
-      </w:pPr>
-      <w:r>
-        <w:rPr>
-          <w:rFonts w:ascii="Segoe UI" w:hAnsi="Segoe UI" w:cs="Segoe UI"/>
-          <w:i/>
-          <w:iCs/>
-          <w:lang w:val="en-US"/>
-        </w:rPr>
-        <w:t xml:space="preserve">“For creating my Knowledge Graph (LO7) I used a combination of logical rules encoding the domain knowledge of XXX and a </w:t>
-      </w:r>
-      <w:r>
-        <w:rPr>
-          <w:rFonts w:ascii="Segoe UI" w:hAnsi="Segoe UI" w:cs="Segoe UI"/>
-          <w:i/>
-          <w:iCs/>
-          <w:lang w:val="en-US"/>
-        </w:rPr>
-        <w:t>K</w:t>
-      </w:r>
-      <w:r>
-        <w:rPr>
-          <w:rFonts w:ascii="Segoe UI" w:hAnsi="Segoe UI" w:cs="Segoe UI"/>
-          <w:i/>
-          <w:iCs/>
-          <w:lang w:val="en-US"/>
-        </w:rPr>
-        <w:t xml:space="preserve">nowledge </w:t>
-      </w:r>
-      <w:r>
-        <w:rPr>
-          <w:rFonts w:ascii="Segoe UI" w:hAnsi="Segoe UI" w:cs="Segoe UI"/>
-          <w:i/>
-          <w:iCs/>
-          <w:lang w:val="en-US"/>
-        </w:rPr>
-        <w:t>G</w:t>
-      </w:r>
-      <w:r>
-        <w:rPr>
-          <w:rFonts w:ascii="Segoe UI" w:hAnsi="Segoe UI" w:cs="Segoe UI"/>
-          <w:i/>
-          <w:iCs/>
-          <w:lang w:val="en-US"/>
-        </w:rPr>
-        <w:t xml:space="preserve">raph embedding that </w:t>
-      </w:r>
-      <w:r>
-        <w:rPr>
-          <w:rFonts w:ascii="Segoe UI" w:hAnsi="Segoe UI" w:cs="Segoe UI"/>
-          <w:i/>
-          <w:iCs/>
-          <w:lang w:val="en-US"/>
-        </w:rPr>
-        <w:t>infers</w:t>
-      </w:r>
-      <w:r>
-        <w:rPr>
-          <w:rFonts w:ascii="Segoe UI" w:hAnsi="Segoe UI" w:cs="Segoe UI"/>
-          <w:i/>
-          <w:iCs/>
-          <w:lang w:val="en-US"/>
-        </w:rPr>
-        <w:t xml:space="preserve"> edges between entities not explicitly given in the source data.</w:t>
-      </w:r>
-      <w:r>
-        <w:rPr>
-          <w:rFonts w:ascii="Segoe UI" w:hAnsi="Segoe UI" w:cs="Segoe UI"/>
-          <w:i/>
-          <w:iCs/>
-          <w:lang w:val="en-US"/>
-        </w:rPr>
-        <w:t xml:space="preserve"> […]</w:t>
-      </w:r>
-    </w:p>
-    <w:p>
-      <w:pPr>
-        <w:jc w:val="both"/>
-        <w:rPr>
-          <w:rFonts w:ascii="Segoe UI" w:hAnsi="Segoe UI" w:cs="Segoe UI"/>
-          <w:i/>
-          <w:iCs/>
-          <w:lang w:val="en-US"/>
-        </w:rPr>
-      </w:pPr>
-      <w:r>
-        <w:rPr>
-          <w:rFonts w:ascii="Segoe UI" w:hAnsi="Segoe UI" w:cs="Segoe UI"/>
-          <w:i/>
-          <w:iCs/>
-          <w:lang w:val="en-US"/>
-        </w:rPr>
-        <w:t xml:space="preserve">Let me discuss the Knowledge Graph embedding (LO1) used for that in </w:t>
-      </w:r>
-      <w:r>
-        <w:rPr>
-          <w:rFonts w:ascii="Segoe UI" w:hAnsi="Segoe UI" w:cs="Segoe UI"/>
-          <w:i/>
-          <w:iCs/>
-          <w:lang w:val="en-US"/>
-        </w:rPr>
-        <w:t xml:space="preserve">more </w:t>
-      </w:r>
-      <w:r>
-        <w:rPr>
-          <w:rFonts w:ascii="Segoe UI" w:hAnsi="Segoe UI" w:cs="Segoe UI"/>
-          <w:i/>
-          <w:iCs/>
-          <w:lang w:val="en-US"/>
-        </w:rPr>
-        <w:t>detail</w:t>
-      </w:r>
-      <w:r>
-        <w:rPr>
-          <w:rFonts w:ascii="Segoe UI" w:hAnsi="Segoe UI" w:cs="Segoe UI"/>
-          <w:i/>
-          <w:iCs/>
-          <w:lang w:val="en-US"/>
-        </w:rPr>
-        <w:t xml:space="preserve"> [</w:t>
-      </w:r>
-      <w:r>
-        <w:rPr>
-          <w:rFonts w:ascii="Segoe UI" w:hAnsi="Segoe UI" w:cs="Segoe UI"/>
-          <w:i/>
-          <w:iCs/>
-          <w:lang w:val="en-US"/>
-        </w:rPr>
-        <w:t>…</w:t>
-      </w:r>
-      <w:r>
-        <w:rPr>
-          <w:rFonts w:ascii="Segoe UI" w:hAnsi="Segoe UI" w:cs="Segoe UI"/>
-          <w:i/>
-          <w:iCs/>
-          <w:lang w:val="en-US"/>
-        </w:rPr>
-        <w:t>]</w:t>
-      </w:r>
-      <w:r>
-        <w:rPr>
-          <w:rFonts w:ascii="Segoe UI" w:hAnsi="Segoe UI" w:cs="Segoe UI"/>
-          <w:i/>
-          <w:iCs/>
-          <w:lang w:val="en-US"/>
-        </w:rPr>
-        <w:t>”</w:t>
-      </w:r>
-    </w:p>
-    <w:p>
-      <w:pPr>
-        <w:rPr>
-          <w:rFonts w:ascii="Segoe UI" w:hAnsi="Segoe UI" w:cs="Segoe UI"/>
-          <w:lang w:val="en-US"/>
-        </w:rPr>
-      </w:pPr>
-    </w:p>
-    <w:p>
-      <w:pPr>
-        <w:jc w:val="both"/>
-        <w:rPr>
-          <w:rFonts w:ascii="Segoe UI" w:hAnsi="Segoe UI" w:cs="Segoe UI"/>
-          <w:lang w:val="en-US"/>
-        </w:rPr>
-      </w:pPr>
-      <w:r>
-        <w:rPr>
-          <w:rFonts w:ascii="Segoe UI" w:hAnsi="Segoe UI" w:cs="Segoe UI"/>
-          <w:lang w:val="en-US"/>
-        </w:rPr>
-        <w:t>You do not have do that everywhere</w:t>
-      </w:r>
-      <w:r>
-        <w:rPr>
-          <w:rFonts w:ascii="Segoe UI" w:hAnsi="Segoe UI" w:cs="Segoe UI"/>
-          <w:lang w:val="en-US"/>
-        </w:rPr>
-        <w:t xml:space="preserve"> (it is not a competition on how often you mention a particular learning outcome)</w:t>
-      </w:r>
-      <w:r>
-        <w:rPr>
-          <w:rFonts w:ascii="Segoe UI" w:hAnsi="Segoe UI" w:cs="Segoe UI"/>
-          <w:lang w:val="en-US"/>
-        </w:rPr>
-        <w:t xml:space="preserve">, but especially at places that you explicitly reference in your cover pages, it helps you (and us) to see more easily </w:t>
-      </w:r>
-      <w:r>
-        <w:rPr>
-          <w:rFonts w:ascii="Segoe UI" w:hAnsi="Segoe UI" w:cs="Segoe UI"/>
-          <w:lang w:val="en-US"/>
-        </w:rPr>
-        <w:t>which</w:t>
-      </w:r>
-      <w:r>
-        <w:rPr>
-          <w:rFonts w:ascii="Segoe UI" w:hAnsi="Segoe UI" w:cs="Segoe UI"/>
-          <w:lang w:val="en-US"/>
-        </w:rPr>
-        <w:t xml:space="preserve"> point you want to emphasize!</w:t>
-      </w:r>
-    </w:p>
     <w:sectPr>
-      <w:headerReference w:type="default" r:id="rId7"/>
-      <w:footerReference w:type="default" r:id="rId8"/>
+      <w:headerReference w:type="default" r:id="rId9"/>
+      <w:footerReference w:type="default" r:id="rId10"/>
       <w:pgSz w:w="11906" w:h="16838"/>
       <w:pgMar w:top="1417" w:right="1417" w:bottom="1134" w:left="1417" w:header="708" w:footer="708" w:gutter="0"/>
       <w:cols w:space="708"/>
@@ -4788,6 +10551,864 @@
 <file path=word/numbering.xml><?xml version="1.0" encoding="utf-8"?>
 <w:numbering xmlns:wpc="http://schemas.microsoft.com/office/word/2010/wordprocessingCanvas" xmlns:cx="http://schemas.microsoft.com/office/drawing/2014/chartex" xmlns:cx1="http://schemas.microsoft.com/office/drawing/2015/9/8/chartex" xmlns:cx2="http://schemas.microsoft.com/office/drawing/2015/10/21/chartex" xmlns:cx3="http://schemas.microsoft.com/office/drawing/2016/5/9/chartex" xmlns:cx4="http://schemas.microsoft.com/office/drawing/2016/5/10/chartex" xmlns:cx5="http://schemas.microsoft.com/office/drawing/2016/5/11/chartex" xmlns:cx6="http://schemas.microsoft.com/office/drawing/2016/5/12/chartex" xmlns:cx7="http://schemas.microsoft.com/office/drawing/2016/5/13/chartex" xmlns:cx8="http://schemas.microsoft.com/office/drawing/2016/5/14/chartex" xmlns:mc="http://schemas.openxmlformats.org/markup-compatibility/2006" xmlns:aink="http://schemas.microsoft.com/office/drawing/2016/ink" xmlns:am3d="http://schemas.microsoft.com/office/drawing/2017/model3d" xmlns:o="urn:schemas-microsoft-com:office:office" xmlns:oel="http://schemas.microsoft.com/office/2019/extlst" xmlns:r="http://schemas.openxmlformats.org/officeDocument/2006/relationships" xmlns:m="http://schemas.openxmlformats.org/officeDocument/2006/math" xmlns:v="urn:schemas-microsoft-com:vml" xmlns:wp14="http://schemas.microsoft.com/office/word/2010/wordprocessingDrawing" xmlns:wp="http://schemas.openxmlformats.org/drawingml/2006/wordprocessingDrawing" xmlns:w10="urn:schemas-microsoft-com:office:word" xmlns:w="http://schemas.openxmlformats.org/wordprocessingml/2006/main" xmlns:w14="http://schemas.microsoft.com/office/word/2010/wordml" xmlns:w15="http://schemas.microsoft.com/office/word/2012/wordml" xmlns:w16cex="http://schemas.microsoft.com/office/word/2018/wordml/cex" xmlns:w16cid="http://schemas.microsoft.com/office/word/2016/wordml/cid" xmlns:w16="http://schemas.microsoft.com/office/word/2018/wordml" xmlns:w16du="http://schemas.microsoft.com/office/word/2023/wordml/word16du" xmlns:w16sdtdh="http://schemas.microsoft.com/office/word/2020/wordml/sdtdatahash" xmlns:w16sdtfl="http://schemas.microsoft.com/office/word/2024/wordml/sdtformatlock" xmlns:w16se="http://schemas.microsoft.com/office/word/2015/wordml/symex" xmlns:wpg="http://schemas.microsoft.com/office/word/2010/wordprocessingGroup" xmlns:wpi="http://schemas.microsoft.com/office/word/2010/wordprocessingInk" xmlns:wne="http://schemas.microsoft.com/office/word/2006/wordml" xmlns:wps="http://schemas.microsoft.com/office/word/2010/wordprocessingShape" mc:Ignorable="w14 w15 w16se w16cid w16 w16cex w16sdtdh w16sdtfl w16du wp14">
   <w:abstractNum w:abstractNumId="0" w15:restartNumberingAfterBreak="0">
+    <w:nsid w:val="060F0A74"/>
+    <w:multiLevelType w:val="multilevel"/>
+    <w:tmpl w:val="911EAF04"/>
+    <w:lvl w:ilvl="0">
+      <w:start w:val="1"/>
+      <w:numFmt w:val="bullet"/>
+      <w:lvlText w:val=""/>
+      <w:lvlJc w:val="left"/>
+      <w:pPr>
+        <w:tabs>
+          <w:tab w:val="num" w:pos="720"/>
+        </w:tabs>
+        <w:ind w:left="720" w:hanging="360"/>
+      </w:pPr>
+      <w:rPr>
+        <w:rFonts w:ascii="Symbol" w:hAnsi="Symbol" w:hint="default"/>
+        <w:sz w:val="20"/>
+      </w:rPr>
+    </w:lvl>
+    <w:lvl w:ilvl="1" w:tentative="1">
+      <w:start w:val="1"/>
+      <w:numFmt w:val="bullet"/>
+      <w:lvlText w:val="o"/>
+      <w:lvlJc w:val="left"/>
+      <w:pPr>
+        <w:tabs>
+          <w:tab w:val="num" w:pos="1440"/>
+        </w:tabs>
+        <w:ind w:left="1440" w:hanging="360"/>
+      </w:pPr>
+      <w:rPr>
+        <w:rFonts w:ascii="Courier New" w:hAnsi="Courier New" w:hint="default"/>
+        <w:sz w:val="20"/>
+      </w:rPr>
+    </w:lvl>
+    <w:lvl w:ilvl="2" w:tentative="1">
+      <w:start w:val="1"/>
+      <w:numFmt w:val="bullet"/>
+      <w:lvlText w:val=""/>
+      <w:lvlJc w:val="left"/>
+      <w:pPr>
+        <w:tabs>
+          <w:tab w:val="num" w:pos="2160"/>
+        </w:tabs>
+        <w:ind w:left="2160" w:hanging="360"/>
+      </w:pPr>
+      <w:rPr>
+        <w:rFonts w:ascii="Wingdings" w:hAnsi="Wingdings" w:hint="default"/>
+        <w:sz w:val="20"/>
+      </w:rPr>
+    </w:lvl>
+    <w:lvl w:ilvl="3" w:tentative="1">
+      <w:start w:val="1"/>
+      <w:numFmt w:val="bullet"/>
+      <w:lvlText w:val=""/>
+      <w:lvlJc w:val="left"/>
+      <w:pPr>
+        <w:tabs>
+          <w:tab w:val="num" w:pos="2880"/>
+        </w:tabs>
+        <w:ind w:left="2880" w:hanging="360"/>
+      </w:pPr>
+      <w:rPr>
+        <w:rFonts w:ascii="Wingdings" w:hAnsi="Wingdings" w:hint="default"/>
+        <w:sz w:val="20"/>
+      </w:rPr>
+    </w:lvl>
+    <w:lvl w:ilvl="4" w:tentative="1">
+      <w:start w:val="1"/>
+      <w:numFmt w:val="bullet"/>
+      <w:lvlText w:val=""/>
+      <w:lvlJc w:val="left"/>
+      <w:pPr>
+        <w:tabs>
+          <w:tab w:val="num" w:pos="3600"/>
+        </w:tabs>
+        <w:ind w:left="3600" w:hanging="360"/>
+      </w:pPr>
+      <w:rPr>
+        <w:rFonts w:ascii="Wingdings" w:hAnsi="Wingdings" w:hint="default"/>
+        <w:sz w:val="20"/>
+      </w:rPr>
+    </w:lvl>
+    <w:lvl w:ilvl="5" w:tentative="1">
+      <w:start w:val="1"/>
+      <w:numFmt w:val="bullet"/>
+      <w:lvlText w:val=""/>
+      <w:lvlJc w:val="left"/>
+      <w:pPr>
+        <w:tabs>
+          <w:tab w:val="num" w:pos="4320"/>
+        </w:tabs>
+        <w:ind w:left="4320" w:hanging="360"/>
+      </w:pPr>
+      <w:rPr>
+        <w:rFonts w:ascii="Wingdings" w:hAnsi="Wingdings" w:hint="default"/>
+        <w:sz w:val="20"/>
+      </w:rPr>
+    </w:lvl>
+    <w:lvl w:ilvl="6" w:tentative="1">
+      <w:start w:val="1"/>
+      <w:numFmt w:val="bullet"/>
+      <w:lvlText w:val=""/>
+      <w:lvlJc w:val="left"/>
+      <w:pPr>
+        <w:tabs>
+          <w:tab w:val="num" w:pos="5040"/>
+        </w:tabs>
+        <w:ind w:left="5040" w:hanging="360"/>
+      </w:pPr>
+      <w:rPr>
+        <w:rFonts w:ascii="Wingdings" w:hAnsi="Wingdings" w:hint="default"/>
+        <w:sz w:val="20"/>
+      </w:rPr>
+    </w:lvl>
+    <w:lvl w:ilvl="7" w:tentative="1">
+      <w:start w:val="1"/>
+      <w:numFmt w:val="bullet"/>
+      <w:lvlText w:val=""/>
+      <w:lvlJc w:val="left"/>
+      <w:pPr>
+        <w:tabs>
+          <w:tab w:val="num" w:pos="5760"/>
+        </w:tabs>
+        <w:ind w:left="5760" w:hanging="360"/>
+      </w:pPr>
+      <w:rPr>
+        <w:rFonts w:ascii="Wingdings" w:hAnsi="Wingdings" w:hint="default"/>
+        <w:sz w:val="20"/>
+      </w:rPr>
+    </w:lvl>
+    <w:lvl w:ilvl="8" w:tentative="1">
+      <w:start w:val="1"/>
+      <w:numFmt w:val="bullet"/>
+      <w:lvlText w:val=""/>
+      <w:lvlJc w:val="left"/>
+      <w:pPr>
+        <w:tabs>
+          <w:tab w:val="num" w:pos="6480"/>
+        </w:tabs>
+        <w:ind w:left="6480" w:hanging="360"/>
+      </w:pPr>
+      <w:rPr>
+        <w:rFonts w:ascii="Wingdings" w:hAnsi="Wingdings" w:hint="default"/>
+        <w:sz w:val="20"/>
+      </w:rPr>
+    </w:lvl>
+  </w:abstractNum>
+  <w:abstractNum w:abstractNumId="1" w15:restartNumberingAfterBreak="0">
+    <w:nsid w:val="0B55790D"/>
+    <w:multiLevelType w:val="multilevel"/>
+    <w:tmpl w:val="7FC4F53C"/>
+    <w:lvl w:ilvl="0">
+      <w:start w:val="1"/>
+      <w:numFmt w:val="bullet"/>
+      <w:lvlText w:val=""/>
+      <w:lvlJc w:val="left"/>
+      <w:pPr>
+        <w:tabs>
+          <w:tab w:val="num" w:pos="720"/>
+        </w:tabs>
+        <w:ind w:left="720" w:hanging="360"/>
+      </w:pPr>
+      <w:rPr>
+        <w:rFonts w:ascii="Symbol" w:hAnsi="Symbol" w:hint="default"/>
+        <w:sz w:val="20"/>
+      </w:rPr>
+    </w:lvl>
+    <w:lvl w:ilvl="1" w:tentative="1">
+      <w:start w:val="1"/>
+      <w:numFmt w:val="bullet"/>
+      <w:lvlText w:val="o"/>
+      <w:lvlJc w:val="left"/>
+      <w:pPr>
+        <w:tabs>
+          <w:tab w:val="num" w:pos="1440"/>
+        </w:tabs>
+        <w:ind w:left="1440" w:hanging="360"/>
+      </w:pPr>
+      <w:rPr>
+        <w:rFonts w:ascii="Courier New" w:hAnsi="Courier New" w:hint="default"/>
+        <w:sz w:val="20"/>
+      </w:rPr>
+    </w:lvl>
+    <w:lvl w:ilvl="2" w:tentative="1">
+      <w:start w:val="1"/>
+      <w:numFmt w:val="bullet"/>
+      <w:lvlText w:val=""/>
+      <w:lvlJc w:val="left"/>
+      <w:pPr>
+        <w:tabs>
+          <w:tab w:val="num" w:pos="2160"/>
+        </w:tabs>
+        <w:ind w:left="2160" w:hanging="360"/>
+      </w:pPr>
+      <w:rPr>
+        <w:rFonts w:ascii="Wingdings" w:hAnsi="Wingdings" w:hint="default"/>
+        <w:sz w:val="20"/>
+      </w:rPr>
+    </w:lvl>
+    <w:lvl w:ilvl="3" w:tentative="1">
+      <w:start w:val="1"/>
+      <w:numFmt w:val="bullet"/>
+      <w:lvlText w:val=""/>
+      <w:lvlJc w:val="left"/>
+      <w:pPr>
+        <w:tabs>
+          <w:tab w:val="num" w:pos="2880"/>
+        </w:tabs>
+        <w:ind w:left="2880" w:hanging="360"/>
+      </w:pPr>
+      <w:rPr>
+        <w:rFonts w:ascii="Wingdings" w:hAnsi="Wingdings" w:hint="default"/>
+        <w:sz w:val="20"/>
+      </w:rPr>
+    </w:lvl>
+    <w:lvl w:ilvl="4" w:tentative="1">
+      <w:start w:val="1"/>
+      <w:numFmt w:val="bullet"/>
+      <w:lvlText w:val=""/>
+      <w:lvlJc w:val="left"/>
+      <w:pPr>
+        <w:tabs>
+          <w:tab w:val="num" w:pos="3600"/>
+        </w:tabs>
+        <w:ind w:left="3600" w:hanging="360"/>
+      </w:pPr>
+      <w:rPr>
+        <w:rFonts w:ascii="Wingdings" w:hAnsi="Wingdings" w:hint="default"/>
+        <w:sz w:val="20"/>
+      </w:rPr>
+    </w:lvl>
+    <w:lvl w:ilvl="5" w:tentative="1">
+      <w:start w:val="1"/>
+      <w:numFmt w:val="bullet"/>
+      <w:lvlText w:val=""/>
+      <w:lvlJc w:val="left"/>
+      <w:pPr>
+        <w:tabs>
+          <w:tab w:val="num" w:pos="4320"/>
+        </w:tabs>
+        <w:ind w:left="4320" w:hanging="360"/>
+      </w:pPr>
+      <w:rPr>
+        <w:rFonts w:ascii="Wingdings" w:hAnsi="Wingdings" w:hint="default"/>
+        <w:sz w:val="20"/>
+      </w:rPr>
+    </w:lvl>
+    <w:lvl w:ilvl="6" w:tentative="1">
+      <w:start w:val="1"/>
+      <w:numFmt w:val="bullet"/>
+      <w:lvlText w:val=""/>
+      <w:lvlJc w:val="left"/>
+      <w:pPr>
+        <w:tabs>
+          <w:tab w:val="num" w:pos="5040"/>
+        </w:tabs>
+        <w:ind w:left="5040" w:hanging="360"/>
+      </w:pPr>
+      <w:rPr>
+        <w:rFonts w:ascii="Wingdings" w:hAnsi="Wingdings" w:hint="default"/>
+        <w:sz w:val="20"/>
+      </w:rPr>
+    </w:lvl>
+    <w:lvl w:ilvl="7" w:tentative="1">
+      <w:start w:val="1"/>
+      <w:numFmt w:val="bullet"/>
+      <w:lvlText w:val=""/>
+      <w:lvlJc w:val="left"/>
+      <w:pPr>
+        <w:tabs>
+          <w:tab w:val="num" w:pos="5760"/>
+        </w:tabs>
+        <w:ind w:left="5760" w:hanging="360"/>
+      </w:pPr>
+      <w:rPr>
+        <w:rFonts w:ascii="Wingdings" w:hAnsi="Wingdings" w:hint="default"/>
+        <w:sz w:val="20"/>
+      </w:rPr>
+    </w:lvl>
+    <w:lvl w:ilvl="8" w:tentative="1">
+      <w:start w:val="1"/>
+      <w:numFmt w:val="bullet"/>
+      <w:lvlText w:val=""/>
+      <w:lvlJc w:val="left"/>
+      <w:pPr>
+        <w:tabs>
+          <w:tab w:val="num" w:pos="6480"/>
+        </w:tabs>
+        <w:ind w:left="6480" w:hanging="360"/>
+      </w:pPr>
+      <w:rPr>
+        <w:rFonts w:ascii="Wingdings" w:hAnsi="Wingdings" w:hint="default"/>
+        <w:sz w:val="20"/>
+      </w:rPr>
+    </w:lvl>
+  </w:abstractNum>
+  <w:abstractNum w:abstractNumId="2" w15:restartNumberingAfterBreak="0">
+    <w:nsid w:val="0C570D0F"/>
+    <w:multiLevelType w:val="multilevel"/>
+    <w:tmpl w:val="61B00390"/>
+    <w:lvl w:ilvl="0">
+      <w:start w:val="1"/>
+      <w:numFmt w:val="decimal"/>
+      <w:lvlText w:val="%1."/>
+      <w:lvlJc w:val="left"/>
+      <w:pPr>
+        <w:tabs>
+          <w:tab w:val="num" w:pos="720"/>
+        </w:tabs>
+        <w:ind w:left="720" w:hanging="360"/>
+      </w:pPr>
+    </w:lvl>
+    <w:lvl w:ilvl="1" w:tentative="1">
+      <w:start w:val="1"/>
+      <w:numFmt w:val="decimal"/>
+      <w:lvlText w:val="%2."/>
+      <w:lvlJc w:val="left"/>
+      <w:pPr>
+        <w:tabs>
+          <w:tab w:val="num" w:pos="1440"/>
+        </w:tabs>
+        <w:ind w:left="1440" w:hanging="360"/>
+      </w:pPr>
+    </w:lvl>
+    <w:lvl w:ilvl="2" w:tentative="1">
+      <w:start w:val="1"/>
+      <w:numFmt w:val="decimal"/>
+      <w:lvlText w:val="%3."/>
+      <w:lvlJc w:val="left"/>
+      <w:pPr>
+        <w:tabs>
+          <w:tab w:val="num" w:pos="2160"/>
+        </w:tabs>
+        <w:ind w:left="2160" w:hanging="360"/>
+      </w:pPr>
+    </w:lvl>
+    <w:lvl w:ilvl="3" w:tentative="1">
+      <w:start w:val="1"/>
+      <w:numFmt w:val="decimal"/>
+      <w:lvlText w:val="%4."/>
+      <w:lvlJc w:val="left"/>
+      <w:pPr>
+        <w:tabs>
+          <w:tab w:val="num" w:pos="2880"/>
+        </w:tabs>
+        <w:ind w:left="2880" w:hanging="360"/>
+      </w:pPr>
+    </w:lvl>
+    <w:lvl w:ilvl="4" w:tentative="1">
+      <w:start w:val="1"/>
+      <w:numFmt w:val="decimal"/>
+      <w:lvlText w:val="%5."/>
+      <w:lvlJc w:val="left"/>
+      <w:pPr>
+        <w:tabs>
+          <w:tab w:val="num" w:pos="3600"/>
+        </w:tabs>
+        <w:ind w:left="3600" w:hanging="360"/>
+      </w:pPr>
+    </w:lvl>
+    <w:lvl w:ilvl="5" w:tentative="1">
+      <w:start w:val="1"/>
+      <w:numFmt w:val="decimal"/>
+      <w:lvlText w:val="%6."/>
+      <w:lvlJc w:val="left"/>
+      <w:pPr>
+        <w:tabs>
+          <w:tab w:val="num" w:pos="4320"/>
+        </w:tabs>
+        <w:ind w:left="4320" w:hanging="360"/>
+      </w:pPr>
+    </w:lvl>
+    <w:lvl w:ilvl="6" w:tentative="1">
+      <w:start w:val="1"/>
+      <w:numFmt w:val="decimal"/>
+      <w:lvlText w:val="%7."/>
+      <w:lvlJc w:val="left"/>
+      <w:pPr>
+        <w:tabs>
+          <w:tab w:val="num" w:pos="5040"/>
+        </w:tabs>
+        <w:ind w:left="5040" w:hanging="360"/>
+      </w:pPr>
+    </w:lvl>
+    <w:lvl w:ilvl="7" w:tentative="1">
+      <w:start w:val="1"/>
+      <w:numFmt w:val="decimal"/>
+      <w:lvlText w:val="%8."/>
+      <w:lvlJc w:val="left"/>
+      <w:pPr>
+        <w:tabs>
+          <w:tab w:val="num" w:pos="5760"/>
+        </w:tabs>
+        <w:ind w:left="5760" w:hanging="360"/>
+      </w:pPr>
+    </w:lvl>
+    <w:lvl w:ilvl="8" w:tentative="1">
+      <w:start w:val="1"/>
+      <w:numFmt w:val="decimal"/>
+      <w:lvlText w:val="%9."/>
+      <w:lvlJc w:val="left"/>
+      <w:pPr>
+        <w:tabs>
+          <w:tab w:val="num" w:pos="6480"/>
+        </w:tabs>
+        <w:ind w:left="6480" w:hanging="360"/>
+      </w:pPr>
+    </w:lvl>
+  </w:abstractNum>
+  <w:abstractNum w:abstractNumId="3" w15:restartNumberingAfterBreak="0">
+    <w:nsid w:val="205A61FF"/>
+    <w:multiLevelType w:val="multilevel"/>
+    <w:tmpl w:val="759675BA"/>
+    <w:lvl w:ilvl="0">
+      <w:start w:val="1"/>
+      <w:numFmt w:val="bullet"/>
+      <w:lvlText w:val=""/>
+      <w:lvlJc w:val="left"/>
+      <w:pPr>
+        <w:tabs>
+          <w:tab w:val="num" w:pos="720"/>
+        </w:tabs>
+        <w:ind w:left="720" w:hanging="360"/>
+      </w:pPr>
+      <w:rPr>
+        <w:rFonts w:ascii="Symbol" w:hAnsi="Symbol" w:hint="default"/>
+        <w:sz w:val="20"/>
+      </w:rPr>
+    </w:lvl>
+    <w:lvl w:ilvl="1" w:tentative="1">
+      <w:start w:val="1"/>
+      <w:numFmt w:val="bullet"/>
+      <w:lvlText w:val="o"/>
+      <w:lvlJc w:val="left"/>
+      <w:pPr>
+        <w:tabs>
+          <w:tab w:val="num" w:pos="1440"/>
+        </w:tabs>
+        <w:ind w:left="1440" w:hanging="360"/>
+      </w:pPr>
+      <w:rPr>
+        <w:rFonts w:ascii="Courier New" w:hAnsi="Courier New" w:hint="default"/>
+        <w:sz w:val="20"/>
+      </w:rPr>
+    </w:lvl>
+    <w:lvl w:ilvl="2" w:tentative="1">
+      <w:start w:val="1"/>
+      <w:numFmt w:val="bullet"/>
+      <w:lvlText w:val=""/>
+      <w:lvlJc w:val="left"/>
+      <w:pPr>
+        <w:tabs>
+          <w:tab w:val="num" w:pos="2160"/>
+        </w:tabs>
+        <w:ind w:left="2160" w:hanging="360"/>
+      </w:pPr>
+      <w:rPr>
+        <w:rFonts w:ascii="Wingdings" w:hAnsi="Wingdings" w:hint="default"/>
+        <w:sz w:val="20"/>
+      </w:rPr>
+    </w:lvl>
+    <w:lvl w:ilvl="3" w:tentative="1">
+      <w:start w:val="1"/>
+      <w:numFmt w:val="bullet"/>
+      <w:lvlText w:val=""/>
+      <w:lvlJc w:val="left"/>
+      <w:pPr>
+        <w:tabs>
+          <w:tab w:val="num" w:pos="2880"/>
+        </w:tabs>
+        <w:ind w:left="2880" w:hanging="360"/>
+      </w:pPr>
+      <w:rPr>
+        <w:rFonts w:ascii="Wingdings" w:hAnsi="Wingdings" w:hint="default"/>
+        <w:sz w:val="20"/>
+      </w:rPr>
+    </w:lvl>
+    <w:lvl w:ilvl="4" w:tentative="1">
+      <w:start w:val="1"/>
+      <w:numFmt w:val="bullet"/>
+      <w:lvlText w:val=""/>
+      <w:lvlJc w:val="left"/>
+      <w:pPr>
+        <w:tabs>
+          <w:tab w:val="num" w:pos="3600"/>
+        </w:tabs>
+        <w:ind w:left="3600" w:hanging="360"/>
+      </w:pPr>
+      <w:rPr>
+        <w:rFonts w:ascii="Wingdings" w:hAnsi="Wingdings" w:hint="default"/>
+        <w:sz w:val="20"/>
+      </w:rPr>
+    </w:lvl>
+    <w:lvl w:ilvl="5" w:tentative="1">
+      <w:start w:val="1"/>
+      <w:numFmt w:val="bullet"/>
+      <w:lvlText w:val=""/>
+      <w:lvlJc w:val="left"/>
+      <w:pPr>
+        <w:tabs>
+          <w:tab w:val="num" w:pos="4320"/>
+        </w:tabs>
+        <w:ind w:left="4320" w:hanging="360"/>
+      </w:pPr>
+      <w:rPr>
+        <w:rFonts w:ascii="Wingdings" w:hAnsi="Wingdings" w:hint="default"/>
+        <w:sz w:val="20"/>
+      </w:rPr>
+    </w:lvl>
+    <w:lvl w:ilvl="6" w:tentative="1">
+      <w:start w:val="1"/>
+      <w:numFmt w:val="bullet"/>
+      <w:lvlText w:val=""/>
+      <w:lvlJc w:val="left"/>
+      <w:pPr>
+        <w:tabs>
+          <w:tab w:val="num" w:pos="5040"/>
+        </w:tabs>
+        <w:ind w:left="5040" w:hanging="360"/>
+      </w:pPr>
+      <w:rPr>
+        <w:rFonts w:ascii="Wingdings" w:hAnsi="Wingdings" w:hint="default"/>
+        <w:sz w:val="20"/>
+      </w:rPr>
+    </w:lvl>
+    <w:lvl w:ilvl="7" w:tentative="1">
+      <w:start w:val="1"/>
+      <w:numFmt w:val="bullet"/>
+      <w:lvlText w:val=""/>
+      <w:lvlJc w:val="left"/>
+      <w:pPr>
+        <w:tabs>
+          <w:tab w:val="num" w:pos="5760"/>
+        </w:tabs>
+        <w:ind w:left="5760" w:hanging="360"/>
+      </w:pPr>
+      <w:rPr>
+        <w:rFonts w:ascii="Wingdings" w:hAnsi="Wingdings" w:hint="default"/>
+        <w:sz w:val="20"/>
+      </w:rPr>
+    </w:lvl>
+    <w:lvl w:ilvl="8" w:tentative="1">
+      <w:start w:val="1"/>
+      <w:numFmt w:val="bullet"/>
+      <w:lvlText w:val=""/>
+      <w:lvlJc w:val="left"/>
+      <w:pPr>
+        <w:tabs>
+          <w:tab w:val="num" w:pos="6480"/>
+        </w:tabs>
+        <w:ind w:left="6480" w:hanging="360"/>
+      </w:pPr>
+      <w:rPr>
+        <w:rFonts w:ascii="Wingdings" w:hAnsi="Wingdings" w:hint="default"/>
+        <w:sz w:val="20"/>
+      </w:rPr>
+    </w:lvl>
+  </w:abstractNum>
+  <w:abstractNum w:abstractNumId="4" w15:restartNumberingAfterBreak="0">
+    <w:nsid w:val="28E347AF"/>
+    <w:multiLevelType w:val="multilevel"/>
+    <w:tmpl w:val="8138ABCA"/>
+    <w:lvl w:ilvl="0">
+      <w:start w:val="1"/>
+      <w:numFmt w:val="bullet"/>
+      <w:lvlText w:val=""/>
+      <w:lvlJc w:val="left"/>
+      <w:pPr>
+        <w:tabs>
+          <w:tab w:val="num" w:pos="720"/>
+        </w:tabs>
+        <w:ind w:left="720" w:hanging="360"/>
+      </w:pPr>
+      <w:rPr>
+        <w:rFonts w:ascii="Symbol" w:hAnsi="Symbol" w:hint="default"/>
+        <w:sz w:val="20"/>
+      </w:rPr>
+    </w:lvl>
+    <w:lvl w:ilvl="1" w:tentative="1">
+      <w:start w:val="1"/>
+      <w:numFmt w:val="bullet"/>
+      <w:lvlText w:val="o"/>
+      <w:lvlJc w:val="left"/>
+      <w:pPr>
+        <w:tabs>
+          <w:tab w:val="num" w:pos="1440"/>
+        </w:tabs>
+        <w:ind w:left="1440" w:hanging="360"/>
+      </w:pPr>
+      <w:rPr>
+        <w:rFonts w:ascii="Courier New" w:hAnsi="Courier New" w:hint="default"/>
+        <w:sz w:val="20"/>
+      </w:rPr>
+    </w:lvl>
+    <w:lvl w:ilvl="2" w:tentative="1">
+      <w:start w:val="1"/>
+      <w:numFmt w:val="bullet"/>
+      <w:lvlText w:val=""/>
+      <w:lvlJc w:val="left"/>
+      <w:pPr>
+        <w:tabs>
+          <w:tab w:val="num" w:pos="2160"/>
+        </w:tabs>
+        <w:ind w:left="2160" w:hanging="360"/>
+      </w:pPr>
+      <w:rPr>
+        <w:rFonts w:ascii="Wingdings" w:hAnsi="Wingdings" w:hint="default"/>
+        <w:sz w:val="20"/>
+      </w:rPr>
+    </w:lvl>
+    <w:lvl w:ilvl="3" w:tentative="1">
+      <w:start w:val="1"/>
+      <w:numFmt w:val="bullet"/>
+      <w:lvlText w:val=""/>
+      <w:lvlJc w:val="left"/>
+      <w:pPr>
+        <w:tabs>
+          <w:tab w:val="num" w:pos="2880"/>
+        </w:tabs>
+        <w:ind w:left="2880" w:hanging="360"/>
+      </w:pPr>
+      <w:rPr>
+        <w:rFonts w:ascii="Wingdings" w:hAnsi="Wingdings" w:hint="default"/>
+        <w:sz w:val="20"/>
+      </w:rPr>
+    </w:lvl>
+    <w:lvl w:ilvl="4" w:tentative="1">
+      <w:start w:val="1"/>
+      <w:numFmt w:val="bullet"/>
+      <w:lvlText w:val=""/>
+      <w:lvlJc w:val="left"/>
+      <w:pPr>
+        <w:tabs>
+          <w:tab w:val="num" w:pos="3600"/>
+        </w:tabs>
+        <w:ind w:left="3600" w:hanging="360"/>
+      </w:pPr>
+      <w:rPr>
+        <w:rFonts w:ascii="Wingdings" w:hAnsi="Wingdings" w:hint="default"/>
+        <w:sz w:val="20"/>
+      </w:rPr>
+    </w:lvl>
+    <w:lvl w:ilvl="5" w:tentative="1">
+      <w:start w:val="1"/>
+      <w:numFmt w:val="bullet"/>
+      <w:lvlText w:val=""/>
+      <w:lvlJc w:val="left"/>
+      <w:pPr>
+        <w:tabs>
+          <w:tab w:val="num" w:pos="4320"/>
+        </w:tabs>
+        <w:ind w:left="4320" w:hanging="360"/>
+      </w:pPr>
+      <w:rPr>
+        <w:rFonts w:ascii="Wingdings" w:hAnsi="Wingdings" w:hint="default"/>
+        <w:sz w:val="20"/>
+      </w:rPr>
+    </w:lvl>
+    <w:lvl w:ilvl="6" w:tentative="1">
+      <w:start w:val="1"/>
+      <w:numFmt w:val="bullet"/>
+      <w:lvlText w:val=""/>
+      <w:lvlJc w:val="left"/>
+      <w:pPr>
+        <w:tabs>
+          <w:tab w:val="num" w:pos="5040"/>
+        </w:tabs>
+        <w:ind w:left="5040" w:hanging="360"/>
+      </w:pPr>
+      <w:rPr>
+        <w:rFonts w:ascii="Wingdings" w:hAnsi="Wingdings" w:hint="default"/>
+        <w:sz w:val="20"/>
+      </w:rPr>
+    </w:lvl>
+    <w:lvl w:ilvl="7" w:tentative="1">
+      <w:start w:val="1"/>
+      <w:numFmt w:val="bullet"/>
+      <w:lvlText w:val=""/>
+      <w:lvlJc w:val="left"/>
+      <w:pPr>
+        <w:tabs>
+          <w:tab w:val="num" w:pos="5760"/>
+        </w:tabs>
+        <w:ind w:left="5760" w:hanging="360"/>
+      </w:pPr>
+      <w:rPr>
+        <w:rFonts w:ascii="Wingdings" w:hAnsi="Wingdings" w:hint="default"/>
+        <w:sz w:val="20"/>
+      </w:rPr>
+    </w:lvl>
+    <w:lvl w:ilvl="8" w:tentative="1">
+      <w:start w:val="1"/>
+      <w:numFmt w:val="bullet"/>
+      <w:lvlText w:val=""/>
+      <w:lvlJc w:val="left"/>
+      <w:pPr>
+        <w:tabs>
+          <w:tab w:val="num" w:pos="6480"/>
+        </w:tabs>
+        <w:ind w:left="6480" w:hanging="360"/>
+      </w:pPr>
+      <w:rPr>
+        <w:rFonts w:ascii="Wingdings" w:hAnsi="Wingdings" w:hint="default"/>
+        <w:sz w:val="20"/>
+      </w:rPr>
+    </w:lvl>
+  </w:abstractNum>
+  <w:abstractNum w:abstractNumId="5" w15:restartNumberingAfterBreak="0">
+    <w:nsid w:val="39483DC1"/>
+    <w:multiLevelType w:val="multilevel"/>
+    <w:tmpl w:val="CCDED902"/>
+    <w:lvl w:ilvl="0">
+      <w:start w:val="1"/>
+      <w:numFmt w:val="bullet"/>
+      <w:lvlText w:val=""/>
+      <w:lvlJc w:val="left"/>
+      <w:pPr>
+        <w:tabs>
+          <w:tab w:val="num" w:pos="720"/>
+        </w:tabs>
+        <w:ind w:left="720" w:hanging="360"/>
+      </w:pPr>
+      <w:rPr>
+        <w:rFonts w:ascii="Symbol" w:hAnsi="Symbol" w:hint="default"/>
+        <w:sz w:val="20"/>
+      </w:rPr>
+    </w:lvl>
+    <w:lvl w:ilvl="1" w:tentative="1">
+      <w:start w:val="1"/>
+      <w:numFmt w:val="bullet"/>
+      <w:lvlText w:val="o"/>
+      <w:lvlJc w:val="left"/>
+      <w:pPr>
+        <w:tabs>
+          <w:tab w:val="num" w:pos="1440"/>
+        </w:tabs>
+        <w:ind w:left="1440" w:hanging="360"/>
+      </w:pPr>
+      <w:rPr>
+        <w:rFonts w:ascii="Courier New" w:hAnsi="Courier New" w:hint="default"/>
+        <w:sz w:val="20"/>
+      </w:rPr>
+    </w:lvl>
+    <w:lvl w:ilvl="2" w:tentative="1">
+      <w:start w:val="1"/>
+      <w:numFmt w:val="bullet"/>
+      <w:lvlText w:val=""/>
+      <w:lvlJc w:val="left"/>
+      <w:pPr>
+        <w:tabs>
+          <w:tab w:val="num" w:pos="2160"/>
+        </w:tabs>
+        <w:ind w:left="2160" w:hanging="360"/>
+      </w:pPr>
+      <w:rPr>
+        <w:rFonts w:ascii="Wingdings" w:hAnsi="Wingdings" w:hint="default"/>
+        <w:sz w:val="20"/>
+      </w:rPr>
+    </w:lvl>
+    <w:lvl w:ilvl="3" w:tentative="1">
+      <w:start w:val="1"/>
+      <w:numFmt w:val="bullet"/>
+      <w:lvlText w:val=""/>
+      <w:lvlJc w:val="left"/>
+      <w:pPr>
+        <w:tabs>
+          <w:tab w:val="num" w:pos="2880"/>
+        </w:tabs>
+        <w:ind w:left="2880" w:hanging="360"/>
+      </w:pPr>
+      <w:rPr>
+        <w:rFonts w:ascii="Wingdings" w:hAnsi="Wingdings" w:hint="default"/>
+        <w:sz w:val="20"/>
+      </w:rPr>
+    </w:lvl>
+    <w:lvl w:ilvl="4" w:tentative="1">
+      <w:start w:val="1"/>
+      <w:numFmt w:val="bullet"/>
+      <w:lvlText w:val=""/>
+      <w:lvlJc w:val="left"/>
+      <w:pPr>
+        <w:tabs>
+          <w:tab w:val="num" w:pos="3600"/>
+        </w:tabs>
+        <w:ind w:left="3600" w:hanging="360"/>
+      </w:pPr>
+      <w:rPr>
+        <w:rFonts w:ascii="Wingdings" w:hAnsi="Wingdings" w:hint="default"/>
+        <w:sz w:val="20"/>
+      </w:rPr>
+    </w:lvl>
+    <w:lvl w:ilvl="5" w:tentative="1">
+      <w:start w:val="1"/>
+      <w:numFmt w:val="bullet"/>
+      <w:lvlText w:val=""/>
+      <w:lvlJc w:val="left"/>
+      <w:pPr>
+        <w:tabs>
+          <w:tab w:val="num" w:pos="4320"/>
+        </w:tabs>
+        <w:ind w:left="4320" w:hanging="360"/>
+      </w:pPr>
+      <w:rPr>
+        <w:rFonts w:ascii="Wingdings" w:hAnsi="Wingdings" w:hint="default"/>
+        <w:sz w:val="20"/>
+      </w:rPr>
+    </w:lvl>
+    <w:lvl w:ilvl="6" w:tentative="1">
+      <w:start w:val="1"/>
+      <w:numFmt w:val="bullet"/>
+      <w:lvlText w:val=""/>
+      <w:lvlJc w:val="left"/>
+      <w:pPr>
+        <w:tabs>
+          <w:tab w:val="num" w:pos="5040"/>
+        </w:tabs>
+        <w:ind w:left="5040" w:hanging="360"/>
+      </w:pPr>
+      <w:rPr>
+        <w:rFonts w:ascii="Wingdings" w:hAnsi="Wingdings" w:hint="default"/>
+        <w:sz w:val="20"/>
+      </w:rPr>
+    </w:lvl>
+    <w:lvl w:ilvl="7" w:tentative="1">
+      <w:start w:val="1"/>
+      <w:numFmt w:val="bullet"/>
+      <w:lvlText w:val=""/>
+      <w:lvlJc w:val="left"/>
+      <w:pPr>
+        <w:tabs>
+          <w:tab w:val="num" w:pos="5760"/>
+        </w:tabs>
+        <w:ind w:left="5760" w:hanging="360"/>
+      </w:pPr>
+      <w:rPr>
+        <w:rFonts w:ascii="Wingdings" w:hAnsi="Wingdings" w:hint="default"/>
+        <w:sz w:val="20"/>
+      </w:rPr>
+    </w:lvl>
+    <w:lvl w:ilvl="8" w:tentative="1">
+      <w:start w:val="1"/>
+      <w:numFmt w:val="bullet"/>
+      <w:lvlText w:val=""/>
+      <w:lvlJc w:val="left"/>
+      <w:pPr>
+        <w:tabs>
+          <w:tab w:val="num" w:pos="6480"/>
+        </w:tabs>
+        <w:ind w:left="6480" w:hanging="360"/>
+      </w:pPr>
+      <w:rPr>
+        <w:rFonts w:ascii="Wingdings" w:hAnsi="Wingdings" w:hint="default"/>
+        <w:sz w:val="20"/>
+      </w:rPr>
+    </w:lvl>
+  </w:abstractNum>
+  <w:abstractNum w:abstractNumId="6" w15:restartNumberingAfterBreak="0">
     <w:nsid w:val="451338A6"/>
     <w:multiLevelType w:val="hybridMultilevel"/>
     <w:tmpl w:val="CE9A6E2C"/>
@@ -4900,7 +11521,156 @@
       </w:rPr>
     </w:lvl>
   </w:abstractNum>
-  <w:abstractNum w:abstractNumId="1" w15:restartNumberingAfterBreak="0">
+  <w:abstractNum w:abstractNumId="7" w15:restartNumberingAfterBreak="0">
+    <w:nsid w:val="55AB48B7"/>
+    <w:multiLevelType w:val="multilevel"/>
+    <w:tmpl w:val="A7B8ED0E"/>
+    <w:lvl w:ilvl="0">
+      <w:start w:val="1"/>
+      <w:numFmt w:val="bullet"/>
+      <w:lvlText w:val=""/>
+      <w:lvlJc w:val="left"/>
+      <w:pPr>
+        <w:tabs>
+          <w:tab w:val="num" w:pos="720"/>
+        </w:tabs>
+        <w:ind w:left="720" w:hanging="360"/>
+      </w:pPr>
+      <w:rPr>
+        <w:rFonts w:ascii="Symbol" w:hAnsi="Symbol" w:hint="default"/>
+        <w:sz w:val="20"/>
+      </w:rPr>
+    </w:lvl>
+    <w:lvl w:ilvl="1" w:tentative="1">
+      <w:start w:val="1"/>
+      <w:numFmt w:val="bullet"/>
+      <w:lvlText w:val="o"/>
+      <w:lvlJc w:val="left"/>
+      <w:pPr>
+        <w:tabs>
+          <w:tab w:val="num" w:pos="1440"/>
+        </w:tabs>
+        <w:ind w:left="1440" w:hanging="360"/>
+      </w:pPr>
+      <w:rPr>
+        <w:rFonts w:ascii="Courier New" w:hAnsi="Courier New" w:hint="default"/>
+        <w:sz w:val="20"/>
+      </w:rPr>
+    </w:lvl>
+    <w:lvl w:ilvl="2" w:tentative="1">
+      <w:start w:val="1"/>
+      <w:numFmt w:val="bullet"/>
+      <w:lvlText w:val=""/>
+      <w:lvlJc w:val="left"/>
+      <w:pPr>
+        <w:tabs>
+          <w:tab w:val="num" w:pos="2160"/>
+        </w:tabs>
+        <w:ind w:left="2160" w:hanging="360"/>
+      </w:pPr>
+      <w:rPr>
+        <w:rFonts w:ascii="Wingdings" w:hAnsi="Wingdings" w:hint="default"/>
+        <w:sz w:val="20"/>
+      </w:rPr>
+    </w:lvl>
+    <w:lvl w:ilvl="3" w:tentative="1">
+      <w:start w:val="1"/>
+      <w:numFmt w:val="bullet"/>
+      <w:lvlText w:val=""/>
+      <w:lvlJc w:val="left"/>
+      <w:pPr>
+        <w:tabs>
+          <w:tab w:val="num" w:pos="2880"/>
+        </w:tabs>
+        <w:ind w:left="2880" w:hanging="360"/>
+      </w:pPr>
+      <w:rPr>
+        <w:rFonts w:ascii="Wingdings" w:hAnsi="Wingdings" w:hint="default"/>
+        <w:sz w:val="20"/>
+      </w:rPr>
+    </w:lvl>
+    <w:lvl w:ilvl="4" w:tentative="1">
+      <w:start w:val="1"/>
+      <w:numFmt w:val="bullet"/>
+      <w:lvlText w:val=""/>
+      <w:lvlJc w:val="left"/>
+      <w:pPr>
+        <w:tabs>
+          <w:tab w:val="num" w:pos="3600"/>
+        </w:tabs>
+        <w:ind w:left="3600" w:hanging="360"/>
+      </w:pPr>
+      <w:rPr>
+        <w:rFonts w:ascii="Wingdings" w:hAnsi="Wingdings" w:hint="default"/>
+        <w:sz w:val="20"/>
+      </w:rPr>
+    </w:lvl>
+    <w:lvl w:ilvl="5" w:tentative="1">
+      <w:start w:val="1"/>
+      <w:numFmt w:val="bullet"/>
+      <w:lvlText w:val=""/>
+      <w:lvlJc w:val="left"/>
+      <w:pPr>
+        <w:tabs>
+          <w:tab w:val="num" w:pos="4320"/>
+        </w:tabs>
+        <w:ind w:left="4320" w:hanging="360"/>
+      </w:pPr>
+      <w:rPr>
+        <w:rFonts w:ascii="Wingdings" w:hAnsi="Wingdings" w:hint="default"/>
+        <w:sz w:val="20"/>
+      </w:rPr>
+    </w:lvl>
+    <w:lvl w:ilvl="6" w:tentative="1">
+      <w:start w:val="1"/>
+      <w:numFmt w:val="bullet"/>
+      <w:lvlText w:val=""/>
+      <w:lvlJc w:val="left"/>
+      <w:pPr>
+        <w:tabs>
+          <w:tab w:val="num" w:pos="5040"/>
+        </w:tabs>
+        <w:ind w:left="5040" w:hanging="360"/>
+      </w:pPr>
+      <w:rPr>
+        <w:rFonts w:ascii="Wingdings" w:hAnsi="Wingdings" w:hint="default"/>
+        <w:sz w:val="20"/>
+      </w:rPr>
+    </w:lvl>
+    <w:lvl w:ilvl="7" w:tentative="1">
+      <w:start w:val="1"/>
+      <w:numFmt w:val="bullet"/>
+      <w:lvlText w:val=""/>
+      <w:lvlJc w:val="left"/>
+      <w:pPr>
+        <w:tabs>
+          <w:tab w:val="num" w:pos="5760"/>
+        </w:tabs>
+        <w:ind w:left="5760" w:hanging="360"/>
+      </w:pPr>
+      <w:rPr>
+        <w:rFonts w:ascii="Wingdings" w:hAnsi="Wingdings" w:hint="default"/>
+        <w:sz w:val="20"/>
+      </w:rPr>
+    </w:lvl>
+    <w:lvl w:ilvl="8" w:tentative="1">
+      <w:start w:val="1"/>
+      <w:numFmt w:val="bullet"/>
+      <w:lvlText w:val=""/>
+      <w:lvlJc w:val="left"/>
+      <w:pPr>
+        <w:tabs>
+          <w:tab w:val="num" w:pos="6480"/>
+        </w:tabs>
+        <w:ind w:left="6480" w:hanging="360"/>
+      </w:pPr>
+      <w:rPr>
+        <w:rFonts w:ascii="Wingdings" w:hAnsi="Wingdings" w:hint="default"/>
+        <w:sz w:val="20"/>
+      </w:rPr>
+    </w:lvl>
+  </w:abstractNum>
+  <w:abstractNum w:abstractNumId="8" w15:restartNumberingAfterBreak="0">
     <w:nsid w:val="5BC965B6"/>
     <w:multiLevelType w:val="hybridMultilevel"/>
     <w:tmpl w:val="75549DA4"/>
@@ -5013,11 +11783,944 @@
       </w:rPr>
     </w:lvl>
   </w:abstractNum>
+  <w:abstractNum w:abstractNumId="9" w15:restartNumberingAfterBreak="0">
+    <w:nsid w:val="5CF575B3"/>
+    <w:multiLevelType w:val="multilevel"/>
+    <w:tmpl w:val="6258668E"/>
+    <w:lvl w:ilvl="0">
+      <w:start w:val="1"/>
+      <w:numFmt w:val="bullet"/>
+      <w:lvlText w:val=""/>
+      <w:lvlJc w:val="left"/>
+      <w:pPr>
+        <w:tabs>
+          <w:tab w:val="num" w:pos="720"/>
+        </w:tabs>
+        <w:ind w:left="720" w:hanging="360"/>
+      </w:pPr>
+      <w:rPr>
+        <w:rFonts w:ascii="Symbol" w:hAnsi="Symbol" w:hint="default"/>
+        <w:sz w:val="20"/>
+      </w:rPr>
+    </w:lvl>
+    <w:lvl w:ilvl="1" w:tentative="1">
+      <w:start w:val="1"/>
+      <w:numFmt w:val="bullet"/>
+      <w:lvlText w:val="o"/>
+      <w:lvlJc w:val="left"/>
+      <w:pPr>
+        <w:tabs>
+          <w:tab w:val="num" w:pos="1440"/>
+        </w:tabs>
+        <w:ind w:left="1440" w:hanging="360"/>
+      </w:pPr>
+      <w:rPr>
+        <w:rFonts w:ascii="Courier New" w:hAnsi="Courier New" w:hint="default"/>
+        <w:sz w:val="20"/>
+      </w:rPr>
+    </w:lvl>
+    <w:lvl w:ilvl="2" w:tentative="1">
+      <w:start w:val="1"/>
+      <w:numFmt w:val="bullet"/>
+      <w:lvlText w:val=""/>
+      <w:lvlJc w:val="left"/>
+      <w:pPr>
+        <w:tabs>
+          <w:tab w:val="num" w:pos="2160"/>
+        </w:tabs>
+        <w:ind w:left="2160" w:hanging="360"/>
+      </w:pPr>
+      <w:rPr>
+        <w:rFonts w:ascii="Wingdings" w:hAnsi="Wingdings" w:hint="default"/>
+        <w:sz w:val="20"/>
+      </w:rPr>
+    </w:lvl>
+    <w:lvl w:ilvl="3" w:tentative="1">
+      <w:start w:val="1"/>
+      <w:numFmt w:val="bullet"/>
+      <w:lvlText w:val=""/>
+      <w:lvlJc w:val="left"/>
+      <w:pPr>
+        <w:tabs>
+          <w:tab w:val="num" w:pos="2880"/>
+        </w:tabs>
+        <w:ind w:left="2880" w:hanging="360"/>
+      </w:pPr>
+      <w:rPr>
+        <w:rFonts w:ascii="Wingdings" w:hAnsi="Wingdings" w:hint="default"/>
+        <w:sz w:val="20"/>
+      </w:rPr>
+    </w:lvl>
+    <w:lvl w:ilvl="4" w:tentative="1">
+      <w:start w:val="1"/>
+      <w:numFmt w:val="bullet"/>
+      <w:lvlText w:val=""/>
+      <w:lvlJc w:val="left"/>
+      <w:pPr>
+        <w:tabs>
+          <w:tab w:val="num" w:pos="3600"/>
+        </w:tabs>
+        <w:ind w:left="3600" w:hanging="360"/>
+      </w:pPr>
+      <w:rPr>
+        <w:rFonts w:ascii="Wingdings" w:hAnsi="Wingdings" w:hint="default"/>
+        <w:sz w:val="20"/>
+      </w:rPr>
+    </w:lvl>
+    <w:lvl w:ilvl="5" w:tentative="1">
+      <w:start w:val="1"/>
+      <w:numFmt w:val="bullet"/>
+      <w:lvlText w:val=""/>
+      <w:lvlJc w:val="left"/>
+      <w:pPr>
+        <w:tabs>
+          <w:tab w:val="num" w:pos="4320"/>
+        </w:tabs>
+        <w:ind w:left="4320" w:hanging="360"/>
+      </w:pPr>
+      <w:rPr>
+        <w:rFonts w:ascii="Wingdings" w:hAnsi="Wingdings" w:hint="default"/>
+        <w:sz w:val="20"/>
+      </w:rPr>
+    </w:lvl>
+    <w:lvl w:ilvl="6" w:tentative="1">
+      <w:start w:val="1"/>
+      <w:numFmt w:val="bullet"/>
+      <w:lvlText w:val=""/>
+      <w:lvlJc w:val="left"/>
+      <w:pPr>
+        <w:tabs>
+          <w:tab w:val="num" w:pos="5040"/>
+        </w:tabs>
+        <w:ind w:left="5040" w:hanging="360"/>
+      </w:pPr>
+      <w:rPr>
+        <w:rFonts w:ascii="Wingdings" w:hAnsi="Wingdings" w:hint="default"/>
+        <w:sz w:val="20"/>
+      </w:rPr>
+    </w:lvl>
+    <w:lvl w:ilvl="7" w:tentative="1">
+      <w:start w:val="1"/>
+      <w:numFmt w:val="bullet"/>
+      <w:lvlText w:val=""/>
+      <w:lvlJc w:val="left"/>
+      <w:pPr>
+        <w:tabs>
+          <w:tab w:val="num" w:pos="5760"/>
+        </w:tabs>
+        <w:ind w:left="5760" w:hanging="360"/>
+      </w:pPr>
+      <w:rPr>
+        <w:rFonts w:ascii="Wingdings" w:hAnsi="Wingdings" w:hint="default"/>
+        <w:sz w:val="20"/>
+      </w:rPr>
+    </w:lvl>
+    <w:lvl w:ilvl="8" w:tentative="1">
+      <w:start w:val="1"/>
+      <w:numFmt w:val="bullet"/>
+      <w:lvlText w:val=""/>
+      <w:lvlJc w:val="left"/>
+      <w:pPr>
+        <w:tabs>
+          <w:tab w:val="num" w:pos="6480"/>
+        </w:tabs>
+        <w:ind w:left="6480" w:hanging="360"/>
+      </w:pPr>
+      <w:rPr>
+        <w:rFonts w:ascii="Wingdings" w:hAnsi="Wingdings" w:hint="default"/>
+        <w:sz w:val="20"/>
+      </w:rPr>
+    </w:lvl>
+  </w:abstractNum>
+  <w:abstractNum w:abstractNumId="10" w15:restartNumberingAfterBreak="0">
+    <w:nsid w:val="5E5F1DB1"/>
+    <w:multiLevelType w:val="multilevel"/>
+    <w:tmpl w:val="AE349036"/>
+    <w:lvl w:ilvl="0">
+      <w:start w:val="1"/>
+      <w:numFmt w:val="bullet"/>
+      <w:lvlText w:val=""/>
+      <w:lvlJc w:val="left"/>
+      <w:pPr>
+        <w:tabs>
+          <w:tab w:val="num" w:pos="720"/>
+        </w:tabs>
+        <w:ind w:left="720" w:hanging="360"/>
+      </w:pPr>
+      <w:rPr>
+        <w:rFonts w:ascii="Symbol" w:hAnsi="Symbol" w:hint="default"/>
+        <w:sz w:val="20"/>
+      </w:rPr>
+    </w:lvl>
+    <w:lvl w:ilvl="1" w:tentative="1">
+      <w:start w:val="1"/>
+      <w:numFmt w:val="bullet"/>
+      <w:lvlText w:val="o"/>
+      <w:lvlJc w:val="left"/>
+      <w:pPr>
+        <w:tabs>
+          <w:tab w:val="num" w:pos="1440"/>
+        </w:tabs>
+        <w:ind w:left="1440" w:hanging="360"/>
+      </w:pPr>
+      <w:rPr>
+        <w:rFonts w:ascii="Courier New" w:hAnsi="Courier New" w:hint="default"/>
+        <w:sz w:val="20"/>
+      </w:rPr>
+    </w:lvl>
+    <w:lvl w:ilvl="2" w:tentative="1">
+      <w:start w:val="1"/>
+      <w:numFmt w:val="bullet"/>
+      <w:lvlText w:val=""/>
+      <w:lvlJc w:val="left"/>
+      <w:pPr>
+        <w:tabs>
+          <w:tab w:val="num" w:pos="2160"/>
+        </w:tabs>
+        <w:ind w:left="2160" w:hanging="360"/>
+      </w:pPr>
+      <w:rPr>
+        <w:rFonts w:ascii="Wingdings" w:hAnsi="Wingdings" w:hint="default"/>
+        <w:sz w:val="20"/>
+      </w:rPr>
+    </w:lvl>
+    <w:lvl w:ilvl="3" w:tentative="1">
+      <w:start w:val="1"/>
+      <w:numFmt w:val="bullet"/>
+      <w:lvlText w:val=""/>
+      <w:lvlJc w:val="left"/>
+      <w:pPr>
+        <w:tabs>
+          <w:tab w:val="num" w:pos="2880"/>
+        </w:tabs>
+        <w:ind w:left="2880" w:hanging="360"/>
+      </w:pPr>
+      <w:rPr>
+        <w:rFonts w:ascii="Wingdings" w:hAnsi="Wingdings" w:hint="default"/>
+        <w:sz w:val="20"/>
+      </w:rPr>
+    </w:lvl>
+    <w:lvl w:ilvl="4" w:tentative="1">
+      <w:start w:val="1"/>
+      <w:numFmt w:val="bullet"/>
+      <w:lvlText w:val=""/>
+      <w:lvlJc w:val="left"/>
+      <w:pPr>
+        <w:tabs>
+          <w:tab w:val="num" w:pos="3600"/>
+        </w:tabs>
+        <w:ind w:left="3600" w:hanging="360"/>
+      </w:pPr>
+      <w:rPr>
+        <w:rFonts w:ascii="Wingdings" w:hAnsi="Wingdings" w:hint="default"/>
+        <w:sz w:val="20"/>
+      </w:rPr>
+    </w:lvl>
+    <w:lvl w:ilvl="5" w:tentative="1">
+      <w:start w:val="1"/>
+      <w:numFmt w:val="bullet"/>
+      <w:lvlText w:val=""/>
+      <w:lvlJc w:val="left"/>
+      <w:pPr>
+        <w:tabs>
+          <w:tab w:val="num" w:pos="4320"/>
+        </w:tabs>
+        <w:ind w:left="4320" w:hanging="360"/>
+      </w:pPr>
+      <w:rPr>
+        <w:rFonts w:ascii="Wingdings" w:hAnsi="Wingdings" w:hint="default"/>
+        <w:sz w:val="20"/>
+      </w:rPr>
+    </w:lvl>
+    <w:lvl w:ilvl="6" w:tentative="1">
+      <w:start w:val="1"/>
+      <w:numFmt w:val="bullet"/>
+      <w:lvlText w:val=""/>
+      <w:lvlJc w:val="left"/>
+      <w:pPr>
+        <w:tabs>
+          <w:tab w:val="num" w:pos="5040"/>
+        </w:tabs>
+        <w:ind w:left="5040" w:hanging="360"/>
+      </w:pPr>
+      <w:rPr>
+        <w:rFonts w:ascii="Wingdings" w:hAnsi="Wingdings" w:hint="default"/>
+        <w:sz w:val="20"/>
+      </w:rPr>
+    </w:lvl>
+    <w:lvl w:ilvl="7" w:tentative="1">
+      <w:start w:val="1"/>
+      <w:numFmt w:val="bullet"/>
+      <w:lvlText w:val=""/>
+      <w:lvlJc w:val="left"/>
+      <w:pPr>
+        <w:tabs>
+          <w:tab w:val="num" w:pos="5760"/>
+        </w:tabs>
+        <w:ind w:left="5760" w:hanging="360"/>
+      </w:pPr>
+      <w:rPr>
+        <w:rFonts w:ascii="Wingdings" w:hAnsi="Wingdings" w:hint="default"/>
+        <w:sz w:val="20"/>
+      </w:rPr>
+    </w:lvl>
+    <w:lvl w:ilvl="8" w:tentative="1">
+      <w:start w:val="1"/>
+      <w:numFmt w:val="bullet"/>
+      <w:lvlText w:val=""/>
+      <w:lvlJc w:val="left"/>
+      <w:pPr>
+        <w:tabs>
+          <w:tab w:val="num" w:pos="6480"/>
+        </w:tabs>
+        <w:ind w:left="6480" w:hanging="360"/>
+      </w:pPr>
+      <w:rPr>
+        <w:rFonts w:ascii="Wingdings" w:hAnsi="Wingdings" w:hint="default"/>
+        <w:sz w:val="20"/>
+      </w:rPr>
+    </w:lvl>
+  </w:abstractNum>
+  <w:abstractNum w:abstractNumId="11" w15:restartNumberingAfterBreak="0">
+    <w:nsid w:val="65ED0B87"/>
+    <w:multiLevelType w:val="multilevel"/>
+    <w:tmpl w:val="CDA83646"/>
+    <w:lvl w:ilvl="0">
+      <w:start w:val="1"/>
+      <w:numFmt w:val="bullet"/>
+      <w:lvlText w:val=""/>
+      <w:lvlJc w:val="left"/>
+      <w:pPr>
+        <w:tabs>
+          <w:tab w:val="num" w:pos="720"/>
+        </w:tabs>
+        <w:ind w:left="720" w:hanging="360"/>
+      </w:pPr>
+      <w:rPr>
+        <w:rFonts w:ascii="Symbol" w:hAnsi="Symbol" w:hint="default"/>
+        <w:sz w:val="20"/>
+      </w:rPr>
+    </w:lvl>
+    <w:lvl w:ilvl="1" w:tentative="1">
+      <w:start w:val="1"/>
+      <w:numFmt w:val="bullet"/>
+      <w:lvlText w:val="o"/>
+      <w:lvlJc w:val="left"/>
+      <w:pPr>
+        <w:tabs>
+          <w:tab w:val="num" w:pos="1440"/>
+        </w:tabs>
+        <w:ind w:left="1440" w:hanging="360"/>
+      </w:pPr>
+      <w:rPr>
+        <w:rFonts w:ascii="Courier New" w:hAnsi="Courier New" w:hint="default"/>
+        <w:sz w:val="20"/>
+      </w:rPr>
+    </w:lvl>
+    <w:lvl w:ilvl="2" w:tentative="1">
+      <w:start w:val="1"/>
+      <w:numFmt w:val="bullet"/>
+      <w:lvlText w:val=""/>
+      <w:lvlJc w:val="left"/>
+      <w:pPr>
+        <w:tabs>
+          <w:tab w:val="num" w:pos="2160"/>
+        </w:tabs>
+        <w:ind w:left="2160" w:hanging="360"/>
+      </w:pPr>
+      <w:rPr>
+        <w:rFonts w:ascii="Wingdings" w:hAnsi="Wingdings" w:hint="default"/>
+        <w:sz w:val="20"/>
+      </w:rPr>
+    </w:lvl>
+    <w:lvl w:ilvl="3" w:tentative="1">
+      <w:start w:val="1"/>
+      <w:numFmt w:val="bullet"/>
+      <w:lvlText w:val=""/>
+      <w:lvlJc w:val="left"/>
+      <w:pPr>
+        <w:tabs>
+          <w:tab w:val="num" w:pos="2880"/>
+        </w:tabs>
+        <w:ind w:left="2880" w:hanging="360"/>
+      </w:pPr>
+      <w:rPr>
+        <w:rFonts w:ascii="Wingdings" w:hAnsi="Wingdings" w:hint="default"/>
+        <w:sz w:val="20"/>
+      </w:rPr>
+    </w:lvl>
+    <w:lvl w:ilvl="4" w:tentative="1">
+      <w:start w:val="1"/>
+      <w:numFmt w:val="bullet"/>
+      <w:lvlText w:val=""/>
+      <w:lvlJc w:val="left"/>
+      <w:pPr>
+        <w:tabs>
+          <w:tab w:val="num" w:pos="3600"/>
+        </w:tabs>
+        <w:ind w:left="3600" w:hanging="360"/>
+      </w:pPr>
+      <w:rPr>
+        <w:rFonts w:ascii="Wingdings" w:hAnsi="Wingdings" w:hint="default"/>
+        <w:sz w:val="20"/>
+      </w:rPr>
+    </w:lvl>
+    <w:lvl w:ilvl="5" w:tentative="1">
+      <w:start w:val="1"/>
+      <w:numFmt w:val="bullet"/>
+      <w:lvlText w:val=""/>
+      <w:lvlJc w:val="left"/>
+      <w:pPr>
+        <w:tabs>
+          <w:tab w:val="num" w:pos="4320"/>
+        </w:tabs>
+        <w:ind w:left="4320" w:hanging="360"/>
+      </w:pPr>
+      <w:rPr>
+        <w:rFonts w:ascii="Wingdings" w:hAnsi="Wingdings" w:hint="default"/>
+        <w:sz w:val="20"/>
+      </w:rPr>
+    </w:lvl>
+    <w:lvl w:ilvl="6" w:tentative="1">
+      <w:start w:val="1"/>
+      <w:numFmt w:val="bullet"/>
+      <w:lvlText w:val=""/>
+      <w:lvlJc w:val="left"/>
+      <w:pPr>
+        <w:tabs>
+          <w:tab w:val="num" w:pos="5040"/>
+        </w:tabs>
+        <w:ind w:left="5040" w:hanging="360"/>
+      </w:pPr>
+      <w:rPr>
+        <w:rFonts w:ascii="Wingdings" w:hAnsi="Wingdings" w:hint="default"/>
+        <w:sz w:val="20"/>
+      </w:rPr>
+    </w:lvl>
+    <w:lvl w:ilvl="7" w:tentative="1">
+      <w:start w:val="1"/>
+      <w:numFmt w:val="bullet"/>
+      <w:lvlText w:val=""/>
+      <w:lvlJc w:val="left"/>
+      <w:pPr>
+        <w:tabs>
+          <w:tab w:val="num" w:pos="5760"/>
+        </w:tabs>
+        <w:ind w:left="5760" w:hanging="360"/>
+      </w:pPr>
+      <w:rPr>
+        <w:rFonts w:ascii="Wingdings" w:hAnsi="Wingdings" w:hint="default"/>
+        <w:sz w:val="20"/>
+      </w:rPr>
+    </w:lvl>
+    <w:lvl w:ilvl="8" w:tentative="1">
+      <w:start w:val="1"/>
+      <w:numFmt w:val="bullet"/>
+      <w:lvlText w:val=""/>
+      <w:lvlJc w:val="left"/>
+      <w:pPr>
+        <w:tabs>
+          <w:tab w:val="num" w:pos="6480"/>
+        </w:tabs>
+        <w:ind w:left="6480" w:hanging="360"/>
+      </w:pPr>
+      <w:rPr>
+        <w:rFonts w:ascii="Wingdings" w:hAnsi="Wingdings" w:hint="default"/>
+        <w:sz w:val="20"/>
+      </w:rPr>
+    </w:lvl>
+  </w:abstractNum>
+  <w:abstractNum w:abstractNumId="12" w15:restartNumberingAfterBreak="0">
+    <w:nsid w:val="669F1E10"/>
+    <w:multiLevelType w:val="multilevel"/>
+    <w:tmpl w:val="1E4469E0"/>
+    <w:lvl w:ilvl="0">
+      <w:start w:val="1"/>
+      <w:numFmt w:val="bullet"/>
+      <w:lvlText w:val=""/>
+      <w:lvlJc w:val="left"/>
+      <w:pPr>
+        <w:tabs>
+          <w:tab w:val="num" w:pos="720"/>
+        </w:tabs>
+        <w:ind w:left="720" w:hanging="360"/>
+      </w:pPr>
+      <w:rPr>
+        <w:rFonts w:ascii="Symbol" w:hAnsi="Symbol" w:hint="default"/>
+        <w:sz w:val="20"/>
+      </w:rPr>
+    </w:lvl>
+    <w:lvl w:ilvl="1" w:tentative="1">
+      <w:start w:val="1"/>
+      <w:numFmt w:val="bullet"/>
+      <w:lvlText w:val="o"/>
+      <w:lvlJc w:val="left"/>
+      <w:pPr>
+        <w:tabs>
+          <w:tab w:val="num" w:pos="1440"/>
+        </w:tabs>
+        <w:ind w:left="1440" w:hanging="360"/>
+      </w:pPr>
+      <w:rPr>
+        <w:rFonts w:ascii="Courier New" w:hAnsi="Courier New" w:hint="default"/>
+        <w:sz w:val="20"/>
+      </w:rPr>
+    </w:lvl>
+    <w:lvl w:ilvl="2" w:tentative="1">
+      <w:start w:val="1"/>
+      <w:numFmt w:val="bullet"/>
+      <w:lvlText w:val=""/>
+      <w:lvlJc w:val="left"/>
+      <w:pPr>
+        <w:tabs>
+          <w:tab w:val="num" w:pos="2160"/>
+        </w:tabs>
+        <w:ind w:left="2160" w:hanging="360"/>
+      </w:pPr>
+      <w:rPr>
+        <w:rFonts w:ascii="Wingdings" w:hAnsi="Wingdings" w:hint="default"/>
+        <w:sz w:val="20"/>
+      </w:rPr>
+    </w:lvl>
+    <w:lvl w:ilvl="3" w:tentative="1">
+      <w:start w:val="1"/>
+      <w:numFmt w:val="bullet"/>
+      <w:lvlText w:val=""/>
+      <w:lvlJc w:val="left"/>
+      <w:pPr>
+        <w:tabs>
+          <w:tab w:val="num" w:pos="2880"/>
+        </w:tabs>
+        <w:ind w:left="2880" w:hanging="360"/>
+      </w:pPr>
+      <w:rPr>
+        <w:rFonts w:ascii="Wingdings" w:hAnsi="Wingdings" w:hint="default"/>
+        <w:sz w:val="20"/>
+      </w:rPr>
+    </w:lvl>
+    <w:lvl w:ilvl="4" w:tentative="1">
+      <w:start w:val="1"/>
+      <w:numFmt w:val="bullet"/>
+      <w:lvlText w:val=""/>
+      <w:lvlJc w:val="left"/>
+      <w:pPr>
+        <w:tabs>
+          <w:tab w:val="num" w:pos="3600"/>
+        </w:tabs>
+        <w:ind w:left="3600" w:hanging="360"/>
+      </w:pPr>
+      <w:rPr>
+        <w:rFonts w:ascii="Wingdings" w:hAnsi="Wingdings" w:hint="default"/>
+        <w:sz w:val="20"/>
+      </w:rPr>
+    </w:lvl>
+    <w:lvl w:ilvl="5" w:tentative="1">
+      <w:start w:val="1"/>
+      <w:numFmt w:val="bullet"/>
+      <w:lvlText w:val=""/>
+      <w:lvlJc w:val="left"/>
+      <w:pPr>
+        <w:tabs>
+          <w:tab w:val="num" w:pos="4320"/>
+        </w:tabs>
+        <w:ind w:left="4320" w:hanging="360"/>
+      </w:pPr>
+      <w:rPr>
+        <w:rFonts w:ascii="Wingdings" w:hAnsi="Wingdings" w:hint="default"/>
+        <w:sz w:val="20"/>
+      </w:rPr>
+    </w:lvl>
+    <w:lvl w:ilvl="6" w:tentative="1">
+      <w:start w:val="1"/>
+      <w:numFmt w:val="bullet"/>
+      <w:lvlText w:val=""/>
+      <w:lvlJc w:val="left"/>
+      <w:pPr>
+        <w:tabs>
+          <w:tab w:val="num" w:pos="5040"/>
+        </w:tabs>
+        <w:ind w:left="5040" w:hanging="360"/>
+      </w:pPr>
+      <w:rPr>
+        <w:rFonts w:ascii="Wingdings" w:hAnsi="Wingdings" w:hint="default"/>
+        <w:sz w:val="20"/>
+      </w:rPr>
+    </w:lvl>
+    <w:lvl w:ilvl="7" w:tentative="1">
+      <w:start w:val="1"/>
+      <w:numFmt w:val="bullet"/>
+      <w:lvlText w:val=""/>
+      <w:lvlJc w:val="left"/>
+      <w:pPr>
+        <w:tabs>
+          <w:tab w:val="num" w:pos="5760"/>
+        </w:tabs>
+        <w:ind w:left="5760" w:hanging="360"/>
+      </w:pPr>
+      <w:rPr>
+        <w:rFonts w:ascii="Wingdings" w:hAnsi="Wingdings" w:hint="default"/>
+        <w:sz w:val="20"/>
+      </w:rPr>
+    </w:lvl>
+    <w:lvl w:ilvl="8" w:tentative="1">
+      <w:start w:val="1"/>
+      <w:numFmt w:val="bullet"/>
+      <w:lvlText w:val=""/>
+      <w:lvlJc w:val="left"/>
+      <w:pPr>
+        <w:tabs>
+          <w:tab w:val="num" w:pos="6480"/>
+        </w:tabs>
+        <w:ind w:left="6480" w:hanging="360"/>
+      </w:pPr>
+      <w:rPr>
+        <w:rFonts w:ascii="Wingdings" w:hAnsi="Wingdings" w:hint="default"/>
+        <w:sz w:val="20"/>
+      </w:rPr>
+    </w:lvl>
+  </w:abstractNum>
+  <w:abstractNum w:abstractNumId="13" w15:restartNumberingAfterBreak="0">
+    <w:nsid w:val="69D857EA"/>
+    <w:multiLevelType w:val="multilevel"/>
+    <w:tmpl w:val="DFE4C1D4"/>
+    <w:lvl w:ilvl="0">
+      <w:start w:val="1"/>
+      <w:numFmt w:val="bullet"/>
+      <w:lvlText w:val=""/>
+      <w:lvlJc w:val="left"/>
+      <w:pPr>
+        <w:tabs>
+          <w:tab w:val="num" w:pos="720"/>
+        </w:tabs>
+        <w:ind w:left="720" w:hanging="360"/>
+      </w:pPr>
+      <w:rPr>
+        <w:rFonts w:ascii="Symbol" w:hAnsi="Symbol" w:hint="default"/>
+        <w:sz w:val="20"/>
+      </w:rPr>
+    </w:lvl>
+    <w:lvl w:ilvl="1" w:tentative="1">
+      <w:start w:val="1"/>
+      <w:numFmt w:val="bullet"/>
+      <w:lvlText w:val="o"/>
+      <w:lvlJc w:val="left"/>
+      <w:pPr>
+        <w:tabs>
+          <w:tab w:val="num" w:pos="1440"/>
+        </w:tabs>
+        <w:ind w:left="1440" w:hanging="360"/>
+      </w:pPr>
+      <w:rPr>
+        <w:rFonts w:ascii="Courier New" w:hAnsi="Courier New" w:hint="default"/>
+        <w:sz w:val="20"/>
+      </w:rPr>
+    </w:lvl>
+    <w:lvl w:ilvl="2" w:tentative="1">
+      <w:start w:val="1"/>
+      <w:numFmt w:val="bullet"/>
+      <w:lvlText w:val=""/>
+      <w:lvlJc w:val="left"/>
+      <w:pPr>
+        <w:tabs>
+          <w:tab w:val="num" w:pos="2160"/>
+        </w:tabs>
+        <w:ind w:left="2160" w:hanging="360"/>
+      </w:pPr>
+      <w:rPr>
+        <w:rFonts w:ascii="Wingdings" w:hAnsi="Wingdings" w:hint="default"/>
+        <w:sz w:val="20"/>
+      </w:rPr>
+    </w:lvl>
+    <w:lvl w:ilvl="3" w:tentative="1">
+      <w:start w:val="1"/>
+      <w:numFmt w:val="bullet"/>
+      <w:lvlText w:val=""/>
+      <w:lvlJc w:val="left"/>
+      <w:pPr>
+        <w:tabs>
+          <w:tab w:val="num" w:pos="2880"/>
+        </w:tabs>
+        <w:ind w:left="2880" w:hanging="360"/>
+      </w:pPr>
+      <w:rPr>
+        <w:rFonts w:ascii="Wingdings" w:hAnsi="Wingdings" w:hint="default"/>
+        <w:sz w:val="20"/>
+      </w:rPr>
+    </w:lvl>
+    <w:lvl w:ilvl="4" w:tentative="1">
+      <w:start w:val="1"/>
+      <w:numFmt w:val="bullet"/>
+      <w:lvlText w:val=""/>
+      <w:lvlJc w:val="left"/>
+      <w:pPr>
+        <w:tabs>
+          <w:tab w:val="num" w:pos="3600"/>
+        </w:tabs>
+        <w:ind w:left="3600" w:hanging="360"/>
+      </w:pPr>
+      <w:rPr>
+        <w:rFonts w:ascii="Wingdings" w:hAnsi="Wingdings" w:hint="default"/>
+        <w:sz w:val="20"/>
+      </w:rPr>
+    </w:lvl>
+    <w:lvl w:ilvl="5" w:tentative="1">
+      <w:start w:val="1"/>
+      <w:numFmt w:val="bullet"/>
+      <w:lvlText w:val=""/>
+      <w:lvlJc w:val="left"/>
+      <w:pPr>
+        <w:tabs>
+          <w:tab w:val="num" w:pos="4320"/>
+        </w:tabs>
+        <w:ind w:left="4320" w:hanging="360"/>
+      </w:pPr>
+      <w:rPr>
+        <w:rFonts w:ascii="Wingdings" w:hAnsi="Wingdings" w:hint="default"/>
+        <w:sz w:val="20"/>
+      </w:rPr>
+    </w:lvl>
+    <w:lvl w:ilvl="6" w:tentative="1">
+      <w:start w:val="1"/>
+      <w:numFmt w:val="bullet"/>
+      <w:lvlText w:val=""/>
+      <w:lvlJc w:val="left"/>
+      <w:pPr>
+        <w:tabs>
+          <w:tab w:val="num" w:pos="5040"/>
+        </w:tabs>
+        <w:ind w:left="5040" w:hanging="360"/>
+      </w:pPr>
+      <w:rPr>
+        <w:rFonts w:ascii="Wingdings" w:hAnsi="Wingdings" w:hint="default"/>
+        <w:sz w:val="20"/>
+      </w:rPr>
+    </w:lvl>
+    <w:lvl w:ilvl="7" w:tentative="1">
+      <w:start w:val="1"/>
+      <w:numFmt w:val="bullet"/>
+      <w:lvlText w:val=""/>
+      <w:lvlJc w:val="left"/>
+      <w:pPr>
+        <w:tabs>
+          <w:tab w:val="num" w:pos="5760"/>
+        </w:tabs>
+        <w:ind w:left="5760" w:hanging="360"/>
+      </w:pPr>
+      <w:rPr>
+        <w:rFonts w:ascii="Wingdings" w:hAnsi="Wingdings" w:hint="default"/>
+        <w:sz w:val="20"/>
+      </w:rPr>
+    </w:lvl>
+    <w:lvl w:ilvl="8" w:tentative="1">
+      <w:start w:val="1"/>
+      <w:numFmt w:val="bullet"/>
+      <w:lvlText w:val=""/>
+      <w:lvlJc w:val="left"/>
+      <w:pPr>
+        <w:tabs>
+          <w:tab w:val="num" w:pos="6480"/>
+        </w:tabs>
+        <w:ind w:left="6480" w:hanging="360"/>
+      </w:pPr>
+      <w:rPr>
+        <w:rFonts w:ascii="Wingdings" w:hAnsi="Wingdings" w:hint="default"/>
+        <w:sz w:val="20"/>
+      </w:rPr>
+    </w:lvl>
+  </w:abstractNum>
+  <w:abstractNum w:abstractNumId="14" w15:restartNumberingAfterBreak="0">
+    <w:nsid w:val="6AB449C4"/>
+    <w:multiLevelType w:val="multilevel"/>
+    <w:tmpl w:val="4C32945E"/>
+    <w:lvl w:ilvl="0">
+      <w:start w:val="1"/>
+      <w:numFmt w:val="bullet"/>
+      <w:lvlText w:val=""/>
+      <w:lvlJc w:val="left"/>
+      <w:pPr>
+        <w:tabs>
+          <w:tab w:val="num" w:pos="720"/>
+        </w:tabs>
+        <w:ind w:left="720" w:hanging="360"/>
+      </w:pPr>
+      <w:rPr>
+        <w:rFonts w:ascii="Symbol" w:hAnsi="Symbol" w:hint="default"/>
+        <w:sz w:val="20"/>
+      </w:rPr>
+    </w:lvl>
+    <w:lvl w:ilvl="1" w:tentative="1">
+      <w:start w:val="1"/>
+      <w:numFmt w:val="bullet"/>
+      <w:lvlText w:val="o"/>
+      <w:lvlJc w:val="left"/>
+      <w:pPr>
+        <w:tabs>
+          <w:tab w:val="num" w:pos="1440"/>
+        </w:tabs>
+        <w:ind w:left="1440" w:hanging="360"/>
+      </w:pPr>
+      <w:rPr>
+        <w:rFonts w:ascii="Courier New" w:hAnsi="Courier New" w:hint="default"/>
+        <w:sz w:val="20"/>
+      </w:rPr>
+    </w:lvl>
+    <w:lvl w:ilvl="2" w:tentative="1">
+      <w:start w:val="1"/>
+      <w:numFmt w:val="bullet"/>
+      <w:lvlText w:val=""/>
+      <w:lvlJc w:val="left"/>
+      <w:pPr>
+        <w:tabs>
+          <w:tab w:val="num" w:pos="2160"/>
+        </w:tabs>
+        <w:ind w:left="2160" w:hanging="360"/>
+      </w:pPr>
+      <w:rPr>
+        <w:rFonts w:ascii="Wingdings" w:hAnsi="Wingdings" w:hint="default"/>
+        <w:sz w:val="20"/>
+      </w:rPr>
+    </w:lvl>
+    <w:lvl w:ilvl="3" w:tentative="1">
+      <w:start w:val="1"/>
+      <w:numFmt w:val="bullet"/>
+      <w:lvlText w:val=""/>
+      <w:lvlJc w:val="left"/>
+      <w:pPr>
+        <w:tabs>
+          <w:tab w:val="num" w:pos="2880"/>
+        </w:tabs>
+        <w:ind w:left="2880" w:hanging="360"/>
+      </w:pPr>
+      <w:rPr>
+        <w:rFonts w:ascii="Wingdings" w:hAnsi="Wingdings" w:hint="default"/>
+        <w:sz w:val="20"/>
+      </w:rPr>
+    </w:lvl>
+    <w:lvl w:ilvl="4" w:tentative="1">
+      <w:start w:val="1"/>
+      <w:numFmt w:val="bullet"/>
+      <w:lvlText w:val=""/>
+      <w:lvlJc w:val="left"/>
+      <w:pPr>
+        <w:tabs>
+          <w:tab w:val="num" w:pos="3600"/>
+        </w:tabs>
+        <w:ind w:left="3600" w:hanging="360"/>
+      </w:pPr>
+      <w:rPr>
+        <w:rFonts w:ascii="Wingdings" w:hAnsi="Wingdings" w:hint="default"/>
+        <w:sz w:val="20"/>
+      </w:rPr>
+    </w:lvl>
+    <w:lvl w:ilvl="5" w:tentative="1">
+      <w:start w:val="1"/>
+      <w:numFmt w:val="bullet"/>
+      <w:lvlText w:val=""/>
+      <w:lvlJc w:val="left"/>
+      <w:pPr>
+        <w:tabs>
+          <w:tab w:val="num" w:pos="4320"/>
+        </w:tabs>
+        <w:ind w:left="4320" w:hanging="360"/>
+      </w:pPr>
+      <w:rPr>
+        <w:rFonts w:ascii="Wingdings" w:hAnsi="Wingdings" w:hint="default"/>
+        <w:sz w:val="20"/>
+      </w:rPr>
+    </w:lvl>
+    <w:lvl w:ilvl="6" w:tentative="1">
+      <w:start w:val="1"/>
+      <w:numFmt w:val="bullet"/>
+      <w:lvlText w:val=""/>
+      <w:lvlJc w:val="left"/>
+      <w:pPr>
+        <w:tabs>
+          <w:tab w:val="num" w:pos="5040"/>
+        </w:tabs>
+        <w:ind w:left="5040" w:hanging="360"/>
+      </w:pPr>
+      <w:rPr>
+        <w:rFonts w:ascii="Wingdings" w:hAnsi="Wingdings" w:hint="default"/>
+        <w:sz w:val="20"/>
+      </w:rPr>
+    </w:lvl>
+    <w:lvl w:ilvl="7" w:tentative="1">
+      <w:start w:val="1"/>
+      <w:numFmt w:val="bullet"/>
+      <w:lvlText w:val=""/>
+      <w:lvlJc w:val="left"/>
+      <w:pPr>
+        <w:tabs>
+          <w:tab w:val="num" w:pos="5760"/>
+        </w:tabs>
+        <w:ind w:left="5760" w:hanging="360"/>
+      </w:pPr>
+      <w:rPr>
+        <w:rFonts w:ascii="Wingdings" w:hAnsi="Wingdings" w:hint="default"/>
+        <w:sz w:val="20"/>
+      </w:rPr>
+    </w:lvl>
+    <w:lvl w:ilvl="8" w:tentative="1">
+      <w:start w:val="1"/>
+      <w:numFmt w:val="bullet"/>
+      <w:lvlText w:val=""/>
+      <w:lvlJc w:val="left"/>
+      <w:pPr>
+        <w:tabs>
+          <w:tab w:val="num" w:pos="6480"/>
+        </w:tabs>
+        <w:ind w:left="6480" w:hanging="360"/>
+      </w:pPr>
+      <w:rPr>
+        <w:rFonts w:ascii="Wingdings" w:hAnsi="Wingdings" w:hint="default"/>
+        <w:sz w:val="20"/>
+      </w:rPr>
+    </w:lvl>
+  </w:abstractNum>
   <w:num w:numId="1" w16cid:durableId="140968734">
+    <w:abstractNumId w:val="8"/>
+  </w:num>
+  <w:num w:numId="2" w16cid:durableId="1051927638">
+    <w:abstractNumId w:val="6"/>
+  </w:num>
+  <w:num w:numId="3" w16cid:durableId="1769423921">
+    <w:abstractNumId w:val="0"/>
+  </w:num>
+  <w:num w:numId="4" w16cid:durableId="1552882369">
+    <w:abstractNumId w:val="9"/>
+  </w:num>
+  <w:num w:numId="5" w16cid:durableId="2112577859">
+    <w:abstractNumId w:val="2"/>
+  </w:num>
+  <w:num w:numId="6" w16cid:durableId="1711342190">
+    <w:abstractNumId w:val="10"/>
+  </w:num>
+  <w:num w:numId="7" w16cid:durableId="967903458">
+    <w:abstractNumId w:val="11"/>
+  </w:num>
+  <w:num w:numId="8" w16cid:durableId="1252858900">
+    <w:abstractNumId w:val="13"/>
+  </w:num>
+  <w:num w:numId="9" w16cid:durableId="1763262784">
+    <w:abstractNumId w:val="7"/>
+  </w:num>
+  <w:num w:numId="10" w16cid:durableId="189027300">
+    <w:abstractNumId w:val="12"/>
+  </w:num>
+  <w:num w:numId="11" w16cid:durableId="1664506777">
     <w:abstractNumId w:val="1"/>
   </w:num>
-  <w:num w:numId="2" w16cid:durableId="1051927638">
-    <w:abstractNumId w:val="0"/>
+  <w:num w:numId="12" w16cid:durableId="1859272815">
+    <w:abstractNumId w:val="5"/>
+  </w:num>
+  <w:num w:numId="13" w16cid:durableId="1660963910">
+    <w:abstractNumId w:val="3"/>
+  </w:num>
+  <w:num w:numId="14" w16cid:durableId="640497191">
+    <w:abstractNumId w:val="14"/>
+  </w:num>
+  <w:num w:numId="15" w16cid:durableId="37055031">
+    <w:abstractNumId w:val="4"/>
   </w:num>
 </w:numbering>
 </file>
